--- a/Docs/Resume-Saathi_Production_Deployment_Guide.docx
+++ b/Docs/Resume-Saathi_Production_Deployment_Guide.docx
@@ -3,61 +3,112 @@
 <w:document xmlns:wpc="http://schemas.microsoft.com/office/word/2010/wordprocessingCanvas" xmlns:mo="http://schemas.microsoft.com/office/mac/office/2008/main" xmlns:mc="http://schemas.openxmlformats.org/markup-compatibility/2006" xmlns:mv="urn:schemas-microsoft-com:mac:vml" xmlns:o="urn:schemas-microsoft-com:office:office" xmlns:r="http://schemas.openxmlformats.org/officeDocument/2006/relationships" xmlns:m="http://schemas.openxmlformats.org/officeDocument/2006/math" xmlns:v="urn:schemas-microsoft-com:vml" xmlns:wp14="http://schemas.microsoft.com/office/word/2010/wordprocessingDrawing" xmlns:wp="http://schemas.openxmlformats.org/drawingml/2006/wordprocessingDrawing" xmlns:w10="urn:schemas-microsoft-com:office:word" xmlns:w="http://schemas.openxmlformats.org/wordprocessingml/2006/main" xmlns:w14="http://schemas.microsoft.com/office/word/2010/wordml" xmlns:wpg="http://schemas.microsoft.com/office/word/2010/wordprocessingGroup" xmlns:wpi="http://schemas.microsoft.com/office/word/2010/wordprocessingInk" xmlns:wne="http://schemas.microsoft.com/office/word/2006/wordml" xmlns:wps="http://schemas.microsoft.com/office/word/2010/wordprocessingShape" mc:Ignorable="w14 wp14">
   <w:body>
     <w:p>
+      <w:pPr>
+        <w:spacing w:before="240" w:after="40"/>
+      </w:pPr>
       <w:r>
         <w:rPr>
           <w:rFonts w:ascii="Calibri" w:hAnsi="Calibri"/>
           <w:b/>
-          <w:color w:val="1E40AF"/>
-          <w:sz w:val="56"/>
+          <w:color w:val="1E3A8A"/>
+          <w:sz w:val="52"/>
         </w:rPr>
         <w:t>Resume-Saathi</w:t>
       </w:r>
     </w:p>
     <w:p>
+      <w:pPr>
+        <w:spacing w:before="0" w:after="40"/>
+      </w:pPr>
       <w:r>
         <w:rPr>
           <w:rFonts w:ascii="Calibri" w:hAnsi="Calibri"/>
           <w:color w:val="4B5563"/>
           <w:sz w:val="28"/>
         </w:rPr>
-        <w:t>Production Deployment, Architecture &amp; Operations Guide</w:t>
-      </w:r>
-    </w:p>
-    <w:p>
-      <w:r>
-        <w:rPr>
-          <w:rFonts w:ascii="Calibri" w:hAnsi="Calibri"/>
-          <w:i/>
-          <w:color w:val="4B5563"/>
-          <w:sz w:val="20"/>
-        </w:rPr>
-        <w:t>Version 1.0.0  |  Ubuntu 22.04/24.04, Docker Compose, Nginx Reverse Proxy, Let's Encrypt SSL, AWS SSM</w:t>
+        <w:t>Production Deployment, CloudFront CDN, ACM SSL &amp; Operations Guide</w:t>
       </w:r>
     </w:p>
     <w:p>
       <w:pPr>
-        <w:pStyle w:val="Heading1"/>
+        <w:spacing w:before="0" w:after="320"/>
       </w:pPr>
       <w:r>
-        <w:t>1. Executive Overview</w:t>
-      </w:r>
-    </w:p>
-    <w:p>
-      <w:r>
-        <w:t>Resume-Saathi is an enterprise-grade AI resume creation, analysis, and career guidance platform. The production deployment utilizes a containerized micro-service architecture managed via Docker Compose, fronted by a host Nginx reverse proxy with automated SSL certificate issuance and renewal via Let's Encrypt Certbot. Continuous Integration and Continuous Deployment (CI/CD) is fully automated through GitHub Actions and AWS Systems Manager (SSM).</w:t>
+        <w:rPr>
+          <w:rFonts w:ascii="Calibri" w:hAnsi="Calibri"/>
+          <w:color w:val="64748B"/>
+          <w:sz w:val="19"/>
+        </w:rPr>
+        <w:t>Version 1.1.0 (Production Verified)  |  Ubuntu 22.04 / 24.04 LTS  |  AWS CloudFront CDN + ACM  |  Docker Compose  |  Nginx Cloaking</w:t>
       </w:r>
     </w:p>
     <w:p>
       <w:pPr>
-        <w:pStyle w:val="Heading1"/>
+        <w:keepNext/>
+        <w:spacing w:before="280" w:after="80"/>
       </w:pPr>
       <w:r>
+        <w:rPr>
+          <w:rFonts w:ascii="Calibri" w:hAnsi="Calibri"/>
+          <w:b/>
+          <w:color w:val="1E3A8A"/>
+          <w:sz w:val="32"/>
+        </w:rPr>
+        <w:t>1. Executive Overview &amp; Production Topology</w:t>
+      </w:r>
+    </w:p>
+    <w:p>
+      <w:pPr>
+        <w:spacing w:before="20" w:after="80" w:line="276" w:lineRule="auto"/>
+      </w:pPr>
+      <w:r>
+        <w:rPr>
+          <w:rFonts w:ascii="Calibri" w:hAnsi="Calibri"/>
+          <w:color w:val="334155"/>
+          <w:sz w:val="21"/>
+        </w:rPr>
+        <w:t>Resume-Saathi is an enterprise-grade AI resume creation, analysis, and career guidance platform. The production deployment utilizes a hardened multi-tier architecture featuring global CDN acceleration, end-to-end TLS encryption, origin cloaking, and containerized microservices managed via Docker Compose. Continuous Deployment (CD) is fully automated through GitHub Actions and AWS Systems Manager (SSM) without exposing SSH ports.</w:t>
+      </w:r>
+    </w:p>
+    <w:p>
+      <w:pPr>
+        <w:spacing w:before="20" w:after="80" w:line="276" w:lineRule="auto"/>
+      </w:pPr>
+      <w:r>
+        <w:rPr>
+          <w:rFonts w:ascii="Calibri" w:hAnsi="Calibri"/>
+          <w:color w:val="334155"/>
+          <w:sz w:val="21"/>
+        </w:rPr>
+        <w:t>All public traffic is ingested exclusively through AWS CloudFront edge points of presence (POPs) backed by AWS Certificate Manager (ACM) SSL. The EC2 origin server is shielded using Nginx secret header verification (X-Origin-Verify), dropping any direct IP scanners, automated crawlers, or DDoS probes at the socket layer with HTTP 444 before they can consume application CPU or memory.</w:t>
+      </w:r>
+    </w:p>
+    <w:p>
+      <w:pPr>
+        <w:keepNext/>
+        <w:spacing w:before="280" w:after="80"/>
+      </w:pPr>
+      <w:r>
+        <w:rPr>
+          <w:rFonts w:ascii="Calibri" w:hAnsi="Calibri"/>
+          <w:b/>
+          <w:color w:val="1E3A8A"/>
+          <w:sz w:val="32"/>
+        </w:rPr>
         <w:t>2. System Architecture &amp; Traffic Routing</w:t>
       </w:r>
     </w:p>
     <w:p>
+      <w:pPr>
+        <w:spacing w:before="20" w:after="80" w:line="276" w:lineRule="auto"/>
+      </w:pPr>
       <w:r>
-        <w:t>The production infrastructure enforces strict network isolation. Only standard web ports (80 and 443) are exposed to the public internet on the host. The backend service is strictly reachable only through an internal Docker bridge network.</w:t>
+        <w:rPr>
+          <w:rFonts w:ascii="Calibri" w:hAnsi="Calibri"/>
+          <w:color w:val="334155"/>
+          <w:sz w:val="21"/>
+        </w:rPr>
+        <w:t>The diagram below illustrates the live production request flow from end-users to microservice containers:</w:t>
       </w:r>
     </w:p>
     <w:tbl>
@@ -67,23 +118,141 @@
         <w:tblLook w:firstColumn="1" w:firstRow="1" w:lastColumn="0" w:lastRow="0" w:noHBand="0" w:noVBand="1" w:val="04A0"/>
       </w:tblPr>
       <w:tblGrid>
-        <w:gridCol w:w="2340"/>
-        <w:gridCol w:w="2340"/>
-        <w:gridCol w:w="2340"/>
-        <w:gridCol w:w="2340"/>
+        <w:gridCol w:w="9936"/>
       </w:tblGrid>
       <w:tr>
         <w:tc>
           <w:tcPr>
-            <w:tcW w:type="dxa" w:w="2340"/>
-            <w:shd w:fill="1E3A8A"/>
+            <w:tcW w:type="dxa" w:w="9936"/>
+            <w:shd w:fill="0F172A"/>
+            <w:tcMar>
+              <w:top w:w="90" w:type="dxa"/>
+              <w:bottom w:w="90" w:type="dxa"/>
+              <w:left w:w="140" w:type="dxa"/>
+              <w:right w:w="140" w:type="dxa"/>
+            </w:tcMar>
+            <w:tcBorders>
+              <w:left w:val="single" w:sz="8" w:space="0" w:color="334155"/>
+              <w:top w:val="single" w:sz="8" w:space="0" w:color="334155"/>
+              <w:bottom w:val="single" w:sz="8" w:space="0" w:color="334155"/>
+              <w:right w:val="single" w:sz="8" w:space="0" w:color="334155"/>
+            </w:tcBorders>
           </w:tcPr>
           <w:p>
+            <w:pPr>
+              <w:spacing w:before="40" w:after="40" w:line="276" w:lineRule="auto"/>
+            </w:pPr>
             <w:r>
               <w:rPr>
+                <w:rFonts w:ascii="Consolas" w:hAnsi="Consolas"/>
+                <w:color w:val="F1F5F9"/>
+                <w:sz w:val="17"/>
+              </w:rPr>
+              <w:t>Global End Users (HTTPS / TLSv1.3 on Port 443)</w:t>
+              <w:br/>
+              <w:t xml:space="preserve">       │</w:t>
+              <w:br/>
+              <w:t xml:space="preserve">       ▼</w:t>
+              <w:br/>
+              <w:t>┌────────────────────────────────────────────────────────────────────────┐</w:t>
+              <w:br/>
+              <w:t>│ AWS CloudFront CDN (Global Edge POPs e.g. DEL51 Delhi)                 │</w:t>
+              <w:br/>
+              <w:t>│  - Domain Aliases: resumesaathi.tusharsaini.tech &amp; www.               │</w:t>
+              <w:br/>
+              <w:t>│  - Edge SSL / TLS: AWS Certificate Manager (ACM us-east-1 RSA 2048)    │</w:t>
+              <w:br/>
+              <w:t>│  - SPA Custom Error Responses: 403 &amp; 404 -&gt; /index.html (200 OK)       │</w:t>
+              <w:br/>
+              <w:t>│  - Origin Custom Header: X-Origin-Verify = &lt;SECRET_TOKEN&gt;              │</w:t>
+              <w:br/>
+              <w:t>└──────────────┬─────────────────────────────────────────┬───────────────┘</w:t>
+              <w:br/>
+              <w:t xml:space="preserve">               │ Precedence 1: Default (*)               │ Precedence 0: /api/*</w:t>
+              <w:br/>
+              <w:t xml:space="preserve">               │ Cache: Managed-CachingOptimized         │ Cache: Managed-CachingDisabled</w:t>
+              <w:br/>
+              <w:t xml:space="preserve">               │ (Serves JS, CSS, Media from Edge)       │ (Direct Dynamic Passthrough)</w:t>
+              <w:br/>
+              <w:t xml:space="preserve">               ▼                                         ▼</w:t>
+              <w:br/>
+              <w:t>┌────────────────────────────────────────────────────────────────────────┐</w:t>
+              <w:br/>
+              <w:t>│ AWS EC2 Origin Server (Ubuntu 22.04 / 24.04 LTS - Mumbai ap-south-1)   │</w:t>
+              <w:br/>
+              <w:t>│  - Origin SSL: Let's Encrypt (Certbot TLSv1.2/1.3 on Port 443)         │</w:t>
+              <w:br/>
+              <w:t>│  - Origin Cloaking: Validates X-Origin-Verify (Non-matching -&gt; 444)    │</w:t>
+              <w:br/>
+              <w:t>│  - Host Nginx: Listens on 0.0.0.0:443 (SSL) and 0.0.0.0:80 (ACME)     │</w:t>
+              <w:br/>
+              <w:t>└──────────────────────────────┬─────────────────────────────────────────┘</w:t>
+              <w:br/>
+              <w:t xml:space="preserve">                               │ (proxy_pass: 127.0.0.1:3000)</w:t>
+              <w:br/>
+              <w:t xml:space="preserve">                               ▼</w:t>
+              <w:br/>
+              <w:t>┌────────────────────────────────────────────────────────────────────────┐</w:t>
+              <w:br/>
+              <w:t>│ Docker Containerized Microservices                                     │</w:t>
+              <w:br/>
+              <w:t>│  - resume-frontend-container : React Vite SPA (127.0.0.1:3000 -&gt; 80)   │</w:t>
+              <w:br/>
+              <w:t>│  - resume-backend-container  : Node.js Express REST API (:5000 bridge) │</w:t>
+              <w:br/>
+              <w:t>└────────────────────────────────────────────────────────────────────────┘</w:t>
+            </w:r>
+          </w:p>
+        </w:tc>
+      </w:tr>
+    </w:tbl>
+    <w:p>
+      <w:pPr>
+        <w:spacing w:after="40"/>
+      </w:pPr>
+    </w:p>
+    <w:tbl>
+      <w:tblPr>
+        <w:tblW w:type="auto" w:w="0"/>
+        <w:jc w:val="center"/>
+        <w:tblLook w:firstColumn="1" w:firstRow="1" w:lastColumn="0" w:lastRow="0" w:noHBand="0" w:noVBand="1" w:val="04A0"/>
+        <w:tblBorders>
+          <w:top w:val="single" w:sz="4" w:space="0" w:color="CBD5E1"/>
+          <w:bottom w:val="single" w:sz="4" w:space="0" w:color="CBD5E1"/>
+          <w:insideH w:val="single" w:sz="4" w:space="0" w:color="CBD5E1"/>
+          <w:insideV w:val="none"/>
+          <w:left w:val="none"/>
+          <w:right w:val="none"/>
+        </w:tblBorders>
+      </w:tblPr>
+      <w:tblGrid>
+        <w:gridCol w:w="2484"/>
+        <w:gridCol w:w="2484"/>
+        <w:gridCol w:w="2484"/>
+        <w:gridCol w:w="2484"/>
+      </w:tblGrid>
+      <w:tr>
+        <w:tc>
+          <w:tcPr>
+            <w:tcW w:type="dxa" w:w="2016"/>
+            <w:shd w:fill="1E3A8A"/>
+            <w:tcMar>
+              <w:top w:w="100" w:type="dxa"/>
+              <w:bottom w:w="100" w:type="dxa"/>
+              <w:left w:w="120" w:type="dxa"/>
+              <w:right w:w="120" w:type="dxa"/>
+            </w:tcMar>
+          </w:tcPr>
+          <w:p>
+            <w:pPr>
+              <w:spacing w:before="20" w:after="20"/>
+            </w:pPr>
+            <w:r>
+              <w:rPr>
+                <w:rFonts w:ascii="Calibri" w:hAnsi="Calibri"/>
                 <w:b/>
                 <w:color w:val="FFFFFF"/>
-                <w:sz w:val="20"/>
+                <w:sz w:val="19"/>
               </w:rPr>
               <w:t>Component</w:t>
             </w:r>
@@ -91,15 +260,25 @@
         </w:tc>
         <w:tc>
           <w:tcPr>
-            <w:tcW w:type="dxa" w:w="2340"/>
+            <w:tcW w:type="dxa" w:w="2592"/>
             <w:shd w:fill="1E3A8A"/>
+            <w:tcMar>
+              <w:top w:w="100" w:type="dxa"/>
+              <w:bottom w:w="100" w:type="dxa"/>
+              <w:left w:w="120" w:type="dxa"/>
+              <w:right w:w="120" w:type="dxa"/>
+            </w:tcMar>
           </w:tcPr>
           <w:p>
+            <w:pPr>
+              <w:spacing w:before="20" w:after="20"/>
+            </w:pPr>
             <w:r>
               <w:rPr>
+                <w:rFonts w:ascii="Calibri" w:hAnsi="Calibri"/>
                 <w:b/>
                 <w:color w:val="FFFFFF"/>
-                <w:sz w:val="20"/>
+                <w:sz w:val="19"/>
               </w:rPr>
               <w:t>Technology</w:t>
             </w:r>
@@ -107,15 +286,25 @@
         </w:tc>
         <w:tc>
           <w:tcPr>
-            <w:tcW w:type="dxa" w:w="2340"/>
+            <w:tcW w:type="dxa" w:w="2592"/>
             <w:shd w:fill="1E3A8A"/>
+            <w:tcMar>
+              <w:top w:w="100" w:type="dxa"/>
+              <w:bottom w:w="100" w:type="dxa"/>
+              <w:left w:w="120" w:type="dxa"/>
+              <w:right w:w="120" w:type="dxa"/>
+            </w:tcMar>
           </w:tcPr>
           <w:p>
+            <w:pPr>
+              <w:spacing w:before="20" w:after="20"/>
+            </w:pPr>
             <w:r>
               <w:rPr>
+                <w:rFonts w:ascii="Calibri" w:hAnsi="Calibri"/>
                 <w:b/>
                 <w:color w:val="FFFFFF"/>
-                <w:sz w:val="20"/>
+                <w:sz w:val="19"/>
               </w:rPr>
               <w:t>Network / Port</w:t>
             </w:r>
@@ -123,17 +312,27 @@
         </w:tc>
         <w:tc>
           <w:tcPr>
-            <w:tcW w:type="dxa" w:w="2340"/>
+            <w:tcW w:type="dxa" w:w="2880"/>
             <w:shd w:fill="1E3A8A"/>
+            <w:tcMar>
+              <w:top w:w="100" w:type="dxa"/>
+              <w:bottom w:w="100" w:type="dxa"/>
+              <w:left w:w="120" w:type="dxa"/>
+              <w:right w:w="120" w:type="dxa"/>
+            </w:tcMar>
           </w:tcPr>
           <w:p>
+            <w:pPr>
+              <w:spacing w:before="20" w:after="20"/>
+            </w:pPr>
             <w:r>
               <w:rPr>
+                <w:rFonts w:ascii="Calibri" w:hAnsi="Calibri"/>
                 <w:b/>
                 <w:color w:val="FFFFFF"/>
-                <w:sz w:val="20"/>
+                <w:sz w:val="19"/>
               </w:rPr>
-              <w:t>Public Exposure</w:t>
+              <w:t>Security &amp; Exposure</w:t>
             </w:r>
           </w:p>
         </w:tc>
@@ -141,7 +340,7 @@
       <w:tr>
         <w:tc>
           <w:tcPr>
-            <w:tcW w:type="dxa" w:w="2340"/>
+            <w:tcW w:type="dxa" w:w="2016"/>
             <w:shd w:fill="FFFFFF"/>
             <w:tcMar>
               <w:top w:w="80" w:type="dxa"/>
@@ -151,17 +350,22 @@
             </w:tcMar>
           </w:tcPr>
           <w:p>
+            <w:pPr>
+              <w:spacing w:before="20" w:after="20" w:line="276" w:lineRule="auto"/>
+            </w:pPr>
             <w:r>
               <w:rPr>
-                <w:sz w:val="19"/>
+                <w:rFonts w:ascii="Calibri" w:hAnsi="Calibri"/>
+                <w:color w:val="1E293B"/>
+                <w:sz w:val="18"/>
               </w:rPr>
-              <w:t>Host Reverse Proxy</w:t>
+              <w:t>CDN Edge</w:t>
             </w:r>
           </w:p>
         </w:tc>
         <w:tc>
           <w:tcPr>
-            <w:tcW w:type="dxa" w:w="2340"/>
+            <w:tcW w:type="dxa" w:w="2592"/>
             <w:shd w:fill="FFFFFF"/>
             <w:tcMar>
               <w:top w:w="80" w:type="dxa"/>
@@ -171,17 +375,22 @@
             </w:tcMar>
           </w:tcPr>
           <w:p>
+            <w:pPr>
+              <w:spacing w:before="20" w:after="20" w:line="276" w:lineRule="auto"/>
+            </w:pPr>
             <w:r>
               <w:rPr>
-                <w:sz w:val="19"/>
+                <w:rFonts w:ascii="Calibri" w:hAnsi="Calibri"/>
+                <w:color w:val="1E293B"/>
+                <w:sz w:val="18"/>
               </w:rPr>
-              <w:t>Nginx 1.28 + Certbot</w:t>
+              <w:t>AWS CloudFront</w:t>
             </w:r>
           </w:p>
         </w:tc>
         <w:tc>
           <w:tcPr>
-            <w:tcW w:type="dxa" w:w="2340"/>
+            <w:tcW w:type="dxa" w:w="2592"/>
             <w:shd w:fill="FFFFFF"/>
             <w:tcMar>
               <w:top w:w="80" w:type="dxa"/>
@@ -191,17 +400,22 @@
             </w:tcMar>
           </w:tcPr>
           <w:p>
+            <w:pPr>
+              <w:spacing w:before="20" w:after="20" w:line="276" w:lineRule="auto"/>
+            </w:pPr>
             <w:r>
               <w:rPr>
-                <w:sz w:val="19"/>
+                <w:rFonts w:ascii="Calibri" w:hAnsi="Calibri"/>
+                <w:color w:val="1E293B"/>
+                <w:sz w:val="18"/>
               </w:rPr>
-              <w:t>Ports 80 &amp; 443 (TCP)</w:t>
+              <w:t>Anycast Global Edge (443)</w:t>
             </w:r>
           </w:p>
         </w:tc>
         <w:tc>
           <w:tcPr>
-            <w:tcW w:type="dxa" w:w="2340"/>
+            <w:tcW w:type="dxa" w:w="2880"/>
             <w:shd w:fill="FFFFFF"/>
             <w:tcMar>
               <w:top w:w="80" w:type="dxa"/>
@@ -211,11 +425,16 @@
             </w:tcMar>
           </w:tcPr>
           <w:p>
+            <w:pPr>
+              <w:spacing w:before="20" w:after="20" w:line="276" w:lineRule="auto"/>
+            </w:pPr>
             <w:r>
               <w:rPr>
-                <w:sz w:val="19"/>
+                <w:rFonts w:ascii="Calibri" w:hAnsi="Calibri"/>
+                <w:color w:val="1E293B"/>
+                <w:sz w:val="18"/>
               </w:rPr>
-              <w:t>Public (Internet)</w:t>
+              <w:t>Public Entry Point (ACM SSL)</w:t>
             </w:r>
           </w:p>
         </w:tc>
@@ -223,8 +442,8 @@
       <w:tr>
         <w:tc>
           <w:tcPr>
-            <w:tcW w:type="dxa" w:w="2340"/>
-            <w:shd w:fill="F3F4F6"/>
+            <w:tcW w:type="dxa" w:w="2016"/>
+            <w:shd w:fill="F8FAFC"/>
             <w:tcMar>
               <w:top w:w="80" w:type="dxa"/>
               <w:bottom w:w="80" w:type="dxa"/>
@@ -233,18 +452,23 @@
             </w:tcMar>
           </w:tcPr>
           <w:p>
+            <w:pPr>
+              <w:spacing w:before="20" w:after="20" w:line="276" w:lineRule="auto"/>
+            </w:pPr>
             <w:r>
               <w:rPr>
-                <w:sz w:val="19"/>
+                <w:rFonts w:ascii="Calibri" w:hAnsi="Calibri"/>
+                <w:color w:val="1E293B"/>
+                <w:sz w:val="18"/>
               </w:rPr>
-              <w:t>Frontend Client</w:t>
+              <w:t>Origin Server</w:t>
             </w:r>
           </w:p>
         </w:tc>
         <w:tc>
           <w:tcPr>
-            <w:tcW w:type="dxa" w:w="2340"/>
-            <w:shd w:fill="F3F4F6"/>
+            <w:tcW w:type="dxa" w:w="2592"/>
+            <w:shd w:fill="F8FAFC"/>
             <w:tcMar>
               <w:top w:w="80" w:type="dxa"/>
               <w:bottom w:w="80" w:type="dxa"/>
@@ -253,18 +477,23 @@
             </w:tcMar>
           </w:tcPr>
           <w:p>
+            <w:pPr>
+              <w:spacing w:before="20" w:after="20" w:line="276" w:lineRule="auto"/>
+            </w:pPr>
             <w:r>
               <w:rPr>
-                <w:sz w:val="19"/>
+                <w:rFonts w:ascii="Calibri" w:hAnsi="Calibri"/>
+                <w:color w:val="1E293B"/>
+                <w:sz w:val="18"/>
               </w:rPr>
-              <w:t>React SPA + Nginx Alpine</w:t>
+              <w:t>AWS EC2 Ubuntu Host</w:t>
             </w:r>
           </w:p>
         </w:tc>
         <w:tc>
           <w:tcPr>
-            <w:tcW w:type="dxa" w:w="2340"/>
-            <w:shd w:fill="F3F4F6"/>
+            <w:tcW w:type="dxa" w:w="2592"/>
+            <w:shd w:fill="F8FAFC"/>
             <w:tcMar>
               <w:top w:w="80" w:type="dxa"/>
               <w:bottom w:w="80" w:type="dxa"/>
@@ -273,18 +502,23 @@
             </w:tcMar>
           </w:tcPr>
           <w:p>
+            <w:pPr>
+              <w:spacing w:before="20" w:after="20" w:line="276" w:lineRule="auto"/>
+            </w:pPr>
             <w:r>
               <w:rPr>
-                <w:sz w:val="19"/>
+                <w:rFonts w:ascii="Calibri" w:hAnsi="Calibri"/>
+                <w:color w:val="1E293B"/>
+                <w:sz w:val="18"/>
               </w:rPr>
-              <w:t>127.0.0.1:3000 -&gt; 80</w:t>
+              <w:t>Ports 80 &amp; 443 (TCP)</w:t>
             </w:r>
           </w:p>
         </w:tc>
         <w:tc>
           <w:tcPr>
-            <w:tcW w:type="dxa" w:w="2340"/>
-            <w:shd w:fill="F3F4F6"/>
+            <w:tcW w:type="dxa" w:w="2880"/>
+            <w:shd w:fill="F8FAFC"/>
             <w:tcMar>
               <w:top w:w="80" w:type="dxa"/>
               <w:bottom w:w="80" w:type="dxa"/>
@@ -293,11 +527,16 @@
             </w:tcMar>
           </w:tcPr>
           <w:p>
+            <w:pPr>
+              <w:spacing w:before="20" w:after="20" w:line="276" w:lineRule="auto"/>
+            </w:pPr>
             <w:r>
               <w:rPr>
-                <w:sz w:val="19"/>
+                <w:rFonts w:ascii="Calibri" w:hAnsi="Calibri"/>
+                <w:color w:val="1E293B"/>
+                <w:sz w:val="18"/>
               </w:rPr>
-              <w:t>Internal / Proxied via Host</w:t>
+              <w:t>Restricted by X-Origin-Verify (Secret Header)</w:t>
             </w:r>
           </w:p>
         </w:tc>
@@ -305,7 +544,7 @@
       <w:tr>
         <w:tc>
           <w:tcPr>
-            <w:tcW w:type="dxa" w:w="2340"/>
+            <w:tcW w:type="dxa" w:w="2016"/>
             <w:shd w:fill="FFFFFF"/>
             <w:tcMar>
               <w:top w:w="80" w:type="dxa"/>
@@ -315,17 +554,22 @@
             </w:tcMar>
           </w:tcPr>
           <w:p>
+            <w:pPr>
+              <w:spacing w:before="20" w:after="20" w:line="276" w:lineRule="auto"/>
+            </w:pPr>
             <w:r>
               <w:rPr>
-                <w:sz w:val="19"/>
+                <w:rFonts w:ascii="Calibri" w:hAnsi="Calibri"/>
+                <w:color w:val="1E293B"/>
+                <w:sz w:val="18"/>
               </w:rPr>
-              <w:t>Backend API</w:t>
+              <w:t>Origin Web Server</w:t>
             </w:r>
           </w:p>
         </w:tc>
         <w:tc>
           <w:tcPr>
-            <w:tcW w:type="dxa" w:w="2340"/>
+            <w:tcW w:type="dxa" w:w="2592"/>
             <w:shd w:fill="FFFFFF"/>
             <w:tcMar>
               <w:top w:w="80" w:type="dxa"/>
@@ -335,17 +579,22 @@
             </w:tcMar>
           </w:tcPr>
           <w:p>
+            <w:pPr>
+              <w:spacing w:before="20" w:after="20" w:line="276" w:lineRule="auto"/>
+            </w:pPr>
             <w:r>
               <w:rPr>
-                <w:sz w:val="19"/>
+                <w:rFonts w:ascii="Calibri" w:hAnsi="Calibri"/>
+                <w:color w:val="1E293B"/>
+                <w:sz w:val="18"/>
               </w:rPr>
-              <w:t>Node.js 20 Express</w:t>
+              <w:t>Nginx 1.28 + Certbot</w:t>
             </w:r>
           </w:p>
         </w:tc>
         <w:tc>
           <w:tcPr>
-            <w:tcW w:type="dxa" w:w="2340"/>
+            <w:tcW w:type="dxa" w:w="2592"/>
             <w:shd w:fill="FFFFFF"/>
             <w:tcMar>
               <w:top w:w="80" w:type="dxa"/>
@@ -355,17 +604,22 @@
             </w:tcMar>
           </w:tcPr>
           <w:p>
+            <w:pPr>
+              <w:spacing w:before="20" w:after="20" w:line="276" w:lineRule="auto"/>
+            </w:pPr>
             <w:r>
               <w:rPr>
-                <w:sz w:val="19"/>
+                <w:rFonts w:ascii="Calibri" w:hAnsi="Calibri"/>
+                <w:color w:val="1E293B"/>
+                <w:sz w:val="18"/>
               </w:rPr>
-              <w:t>Internal app-network:5000</w:t>
+              <w:t>0.0.0.0:443 (SSL) &amp; :80</w:t>
             </w:r>
           </w:p>
         </w:tc>
         <w:tc>
           <w:tcPr>
-            <w:tcW w:type="dxa" w:w="2340"/>
+            <w:tcW w:type="dxa" w:w="2880"/>
             <w:shd w:fill="FFFFFF"/>
             <w:tcMar>
               <w:top w:w="80" w:type="dxa"/>
@@ -375,11 +629,16 @@
             </w:tcMar>
           </w:tcPr>
           <w:p>
+            <w:pPr>
+              <w:spacing w:before="20" w:after="20" w:line="276" w:lineRule="auto"/>
+            </w:pPr>
             <w:r>
               <w:rPr>
-                <w:sz w:val="19"/>
+                <w:rFonts w:ascii="Calibri" w:hAnsi="Calibri"/>
+                <w:color w:val="1E293B"/>
+                <w:sz w:val="18"/>
               </w:rPr>
-              <w:t>Private (Isolated Docker Network)</w:t>
+              <w:t>Let's Encrypt Origin Cert; Drops direct IP (444)</w:t>
             </w:r>
           </w:p>
         </w:tc>
@@ -387,8 +646,8 @@
       <w:tr>
         <w:tc>
           <w:tcPr>
-            <w:tcW w:type="dxa" w:w="2340"/>
-            <w:shd w:fill="F3F4F6"/>
+            <w:tcW w:type="dxa" w:w="2016"/>
+            <w:shd w:fill="F8FAFC"/>
             <w:tcMar>
               <w:top w:w="80" w:type="dxa"/>
               <w:bottom w:w="80" w:type="dxa"/>
@@ -397,18 +656,23 @@
             </w:tcMar>
           </w:tcPr>
           <w:p>
+            <w:pPr>
+              <w:spacing w:before="20" w:after="20" w:line="276" w:lineRule="auto"/>
+            </w:pPr>
             <w:r>
               <w:rPr>
-                <w:sz w:val="19"/>
+                <w:rFonts w:ascii="Calibri" w:hAnsi="Calibri"/>
+                <w:color w:val="1E293B"/>
+                <w:sz w:val="18"/>
               </w:rPr>
-              <w:t>Database &amp; Storage</w:t>
+              <w:t>Frontend Container</w:t>
             </w:r>
           </w:p>
         </w:tc>
         <w:tc>
           <w:tcPr>
-            <w:tcW w:type="dxa" w:w="2340"/>
-            <w:shd w:fill="F3F4F6"/>
+            <w:tcW w:type="dxa" w:w="2592"/>
+            <w:shd w:fill="F8FAFC"/>
             <w:tcMar>
               <w:top w:w="80" w:type="dxa"/>
               <w:bottom w:w="80" w:type="dxa"/>
@@ -417,18 +681,23 @@
             </w:tcMar>
           </w:tcPr>
           <w:p>
+            <w:pPr>
+              <w:spacing w:before="20" w:after="20" w:line="276" w:lineRule="auto"/>
+            </w:pPr>
             <w:r>
               <w:rPr>
-                <w:sz w:val="19"/>
+                <w:rFonts w:ascii="Calibri" w:hAnsi="Calibri"/>
+                <w:color w:val="1E293B"/>
+                <w:sz w:val="18"/>
               </w:rPr>
-              <w:t>MongoDB Atlas &amp; Cloudinary</w:t>
+              <w:t>React Vite + Nginx Alpine</w:t>
             </w:r>
           </w:p>
         </w:tc>
         <w:tc>
           <w:tcPr>
-            <w:tcW w:type="dxa" w:w="2340"/>
-            <w:shd w:fill="F3F4F6"/>
+            <w:tcW w:type="dxa" w:w="2592"/>
+            <w:shd w:fill="F8FAFC"/>
             <w:tcMar>
               <w:top w:w="80" w:type="dxa"/>
               <w:bottom w:w="80" w:type="dxa"/>
@@ -437,18 +706,23 @@
             </w:tcMar>
           </w:tcPr>
           <w:p>
+            <w:pPr>
+              <w:spacing w:before="20" w:after="20" w:line="276" w:lineRule="auto"/>
+            </w:pPr>
             <w:r>
               <w:rPr>
-                <w:sz w:val="19"/>
+                <w:rFonts w:ascii="Calibri" w:hAnsi="Calibri"/>
+                <w:color w:val="1E293B"/>
+                <w:sz w:val="18"/>
               </w:rPr>
-              <w:t>External TLS / Cloud Endpoints</w:t>
+              <w:t>127.0.0.1:3000 -&gt; 80</w:t>
             </w:r>
           </w:p>
         </w:tc>
         <w:tc>
           <w:tcPr>
-            <w:tcW w:type="dxa" w:w="2340"/>
-            <w:shd w:fill="F3F4F6"/>
+            <w:tcW w:type="dxa" w:w="2880"/>
+            <w:shd w:fill="F8FAFC"/>
             <w:tcMar>
               <w:top w:w="80" w:type="dxa"/>
               <w:bottom w:w="80" w:type="dxa"/>
@@ -457,11 +731,118 @@
             </w:tcMar>
           </w:tcPr>
           <w:p>
+            <w:pPr>
+              <w:spacing w:before="20" w:after="20" w:line="276" w:lineRule="auto"/>
+            </w:pPr>
             <w:r>
               <w:rPr>
-                <w:sz w:val="19"/>
+                <w:rFonts w:ascii="Calibri" w:hAnsi="Calibri"/>
+                <w:color w:val="1E293B"/>
+                <w:sz w:val="18"/>
               </w:rPr>
-              <w:t>Secure Outbound TLS</w:t>
+              <w:t>Internal Loopback Only (Host Proxied)</w:t>
+            </w:r>
+          </w:p>
+        </w:tc>
+      </w:tr>
+      <w:tr>
+        <w:tc>
+          <w:tcPr>
+            <w:tcW w:type="dxa" w:w="2016"/>
+            <w:shd w:fill="FFFFFF"/>
+            <w:tcMar>
+              <w:top w:w="80" w:type="dxa"/>
+              <w:bottom w:w="80" w:type="dxa"/>
+              <w:left w:w="120" w:type="dxa"/>
+              <w:right w:w="120" w:type="dxa"/>
+            </w:tcMar>
+          </w:tcPr>
+          <w:p>
+            <w:pPr>
+              <w:spacing w:before="20" w:after="20" w:line="276" w:lineRule="auto"/>
+            </w:pPr>
+            <w:r>
+              <w:rPr>
+                <w:rFonts w:ascii="Calibri" w:hAnsi="Calibri"/>
+                <w:color w:val="1E293B"/>
+                <w:sz w:val="18"/>
+              </w:rPr>
+              <w:t>Backend Container</w:t>
+            </w:r>
+          </w:p>
+        </w:tc>
+        <w:tc>
+          <w:tcPr>
+            <w:tcW w:type="dxa" w:w="2592"/>
+            <w:shd w:fill="FFFFFF"/>
+            <w:tcMar>
+              <w:top w:w="80" w:type="dxa"/>
+              <w:bottom w:w="80" w:type="dxa"/>
+              <w:left w:w="120" w:type="dxa"/>
+              <w:right w:w="120" w:type="dxa"/>
+            </w:tcMar>
+          </w:tcPr>
+          <w:p>
+            <w:pPr>
+              <w:spacing w:before="20" w:after="20" w:line="276" w:lineRule="auto"/>
+            </w:pPr>
+            <w:r>
+              <w:rPr>
+                <w:rFonts w:ascii="Calibri" w:hAnsi="Calibri"/>
+                <w:color w:val="1E293B"/>
+                <w:sz w:val="18"/>
+              </w:rPr>
+              <w:t>Node.js 20 Express</w:t>
+            </w:r>
+          </w:p>
+        </w:tc>
+        <w:tc>
+          <w:tcPr>
+            <w:tcW w:type="dxa" w:w="2592"/>
+            <w:shd w:fill="FFFFFF"/>
+            <w:tcMar>
+              <w:top w:w="80" w:type="dxa"/>
+              <w:bottom w:w="80" w:type="dxa"/>
+              <w:left w:w="120" w:type="dxa"/>
+              <w:right w:w="120" w:type="dxa"/>
+            </w:tcMar>
+          </w:tcPr>
+          <w:p>
+            <w:pPr>
+              <w:spacing w:before="20" w:after="20" w:line="276" w:lineRule="auto"/>
+            </w:pPr>
+            <w:r>
+              <w:rPr>
+                <w:rFonts w:ascii="Calibri" w:hAnsi="Calibri"/>
+                <w:color w:val="1E293B"/>
+                <w:sz w:val="18"/>
+              </w:rPr>
+              <w:t>app-network:5000</w:t>
+            </w:r>
+          </w:p>
+        </w:tc>
+        <w:tc>
+          <w:tcPr>
+            <w:tcW w:type="dxa" w:w="2880"/>
+            <w:shd w:fill="FFFFFF"/>
+            <w:tcMar>
+              <w:top w:w="80" w:type="dxa"/>
+              <w:bottom w:w="80" w:type="dxa"/>
+              <w:left w:w="120" w:type="dxa"/>
+              <w:right w:w="120" w:type="dxa"/>
+            </w:tcMar>
+          </w:tcPr>
+          <w:p>
+            <w:pPr>
+              <w:spacing w:before="20" w:after="20" w:line="276" w:lineRule="auto"/>
+            </w:pPr>
+            <w:r>
+              <w:rPr>
+                <w:rFonts w:ascii="Calibri" w:hAnsi="Calibri"/>
+                <w:color w:val="1E293B"/>
+                <w:sz w:val="18"/>
+              </w:rPr>
+              <w:t>Isolated Docker Bridge (No Host Port Binding)</w:t>
             </w:r>
           </w:p>
         </w:tc>
@@ -469,15 +850,828 @@
     </w:tbl>
     <w:p>
       <w:pPr>
-        <w:pStyle w:val="Heading1"/>
+        <w:spacing w:after="60"/>
+      </w:pPr>
+    </w:p>
+    <w:p>
+      <w:pPr>
+        <w:keepNext/>
+        <w:spacing w:before="280" w:after="80"/>
       </w:pPr>
       <w:r>
-        <w:t>3. AWS Hardware Specifications &amp; Sizing Analysis</w:t>
+        <w:rPr>
+          <w:rFonts w:ascii="Calibri" w:hAnsi="Calibri"/>
+          <w:b/>
+          <w:color w:val="1E3A8A"/>
+          <w:sz w:val="32"/>
+        </w:rPr>
+        <w:t>3. AWS CloudFront CDN &amp; ACM SSL Setup Guide</w:t>
       </w:r>
     </w:p>
     <w:p>
+      <w:pPr>
+        <w:spacing w:before="20" w:after="80" w:line="276" w:lineRule="auto"/>
+      </w:pPr>
       <w:r>
-        <w:t>The production environment has been benchmarked for cost-efficiency, stability, and zero-downtime performance. Below is the hardware comparison for running the Resume-Saathi Docker stack:</w:t>
+        <w:rPr>
+          <w:rFonts w:ascii="Calibri" w:hAnsi="Calibri"/>
+          <w:color w:val="334155"/>
+          <w:sz w:val="21"/>
+        </w:rPr>
+        <w:t>CloudFront accelerates static assets, terminates TLS near the end-user, and protects the backend origin. The following setup steps were executed and verified in production:</w:t>
+      </w:r>
+    </w:p>
+    <w:p>
+      <w:pPr>
+        <w:keepNext/>
+        <w:spacing w:before="200" w:after="60"/>
+      </w:pPr>
+      <w:r>
+        <w:rPr>
+          <w:rFonts w:ascii="Calibri" w:hAnsi="Calibri"/>
+          <w:b/>
+          <w:color w:val="1E40AF"/>
+          <w:sz w:val="26"/>
+        </w:rPr>
+        <w:t>Step 1: Request Public Certificate in AWS ACM (us-east-1)</w:t>
+      </w:r>
+    </w:p>
+    <w:p>
+      <w:pPr>
+        <w:pStyle w:val="ListBullet"/>
+        <w:spacing w:before="20" w:after="40" w:line="276" w:lineRule="auto"/>
+      </w:pPr>
+      <w:r>
+        <w:rPr>
+          <w:rFonts w:ascii="Calibri" w:hAnsi="Calibri"/>
+          <w:b/>
+          <w:color w:val="1E293B"/>
+          <w:sz w:val="20"/>
+        </w:rPr>
+        <w:t xml:space="preserve">Regional Constraint: </w:t>
+      </w:r>
+      <w:r>
+        <w:rPr>
+          <w:rFonts w:ascii="Calibri" w:hAnsi="Calibri"/>
+          <w:color w:val="334155"/>
+          <w:sz w:val="20"/>
+        </w:rPr>
+        <w:t>CloudFront requires SSL certificates to exist in the US East (N. Virginia) us-east-1 region, even when the EC2 origin resides in ap-south-1 (Mumbai).</w:t>
+      </w:r>
+    </w:p>
+    <w:p>
+      <w:pPr>
+        <w:pStyle w:val="ListBullet"/>
+        <w:spacing w:before="20" w:after="40" w:line="276" w:lineRule="auto"/>
+      </w:pPr>
+      <w:r>
+        <w:rPr>
+          <w:rFonts w:ascii="Calibri" w:hAnsi="Calibri"/>
+          <w:b/>
+          <w:color w:val="1E293B"/>
+          <w:sz w:val="20"/>
+        </w:rPr>
+        <w:t xml:space="preserve">Domain Coverage: </w:t>
+      </w:r>
+      <w:r>
+        <w:rPr>
+          <w:rFonts w:ascii="Calibri" w:hAnsi="Calibri"/>
+          <w:color w:val="334155"/>
+          <w:sz w:val="20"/>
+        </w:rPr>
+        <w:t>Certificate covers resumesaathi.tusharsaini.tech and www.resumesaathi.tusharsaini.tech using DNS validation (RSA 2048).</w:t>
+      </w:r>
+    </w:p>
+    <w:p>
+      <w:pPr>
+        <w:pStyle w:val="ListBullet"/>
+        <w:spacing w:before="20" w:after="40" w:line="276" w:lineRule="auto"/>
+      </w:pPr>
+      <w:r>
+        <w:rPr>
+          <w:rFonts w:ascii="Calibri" w:hAnsi="Calibri"/>
+          <w:b/>
+          <w:color w:val="1E293B"/>
+          <w:sz w:val="20"/>
+        </w:rPr>
+        <w:t xml:space="preserve">Auto-Renewal: </w:t>
+      </w:r>
+      <w:r>
+        <w:rPr>
+          <w:rFonts w:ascii="Calibri" w:hAnsi="Calibri"/>
+          <w:color w:val="334155"/>
+          <w:sz w:val="20"/>
+        </w:rPr>
+        <w:t>Route 53 CNAME validation records were created. ACM validates and automatically renews the certificate annually without manual overhead.</w:t>
+      </w:r>
+    </w:p>
+    <w:p>
+      <w:pPr>
+        <w:keepNext/>
+        <w:spacing w:before="200" w:after="60"/>
+      </w:pPr>
+      <w:r>
+        <w:rPr>
+          <w:rFonts w:ascii="Calibri" w:hAnsi="Calibri"/>
+          <w:b/>
+          <w:color w:val="1E40AF"/>
+          <w:sz w:val="26"/>
+        </w:rPr>
+        <w:t>Step 2: CloudFront Distribution Configuration</w:t>
+      </w:r>
+    </w:p>
+    <w:p>
+      <w:pPr>
+        <w:pStyle w:val="ListBullet"/>
+        <w:spacing w:before="20" w:after="40" w:line="276" w:lineRule="auto"/>
+      </w:pPr>
+      <w:r>
+        <w:rPr>
+          <w:rFonts w:ascii="Calibri" w:hAnsi="Calibri"/>
+          <w:b/>
+          <w:color w:val="1E293B"/>
+          <w:sz w:val="20"/>
+        </w:rPr>
+        <w:t xml:space="preserve">Origin Domain: </w:t>
+      </w:r>
+      <w:r>
+        <w:rPr>
+          <w:rFonts w:ascii="Calibri" w:hAnsi="Calibri"/>
+          <w:color w:val="334155"/>
+          <w:sz w:val="20"/>
+        </w:rPr>
+        <w:t>resumesaathi.tusharsaini.tech (origin domain).</w:t>
+      </w:r>
+    </w:p>
+    <w:p>
+      <w:pPr>
+        <w:pStyle w:val="ListBullet"/>
+        <w:spacing w:before="20" w:after="40" w:line="276" w:lineRule="auto"/>
+      </w:pPr>
+      <w:r>
+        <w:rPr>
+          <w:rFonts w:ascii="Calibri" w:hAnsi="Calibri"/>
+          <w:b/>
+          <w:color w:val="1E293B"/>
+          <w:sz w:val="20"/>
+        </w:rPr>
+        <w:t xml:space="preserve">Origin Protocol: </w:t>
+      </w:r>
+      <w:r>
+        <w:rPr>
+          <w:rFonts w:ascii="Calibri" w:hAnsi="Calibri"/>
+          <w:color w:val="334155"/>
+          <w:sz w:val="20"/>
+        </w:rPr>
+        <w:t>HTTPS only. CloudFront connects to EC2 on port 443 using TLSv1.2. The origin presents a valid Let's Encrypt certificate.</w:t>
+      </w:r>
+    </w:p>
+    <w:p>
+      <w:pPr>
+        <w:pStyle w:val="ListBullet"/>
+        <w:spacing w:before="20" w:after="40" w:line="276" w:lineRule="auto"/>
+      </w:pPr>
+      <w:r>
+        <w:rPr>
+          <w:rFonts w:ascii="Calibri" w:hAnsi="Calibri"/>
+          <w:b/>
+          <w:color w:val="1E293B"/>
+          <w:sz w:val="20"/>
+        </w:rPr>
+        <w:t xml:space="preserve">Origin Custom Header: </w:t>
+      </w:r>
+      <w:r>
+        <w:rPr>
+          <w:rFonts w:ascii="Calibri" w:hAnsi="Calibri"/>
+          <w:color w:val="334155"/>
+          <w:sz w:val="20"/>
+        </w:rPr>
+        <w:t>Header name: X-Origin-Verify, Value: &lt;SECRET_TOKEN&gt;. CloudFront appends this header to every request forwarded to the origin.</w:t>
+      </w:r>
+    </w:p>
+    <w:p>
+      <w:pPr>
+        <w:pStyle w:val="ListBullet"/>
+        <w:spacing w:before="20" w:after="40" w:line="276" w:lineRule="auto"/>
+      </w:pPr>
+      <w:r>
+        <w:rPr>
+          <w:rFonts w:ascii="Calibri" w:hAnsi="Calibri"/>
+          <w:b/>
+          <w:color w:val="1E293B"/>
+          <w:sz w:val="20"/>
+        </w:rPr>
+        <w:t xml:space="preserve">Viewer SSL: </w:t>
+      </w:r>
+      <w:r>
+        <w:rPr>
+          <w:rFonts w:ascii="Calibri" w:hAnsi="Calibri"/>
+          <w:color w:val="334155"/>
+          <w:sz w:val="20"/>
+        </w:rPr>
+        <w:t>Custom SSL certificate from ACM (us-east-1), TLSv1.2 2016 security policy, HTTP/2 &amp; HTTP/3 enabled.</w:t>
+      </w:r>
+    </w:p>
+    <w:p>
+      <w:pPr>
+        <w:keepNext/>
+        <w:spacing w:before="200" w:after="60"/>
+      </w:pPr>
+      <w:r>
+        <w:rPr>
+          <w:rFonts w:ascii="Calibri" w:hAnsi="Calibri"/>
+          <w:b/>
+          <w:color w:val="1E40AF"/>
+          <w:sz w:val="26"/>
+        </w:rPr>
+        <w:t>Step 3: Cache Behaviors &amp; SPA Route Handling</w:t>
+      </w:r>
+    </w:p>
+    <w:p>
+      <w:pPr>
+        <w:spacing w:before="20" w:after="80" w:line="276" w:lineRule="auto"/>
+      </w:pPr>
+      <w:r>
+        <w:rPr>
+          <w:rFonts w:ascii="Calibri" w:hAnsi="Calibri"/>
+          <w:color w:val="334155"/>
+          <w:sz w:val="21"/>
+        </w:rPr>
+        <w:t>To ensure authenticated REST APIs are dynamic while static SPA bundles are cached globally, two behavior rules are configured:</w:t>
+      </w:r>
+    </w:p>
+    <w:tbl>
+      <w:tblPr>
+        <w:tblW w:type="auto" w:w="0"/>
+        <w:jc w:val="center"/>
+        <w:tblLook w:firstColumn="1" w:firstRow="1" w:lastColumn="0" w:lastRow="0" w:noHBand="0" w:noVBand="1" w:val="04A0"/>
+        <w:tblBorders>
+          <w:top w:val="single" w:sz="4" w:space="0" w:color="CBD5E1"/>
+          <w:bottom w:val="single" w:sz="4" w:space="0" w:color="CBD5E1"/>
+          <w:insideH w:val="single" w:sz="4" w:space="0" w:color="CBD5E1"/>
+          <w:insideV w:val="none"/>
+          <w:left w:val="none"/>
+          <w:right w:val="none"/>
+        </w:tblBorders>
+      </w:tblPr>
+      <w:tblGrid>
+        <w:gridCol w:w="1656"/>
+        <w:gridCol w:w="1656"/>
+        <w:gridCol w:w="1656"/>
+        <w:gridCol w:w="1656"/>
+        <w:gridCol w:w="1656"/>
+        <w:gridCol w:w="1656"/>
+      </w:tblGrid>
+      <w:tr>
+        <w:tc>
+          <w:tcPr>
+            <w:tcW w:type="dxa" w:w="1152"/>
+            <w:shd w:fill="1E3A8A"/>
+            <w:tcMar>
+              <w:top w:w="100" w:type="dxa"/>
+              <w:bottom w:w="100" w:type="dxa"/>
+              <w:left w:w="120" w:type="dxa"/>
+              <w:right w:w="120" w:type="dxa"/>
+            </w:tcMar>
+          </w:tcPr>
+          <w:p>
+            <w:pPr>
+              <w:spacing w:before="20" w:after="20"/>
+            </w:pPr>
+            <w:r>
+              <w:rPr>
+                <w:rFonts w:ascii="Calibri" w:hAnsi="Calibri"/>
+                <w:b/>
+                <w:color w:val="FFFFFF"/>
+                <w:sz w:val="19"/>
+              </w:rPr>
+              <w:t>Precedence</w:t>
+            </w:r>
+          </w:p>
+        </w:tc>
+        <w:tc>
+          <w:tcPr>
+            <w:tcW w:type="dxa" w:w="1728"/>
+            <w:shd w:fill="1E3A8A"/>
+            <w:tcMar>
+              <w:top w:w="100" w:type="dxa"/>
+              <w:bottom w:w="100" w:type="dxa"/>
+              <w:left w:w="120" w:type="dxa"/>
+              <w:right w:w="120" w:type="dxa"/>
+            </w:tcMar>
+          </w:tcPr>
+          <w:p>
+            <w:pPr>
+              <w:spacing w:before="20" w:after="20"/>
+            </w:pPr>
+            <w:r>
+              <w:rPr>
+                <w:rFonts w:ascii="Calibri" w:hAnsi="Calibri"/>
+                <w:b/>
+                <w:color w:val="FFFFFF"/>
+                <w:sz w:val="19"/>
+              </w:rPr>
+              <w:t>Path Pattern</w:t>
+            </w:r>
+          </w:p>
+        </w:tc>
+        <w:tc>
+          <w:tcPr>
+            <w:tcW w:type="dxa" w:w="1440"/>
+            <w:shd w:fill="1E3A8A"/>
+            <w:tcMar>
+              <w:top w:w="100" w:type="dxa"/>
+              <w:bottom w:w="100" w:type="dxa"/>
+              <w:left w:w="120" w:type="dxa"/>
+              <w:right w:w="120" w:type="dxa"/>
+            </w:tcMar>
+          </w:tcPr>
+          <w:p>
+            <w:pPr>
+              <w:spacing w:before="20" w:after="20"/>
+            </w:pPr>
+            <w:r>
+              <w:rPr>
+                <w:rFonts w:ascii="Calibri" w:hAnsi="Calibri"/>
+                <w:b/>
+                <w:color w:val="FFFFFF"/>
+                <w:sz w:val="19"/>
+              </w:rPr>
+              <w:t>Origin</w:t>
+            </w:r>
+          </w:p>
+        </w:tc>
+        <w:tc>
+          <w:tcPr>
+            <w:tcW w:type="dxa" w:w="2592"/>
+            <w:shd w:fill="1E3A8A"/>
+            <w:tcMar>
+              <w:top w:w="100" w:type="dxa"/>
+              <w:bottom w:w="100" w:type="dxa"/>
+              <w:left w:w="120" w:type="dxa"/>
+              <w:right w:w="120" w:type="dxa"/>
+            </w:tcMar>
+          </w:tcPr>
+          <w:p>
+            <w:pPr>
+              <w:spacing w:before="20" w:after="20"/>
+            </w:pPr>
+            <w:r>
+              <w:rPr>
+                <w:rFonts w:ascii="Calibri" w:hAnsi="Calibri"/>
+                <w:b/>
+                <w:color w:val="FFFFFF"/>
+                <w:sz w:val="19"/>
+              </w:rPr>
+              <w:t>Cache Policy</w:t>
+            </w:r>
+          </w:p>
+        </w:tc>
+        <w:tc>
+          <w:tcPr>
+            <w:tcW w:type="dxa" w:w="2016"/>
+            <w:shd w:fill="1E3A8A"/>
+            <w:tcMar>
+              <w:top w:w="100" w:type="dxa"/>
+              <w:bottom w:w="100" w:type="dxa"/>
+              <w:left w:w="120" w:type="dxa"/>
+              <w:right w:w="120" w:type="dxa"/>
+            </w:tcMar>
+          </w:tcPr>
+          <w:p>
+            <w:pPr>
+              <w:spacing w:before="20" w:after="20"/>
+            </w:pPr>
+            <w:r>
+              <w:rPr>
+                <w:rFonts w:ascii="Calibri" w:hAnsi="Calibri"/>
+                <w:b/>
+                <w:color w:val="FFFFFF"/>
+                <w:sz w:val="19"/>
+              </w:rPr>
+              <w:t>Origin Request Policy</w:t>
+            </w:r>
+          </w:p>
+        </w:tc>
+        <w:tc>
+          <w:tcPr>
+            <w:tcW w:type="dxa" w:w="1728"/>
+            <w:shd w:fill="1E3A8A"/>
+            <w:tcMar>
+              <w:top w:w="100" w:type="dxa"/>
+              <w:bottom w:w="100" w:type="dxa"/>
+              <w:left w:w="120" w:type="dxa"/>
+              <w:right w:w="120" w:type="dxa"/>
+            </w:tcMar>
+          </w:tcPr>
+          <w:p>
+            <w:pPr>
+              <w:spacing w:before="20" w:after="20"/>
+            </w:pPr>
+            <w:r>
+              <w:rPr>
+                <w:rFonts w:ascii="Calibri" w:hAnsi="Calibri"/>
+                <w:b/>
+                <w:color w:val="FFFFFF"/>
+                <w:sz w:val="19"/>
+              </w:rPr>
+              <w:t>Allowed Methods</w:t>
+            </w:r>
+          </w:p>
+        </w:tc>
+      </w:tr>
+      <w:tr>
+        <w:tc>
+          <w:tcPr>
+            <w:tcW w:type="dxa" w:w="1152"/>
+            <w:shd w:fill="FFFFFF"/>
+            <w:tcMar>
+              <w:top w:w="80" w:type="dxa"/>
+              <w:bottom w:w="80" w:type="dxa"/>
+              <w:left w:w="120" w:type="dxa"/>
+              <w:right w:w="120" w:type="dxa"/>
+            </w:tcMar>
+          </w:tcPr>
+          <w:p>
+            <w:pPr>
+              <w:spacing w:before="20" w:after="20" w:line="276" w:lineRule="auto"/>
+            </w:pPr>
+            <w:r>
+              <w:rPr>
+                <w:rFonts w:ascii="Calibri" w:hAnsi="Calibri"/>
+                <w:color w:val="1E293B"/>
+                <w:sz w:val="18"/>
+              </w:rPr>
+              <w:t>0</w:t>
+            </w:r>
+          </w:p>
+        </w:tc>
+        <w:tc>
+          <w:tcPr>
+            <w:tcW w:type="dxa" w:w="1728"/>
+            <w:shd w:fill="FFFFFF"/>
+            <w:tcMar>
+              <w:top w:w="80" w:type="dxa"/>
+              <w:bottom w:w="80" w:type="dxa"/>
+              <w:left w:w="120" w:type="dxa"/>
+              <w:right w:w="120" w:type="dxa"/>
+            </w:tcMar>
+          </w:tcPr>
+          <w:p>
+            <w:pPr>
+              <w:spacing w:before="20" w:after="20" w:line="276" w:lineRule="auto"/>
+            </w:pPr>
+            <w:r>
+              <w:rPr>
+                <w:rFonts w:ascii="Calibri" w:hAnsi="Calibri"/>
+                <w:color w:val="1E293B"/>
+                <w:sz w:val="18"/>
+              </w:rPr>
+              <w:t>/api/*</w:t>
+            </w:r>
+          </w:p>
+        </w:tc>
+        <w:tc>
+          <w:tcPr>
+            <w:tcW w:type="dxa" w:w="1440"/>
+            <w:shd w:fill="FFFFFF"/>
+            <w:tcMar>
+              <w:top w:w="80" w:type="dxa"/>
+              <w:bottom w:w="80" w:type="dxa"/>
+              <w:left w:w="120" w:type="dxa"/>
+              <w:right w:w="120" w:type="dxa"/>
+            </w:tcMar>
+          </w:tcPr>
+          <w:p>
+            <w:pPr>
+              <w:spacing w:before="20" w:after="20" w:line="276" w:lineRule="auto"/>
+            </w:pPr>
+            <w:r>
+              <w:rPr>
+                <w:rFonts w:ascii="Calibri" w:hAnsi="Calibri"/>
+                <w:color w:val="1E293B"/>
+                <w:sz w:val="18"/>
+              </w:rPr>
+              <w:t>EC2 Origin</w:t>
+            </w:r>
+          </w:p>
+        </w:tc>
+        <w:tc>
+          <w:tcPr>
+            <w:tcW w:type="dxa" w:w="2592"/>
+            <w:shd w:fill="FFFFFF"/>
+            <w:tcMar>
+              <w:top w:w="80" w:type="dxa"/>
+              <w:bottom w:w="80" w:type="dxa"/>
+              <w:left w:w="120" w:type="dxa"/>
+              <w:right w:w="120" w:type="dxa"/>
+            </w:tcMar>
+          </w:tcPr>
+          <w:p>
+            <w:pPr>
+              <w:spacing w:before="20" w:after="20" w:line="276" w:lineRule="auto"/>
+            </w:pPr>
+            <w:r>
+              <w:rPr>
+                <w:rFonts w:ascii="Calibri" w:hAnsi="Calibri"/>
+                <w:color w:val="1E293B"/>
+                <w:sz w:val="18"/>
+              </w:rPr>
+              <w:t>Managed-CachingDisabled</w:t>
+            </w:r>
+          </w:p>
+        </w:tc>
+        <w:tc>
+          <w:tcPr>
+            <w:tcW w:type="dxa" w:w="2016"/>
+            <w:shd w:fill="FFFFFF"/>
+            <w:tcMar>
+              <w:top w:w="80" w:type="dxa"/>
+              <w:bottom w:w="80" w:type="dxa"/>
+              <w:left w:w="120" w:type="dxa"/>
+              <w:right w:w="120" w:type="dxa"/>
+            </w:tcMar>
+          </w:tcPr>
+          <w:p>
+            <w:pPr>
+              <w:spacing w:before="20" w:after="20" w:line="276" w:lineRule="auto"/>
+            </w:pPr>
+            <w:r>
+              <w:rPr>
+                <w:rFonts w:ascii="Calibri" w:hAnsi="Calibri"/>
+                <w:color w:val="1E293B"/>
+                <w:sz w:val="18"/>
+              </w:rPr>
+              <w:t>Managed-AllViewerExceptHostHeader</w:t>
+            </w:r>
+          </w:p>
+        </w:tc>
+        <w:tc>
+          <w:tcPr>
+            <w:tcW w:type="dxa" w:w="1728"/>
+            <w:shd w:fill="FFFFFF"/>
+            <w:tcMar>
+              <w:top w:w="80" w:type="dxa"/>
+              <w:bottom w:w="80" w:type="dxa"/>
+              <w:left w:w="120" w:type="dxa"/>
+              <w:right w:w="120" w:type="dxa"/>
+            </w:tcMar>
+          </w:tcPr>
+          <w:p>
+            <w:pPr>
+              <w:spacing w:before="20" w:after="20" w:line="276" w:lineRule="auto"/>
+            </w:pPr>
+            <w:r>
+              <w:rPr>
+                <w:rFonts w:ascii="Calibri" w:hAnsi="Calibri"/>
+                <w:color w:val="1E293B"/>
+                <w:sz w:val="18"/>
+              </w:rPr>
+              <w:t>GET, HEAD, OPTIONS, PUT, POST, PATCH, DELETE</w:t>
+            </w:r>
+          </w:p>
+        </w:tc>
+      </w:tr>
+      <w:tr>
+        <w:tc>
+          <w:tcPr>
+            <w:tcW w:type="dxa" w:w="1152"/>
+            <w:shd w:fill="F8FAFC"/>
+            <w:tcMar>
+              <w:top w:w="80" w:type="dxa"/>
+              <w:bottom w:w="80" w:type="dxa"/>
+              <w:left w:w="120" w:type="dxa"/>
+              <w:right w:w="120" w:type="dxa"/>
+            </w:tcMar>
+          </w:tcPr>
+          <w:p>
+            <w:pPr>
+              <w:spacing w:before="20" w:after="20" w:line="276" w:lineRule="auto"/>
+            </w:pPr>
+            <w:r>
+              <w:rPr>
+                <w:rFonts w:ascii="Calibri" w:hAnsi="Calibri"/>
+                <w:color w:val="1E293B"/>
+                <w:sz w:val="18"/>
+              </w:rPr>
+              <w:t>1 (Default)</w:t>
+            </w:r>
+          </w:p>
+        </w:tc>
+        <w:tc>
+          <w:tcPr>
+            <w:tcW w:type="dxa" w:w="1728"/>
+            <w:shd w:fill="F8FAFC"/>
+            <w:tcMar>
+              <w:top w:w="80" w:type="dxa"/>
+              <w:bottom w:w="80" w:type="dxa"/>
+              <w:left w:w="120" w:type="dxa"/>
+              <w:right w:w="120" w:type="dxa"/>
+            </w:tcMar>
+          </w:tcPr>
+          <w:p>
+            <w:pPr>
+              <w:spacing w:before="20" w:after="20" w:line="276" w:lineRule="auto"/>
+            </w:pPr>
+            <w:r>
+              <w:rPr>
+                <w:rFonts w:ascii="Calibri" w:hAnsi="Calibri"/>
+                <w:color w:val="1E293B"/>
+                <w:sz w:val="18"/>
+              </w:rPr>
+              <w:t>Default (*)</w:t>
+            </w:r>
+          </w:p>
+        </w:tc>
+        <w:tc>
+          <w:tcPr>
+            <w:tcW w:type="dxa" w:w="1440"/>
+            <w:shd w:fill="F8FAFC"/>
+            <w:tcMar>
+              <w:top w:w="80" w:type="dxa"/>
+              <w:bottom w:w="80" w:type="dxa"/>
+              <w:left w:w="120" w:type="dxa"/>
+              <w:right w:w="120" w:type="dxa"/>
+            </w:tcMar>
+          </w:tcPr>
+          <w:p>
+            <w:pPr>
+              <w:spacing w:before="20" w:after="20" w:line="276" w:lineRule="auto"/>
+            </w:pPr>
+            <w:r>
+              <w:rPr>
+                <w:rFonts w:ascii="Calibri" w:hAnsi="Calibri"/>
+                <w:color w:val="1E293B"/>
+                <w:sz w:val="18"/>
+              </w:rPr>
+              <w:t>EC2 Origin</w:t>
+            </w:r>
+          </w:p>
+        </w:tc>
+        <w:tc>
+          <w:tcPr>
+            <w:tcW w:type="dxa" w:w="2592"/>
+            <w:shd w:fill="F8FAFC"/>
+            <w:tcMar>
+              <w:top w:w="80" w:type="dxa"/>
+              <w:bottom w:w="80" w:type="dxa"/>
+              <w:left w:w="120" w:type="dxa"/>
+              <w:right w:w="120" w:type="dxa"/>
+            </w:tcMar>
+          </w:tcPr>
+          <w:p>
+            <w:pPr>
+              <w:spacing w:before="20" w:after="20" w:line="276" w:lineRule="auto"/>
+            </w:pPr>
+            <w:r>
+              <w:rPr>
+                <w:rFonts w:ascii="Calibri" w:hAnsi="Calibri"/>
+                <w:color w:val="1E293B"/>
+                <w:sz w:val="18"/>
+              </w:rPr>
+              <w:t>Managed-CachingOptimized</w:t>
+            </w:r>
+          </w:p>
+        </w:tc>
+        <w:tc>
+          <w:tcPr>
+            <w:tcW w:type="dxa" w:w="2016"/>
+            <w:shd w:fill="F8FAFC"/>
+            <w:tcMar>
+              <w:top w:w="80" w:type="dxa"/>
+              <w:bottom w:w="80" w:type="dxa"/>
+              <w:left w:w="120" w:type="dxa"/>
+              <w:right w:w="120" w:type="dxa"/>
+            </w:tcMar>
+          </w:tcPr>
+          <w:p>
+            <w:pPr>
+              <w:spacing w:before="20" w:after="20" w:line="276" w:lineRule="auto"/>
+            </w:pPr>
+            <w:r>
+              <w:rPr>
+                <w:rFonts w:ascii="Calibri" w:hAnsi="Calibri"/>
+                <w:color w:val="1E293B"/>
+                <w:sz w:val="18"/>
+              </w:rPr>
+              <w:t>None</w:t>
+            </w:r>
+          </w:p>
+        </w:tc>
+        <w:tc>
+          <w:tcPr>
+            <w:tcW w:type="dxa" w:w="1728"/>
+            <w:shd w:fill="F8FAFC"/>
+            <w:tcMar>
+              <w:top w:w="80" w:type="dxa"/>
+              <w:bottom w:w="80" w:type="dxa"/>
+              <w:left w:w="120" w:type="dxa"/>
+              <w:right w:w="120" w:type="dxa"/>
+            </w:tcMar>
+          </w:tcPr>
+          <w:p>
+            <w:pPr>
+              <w:spacing w:before="20" w:after="20" w:line="276" w:lineRule="auto"/>
+            </w:pPr>
+            <w:r>
+              <w:rPr>
+                <w:rFonts w:ascii="Calibri" w:hAnsi="Calibri"/>
+                <w:color w:val="1E293B"/>
+                <w:sz w:val="18"/>
+              </w:rPr>
+              <w:t>GET, HEAD, OPTIONS</w:t>
+            </w:r>
+          </w:p>
+        </w:tc>
+      </w:tr>
+    </w:tbl>
+    <w:p>
+      <w:pPr>
+        <w:spacing w:after="60"/>
+      </w:pPr>
+    </w:p>
+    <w:p>
+      <w:pPr>
+        <w:keepNext/>
+        <w:spacing w:before="160" w:after="40"/>
+      </w:pPr>
+      <w:r>
+        <w:rPr>
+          <w:rFonts w:ascii="Calibri" w:hAnsi="Calibri"/>
+          <w:b/>
+          <w:color w:val="334155"/>
+          <w:sz w:val="22"/>
+        </w:rPr>
+        <w:t>Single Page Application (SPA) Error Responses</w:t>
+      </w:r>
+    </w:p>
+    <w:p>
+      <w:pPr>
+        <w:spacing w:before="20" w:after="80" w:line="276" w:lineRule="auto"/>
+      </w:pPr>
+      <w:r>
+        <w:rPr>
+          <w:rFonts w:ascii="Calibri" w:hAnsi="Calibri"/>
+          <w:color w:val="334155"/>
+          <w:sz w:val="21"/>
+        </w:rPr>
+        <w:t>React Router uses client-side routing. Direct browser requests to deep paths (e.g., /auth/login, /dashboard) must not return 404 or 403 errors. CloudFront Custom Error Pages are configured as follows:</w:t>
+      </w:r>
+    </w:p>
+    <w:p>
+      <w:pPr>
+        <w:pStyle w:val="ListBullet"/>
+        <w:spacing w:before="20" w:after="40" w:line="276" w:lineRule="auto"/>
+      </w:pPr>
+      <w:r>
+        <w:rPr>
+          <w:rFonts w:ascii="Calibri" w:hAnsi="Calibri"/>
+          <w:color w:val="334155"/>
+          <w:sz w:val="20"/>
+        </w:rPr>
+        <w:t>HTTP Error Code 403 -&gt; Customize Response: Yes -&gt; Response Path: /index.html -&gt; HTTP Response Code: 200 OK.</w:t>
+      </w:r>
+    </w:p>
+    <w:p>
+      <w:pPr>
+        <w:pStyle w:val="ListBullet"/>
+        <w:spacing w:before="20" w:after="40" w:line="276" w:lineRule="auto"/>
+      </w:pPr>
+      <w:r>
+        <w:rPr>
+          <w:rFonts w:ascii="Calibri" w:hAnsi="Calibri"/>
+          <w:color w:val="334155"/>
+          <w:sz w:val="20"/>
+        </w:rPr>
+        <w:t>HTTP Error Code 404 -&gt; Customize Response: Yes -&gt; Response Path: /index.html -&gt; HTTP Response Code: 200 OK.</w:t>
+      </w:r>
+    </w:p>
+    <w:p>
+      <w:pPr>
+        <w:keepNext/>
+        <w:spacing w:before="280" w:after="80"/>
+      </w:pPr>
+      <w:r>
+        <w:rPr>
+          <w:rFonts w:ascii="Calibri" w:hAnsi="Calibri"/>
+          <w:b/>
+          <w:color w:val="1E3A8A"/>
+          <w:sz w:val="32"/>
+        </w:rPr>
+        <w:t>4. Origin Cloaking &amp; DDoS Defense via Secret Header</w:t>
+      </w:r>
+    </w:p>
+    <w:p>
+      <w:pPr>
+        <w:spacing w:before="20" w:after="80" w:line="276" w:lineRule="auto"/>
+      </w:pPr>
+      <w:r>
+        <w:rPr>
+          <w:rFonts w:ascii="Calibri" w:hAnsi="Calibri"/>
+          <w:color w:val="334155"/>
+          <w:sz w:val="21"/>
+        </w:rPr>
+        <w:t>Allowing public access directly to your EC2 IP creates security risks: attackers can bypass CloudFront caching, evade AWS WAF protections, exhaust server memory, or trigger DDoS attacks. Resume-Saathi implements Origin Cloaking using an Nginx secret verification header.</w:t>
       </w:r>
     </w:p>
     <w:tbl>
@@ -487,37 +1681,320 @@
         <w:tblLook w:firstColumn="1" w:firstRow="1" w:lastColumn="0" w:lastRow="0" w:noHBand="0" w:noVBand="1" w:val="04A0"/>
       </w:tblPr>
       <w:tblGrid>
-        <w:gridCol w:w="1872"/>
-        <w:gridCol w:w="1872"/>
-        <w:gridCol w:w="1872"/>
-        <w:gridCol w:w="1872"/>
-        <w:gridCol w:w="1872"/>
+        <w:gridCol w:w="9936"/>
       </w:tblGrid>
       <w:tr>
         <w:tc>
           <w:tcPr>
-            <w:tcW w:type="dxa" w:w="1872"/>
-            <w:shd w:fill="1E3A8A"/>
+            <w:tcW w:type="dxa" w:w="9936"/>
+            <w:shd w:fill="FEF2F2"/>
+            <w:tcMar>
+              <w:top w:w="100" w:type="dxa"/>
+              <w:bottom w:w="100" w:type="dxa"/>
+              <w:left w:w="150" w:type="dxa"/>
+              <w:right w:w="150" w:type="dxa"/>
+            </w:tcMar>
+            <w:tcBorders>
+              <w:left w:val="single" w:sz="24" w:space="0" w:color="DC2626"/>
+              <w:top w:val="none"/>
+              <w:bottom w:val="none"/>
+              <w:right w:val="none"/>
+            </w:tcBorders>
           </w:tcPr>
           <w:p>
+            <w:pPr>
+              <w:spacing w:before="40" w:after="40" w:line="276" w:lineRule="auto"/>
+            </w:pPr>
             <w:r>
               <w:rPr>
+                <w:rFonts w:ascii="Calibri" w:hAnsi="Calibri"/>
+                <w:b/>
+                <w:color w:val="1E40AF"/>
+                <w:sz w:val="19"/>
+              </w:rPr>
+              <w:t xml:space="preserve">[WHY PREFIX LISTS ALONE FAILED] </w:t>
+            </w:r>
+            <w:r>
+              <w:rPr>
+                <w:rFonts w:ascii="Calibri" w:hAnsi="Calibri"/>
+                <w:color w:val="1E293B"/>
+                <w:sz w:val="19"/>
+              </w:rPr>
+              <w:t>AWS CloudFront Origin-Facing Prefix Lists (pl-58a14031) carry a weight of 55 entries. Adding this prefix list to both Port 80 and 443 exceeds the AWS Security Group limit (60 max rules). Furthermore, regional edge POPs (such as DEL51 Delhi) connect to origins from IP pools outside the prefix list unless paid Origin Shield is active, causing 504 Gateway Timeouts. Therefore, the industry best practice is opening Port 443 to 0.0.0.0/0 and dropping unauthorized requests at the Nginx layer with HTTP 444.</w:t>
+            </w:r>
+          </w:p>
+        </w:tc>
+      </w:tr>
+    </w:tbl>
+    <w:p>
+      <w:pPr>
+        <w:spacing w:after="40"/>
+      </w:pPr>
+    </w:p>
+    <w:p>
+      <w:pPr>
+        <w:keepNext/>
+        <w:spacing w:before="200" w:after="60"/>
+      </w:pPr>
+      <w:r>
+        <w:rPr>
+          <w:rFonts w:ascii="Calibri" w:hAnsi="Calibri"/>
+          <w:b/>
+          <w:color w:val="1E40AF"/>
+          <w:sz w:val="26"/>
+        </w:rPr>
+        <w:t>The Nginx Drop Mechanism (HTTP 444)</w:t>
+      </w:r>
+    </w:p>
+    <w:p>
+      <w:pPr>
+        <w:spacing w:before="20" w:after="80" w:line="276" w:lineRule="auto"/>
+      </w:pPr>
+      <w:r>
+        <w:rPr>
+          <w:rFonts w:ascii="Calibri" w:hAnsi="Calibri"/>
+          <w:color w:val="334155"/>
+          <w:sz w:val="21"/>
+        </w:rPr>
+        <w:t>When an incoming connection hits EC2 Nginx without the exact secret header configured in CloudFront, Nginx terminates the TCP socket immediately using internal response code 444. No HTTP headers or response bodies are sent, consuming zero bandwidth and negligible CPU.</w:t>
+      </w:r>
+    </w:p>
+    <w:tbl>
+      <w:tblPr>
+        <w:tblW w:type="auto" w:w="0"/>
+        <w:jc w:val="center"/>
+        <w:tblLook w:firstColumn="1" w:firstRow="1" w:lastColumn="0" w:lastRow="0" w:noHBand="0" w:noVBand="1" w:val="04A0"/>
+      </w:tblPr>
+      <w:tblGrid>
+        <w:gridCol w:w="9936"/>
+      </w:tblGrid>
+      <w:tr>
+        <w:tc>
+          <w:tcPr>
+            <w:tcW w:type="dxa" w:w="9936"/>
+            <w:shd w:fill="0F172A"/>
+            <w:tcMar>
+              <w:top w:w="90" w:type="dxa"/>
+              <w:bottom w:w="90" w:type="dxa"/>
+              <w:left w:w="140" w:type="dxa"/>
+              <w:right w:w="140" w:type="dxa"/>
+            </w:tcMar>
+            <w:tcBorders>
+              <w:left w:val="single" w:sz="8" w:space="0" w:color="334155"/>
+              <w:top w:val="single" w:sz="8" w:space="0" w:color="334155"/>
+              <w:bottom w:val="single" w:sz="8" w:space="0" w:color="334155"/>
+              <w:right w:val="single" w:sz="8" w:space="0" w:color="334155"/>
+            </w:tcBorders>
+          </w:tcPr>
+          <w:p>
+            <w:pPr>
+              <w:spacing w:before="40" w:after="40" w:line="276" w:lineRule="auto"/>
+            </w:pPr>
+            <w:r>
+              <w:rPr>
+                <w:rFonts w:ascii="Consolas" w:hAnsi="Consolas"/>
+                <w:color w:val="F1F5F9"/>
+                <w:sz w:val="17"/>
+              </w:rPr>
+              <w:t># EC2 Host Nginx Configuration (/etc/nginx/sites-available/resumesaathi.tusharsaini.tech)</w:t>
+              <w:br/>
+              <w:t>server {</w:t>
+              <w:br/>
+              <w:t xml:space="preserve">    listen 443 ssl http2;</w:t>
+              <w:br/>
+              <w:t xml:space="preserve">    server_name resumesaathi.tusharsaini.tech www.resumesaathi.tusharsaini.tech origin.resumesaathi.tusharsaini.tech _;</w:t>
+              <w:br/>
+              <w:br/>
+              <w:t xml:space="preserve">    ssl_certificate /etc/letsencrypt/live/resumesaathi.tusharsaini.tech/fullchain.pem;</w:t>
+              <w:br/>
+              <w:t xml:space="preserve">    ssl_certificate_key /etc/letsencrypt/live/resumesaathi.tusharsaini.tech/privkey.pem;</w:t>
+              <w:br/>
+              <w:br/>
+              <w:t xml:space="preserve">    # Drop direct scanners, bots, and IP probes immediately</w:t>
+              <w:br/>
+              <w:t xml:space="preserve">    if ($http_x_origin_verify != "73r-p6xPG-K-c3-kjOx-SecureToken2026") {</w:t>
+              <w:br/>
+              <w:t xml:space="preserve">        return 444;</w:t>
+              <w:br/>
+              <w:t xml:space="preserve">    }</w:t>
+              <w:br/>
+              <w:br/>
+              <w:t xml:space="preserve">    location / {</w:t>
+              <w:br/>
+              <w:t xml:space="preserve">        proxy_pass http://127.0.0.1:3000;</w:t>
+              <w:br/>
+              <w:t xml:space="preserve">        proxy_set_header Host $host;</w:t>
+              <w:br/>
+              <w:t xml:space="preserve">        proxy_set_header X-Real-IP $remote_addr;</w:t>
+              <w:br/>
+              <w:t xml:space="preserve">        proxy_set_header X-Forwarded-For $proxy_add_x_forwarded_for;</w:t>
+              <w:br/>
+              <w:t xml:space="preserve">        proxy_set_header X-Forwarded-Proto $scheme;</w:t>
+              <w:br/>
+              <w:t xml:space="preserve">    }</w:t>
+              <w:br/>
+              <w:t>}</w:t>
+            </w:r>
+          </w:p>
+        </w:tc>
+      </w:tr>
+    </w:tbl>
+    <w:p>
+      <w:pPr>
+        <w:spacing w:after="40"/>
+      </w:pPr>
+    </w:p>
+    <w:tbl>
+      <w:tblPr>
+        <w:tblW w:type="auto" w:w="0"/>
+        <w:jc w:val="center"/>
+        <w:tblLook w:firstColumn="1" w:firstRow="1" w:lastColumn="0" w:lastRow="0" w:noHBand="0" w:noVBand="1" w:val="04A0"/>
+      </w:tblPr>
+      <w:tblGrid>
+        <w:gridCol w:w="9936"/>
+      </w:tblGrid>
+      <w:tr>
+        <w:tc>
+          <w:tcPr>
+            <w:tcW w:type="dxa" w:w="9936"/>
+            <w:shd w:fill="FFFBEB"/>
+            <w:tcMar>
+              <w:top w:w="100" w:type="dxa"/>
+              <w:bottom w:w="100" w:type="dxa"/>
+              <w:left w:w="150" w:type="dxa"/>
+              <w:right w:w="150" w:type="dxa"/>
+            </w:tcMar>
+            <w:tcBorders>
+              <w:left w:val="single" w:sz="24" w:space="0" w:color="D97706"/>
+              <w:top w:val="none"/>
+              <w:bottom w:val="none"/>
+              <w:right w:val="none"/>
+            </w:tcBorders>
+          </w:tcPr>
+          <w:p>
+            <w:pPr>
+              <w:spacing w:before="40" w:after="40" w:line="276" w:lineRule="auto"/>
+            </w:pPr>
+            <w:r>
+              <w:rPr>
+                <w:rFonts w:ascii="Calibri" w:hAnsi="Calibri"/>
+                <w:b/>
+                <w:color w:val="1E40AF"/>
+                <w:sz w:val="19"/>
+              </w:rPr>
+              <w:t xml:space="preserve">[IMPORTANT SYNTAX RULE] </w:t>
+            </w:r>
+            <w:r>
+              <w:rPr>
+                <w:rFonts w:ascii="Calibri" w:hAnsi="Calibri"/>
+                <w:color w:val="1E293B"/>
+                <w:sz w:val="19"/>
+              </w:rPr>
+              <w:t>CRITICAL SYNTAX RULE: Never include the '$' (dollar sign) character in your secret verification token. In Linux Bash and Nginx configuration files, '$' designates a variable (e.g., $kjO). If a password contains '$', Bash and Nginx interpolate it as an empty string, causing a mismatch and triggering 502/444 errors. Always use alphanumeric characters, hyphens, and underscores for the secret token.</w:t>
+            </w:r>
+          </w:p>
+        </w:tc>
+      </w:tr>
+    </w:tbl>
+    <w:p>
+      <w:pPr>
+        <w:spacing w:after="40"/>
+      </w:pPr>
+    </w:p>
+    <w:p>
+      <w:pPr>
+        <w:keepNext/>
+        <w:spacing w:before="280" w:after="80"/>
+      </w:pPr>
+      <w:r>
+        <w:rPr>
+          <w:rFonts w:ascii="Calibri" w:hAnsi="Calibri"/>
+          <w:b/>
+          <w:color w:val="1E3A8A"/>
+          <w:sz w:val="32"/>
+        </w:rPr>
+        <w:t>5. AWS Hardware Specifications &amp; Sizing Analysis</w:t>
+      </w:r>
+    </w:p>
+    <w:p>
+      <w:pPr>
+        <w:spacing w:before="20" w:after="80" w:line="276" w:lineRule="auto"/>
+      </w:pPr>
+      <w:r>
+        <w:rPr>
+          <w:rFonts w:ascii="Calibri" w:hAnsi="Calibri"/>
+          <w:color w:val="334155"/>
+          <w:sz w:val="21"/>
+        </w:rPr>
+        <w:t>The production environment has been benchmarked for cost-efficiency, stability, and zero-downtime performance. Below is the sizing matrix for running the Resume-Saathi Docker stack:</w:t>
+      </w:r>
+    </w:p>
+    <w:tbl>
+      <w:tblPr>
+        <w:tblW w:type="auto" w:w="0"/>
+        <w:jc w:val="center"/>
+        <w:tblLook w:firstColumn="1" w:firstRow="1" w:lastColumn="0" w:lastRow="0" w:noHBand="0" w:noVBand="1" w:val="04A0"/>
+        <w:tblBorders>
+          <w:top w:val="single" w:sz="4" w:space="0" w:color="CBD5E1"/>
+          <w:bottom w:val="single" w:sz="4" w:space="0" w:color="CBD5E1"/>
+          <w:insideH w:val="single" w:sz="4" w:space="0" w:color="CBD5E1"/>
+          <w:insideV w:val="none"/>
+          <w:left w:val="none"/>
+          <w:right w:val="none"/>
+        </w:tblBorders>
+      </w:tblPr>
+      <w:tblGrid>
+        <w:gridCol w:w="1987"/>
+        <w:gridCol w:w="1987"/>
+        <w:gridCol w:w="1987"/>
+        <w:gridCol w:w="1987"/>
+        <w:gridCol w:w="1987"/>
+      </w:tblGrid>
+      <w:tr>
+        <w:tc>
+          <w:tcPr>
+            <w:tcW w:type="dxa" w:w="1728"/>
+            <w:shd w:fill="1E3A8A"/>
+            <w:tcMar>
+              <w:top w:w="100" w:type="dxa"/>
+              <w:bottom w:w="100" w:type="dxa"/>
+              <w:left w:w="120" w:type="dxa"/>
+              <w:right w:w="120" w:type="dxa"/>
+            </w:tcMar>
+          </w:tcPr>
+          <w:p>
+            <w:pPr>
+              <w:spacing w:before="20" w:after="20"/>
+            </w:pPr>
+            <w:r>
+              <w:rPr>
+                <w:rFonts w:ascii="Calibri" w:hAnsi="Calibri"/>
                 <w:b/>
                 <w:color w:val="FFFFFF"/>
                 <w:sz w:val="19"/>
               </w:rPr>
-              <w:t>Instance</w:t>
+              <w:t>Instance Type</w:t>
             </w:r>
           </w:p>
         </w:tc>
         <w:tc>
           <w:tcPr>
-            <w:tcW w:type="dxa" w:w="1872"/>
+            <w:tcW w:type="dxa" w:w="1152"/>
             <w:shd w:fill="1E3A8A"/>
+            <w:tcMar>
+              <w:top w:w="100" w:type="dxa"/>
+              <w:bottom w:w="100" w:type="dxa"/>
+              <w:left w:w="120" w:type="dxa"/>
+              <w:right w:w="120" w:type="dxa"/>
+            </w:tcMar>
           </w:tcPr>
           <w:p>
+            <w:pPr>
+              <w:spacing w:before="20" w:after="20"/>
+            </w:pPr>
             <w:r>
               <w:rPr>
+                <w:rFonts w:ascii="Calibri" w:hAnsi="Calibri"/>
                 <w:b/>
                 <w:color w:val="FFFFFF"/>
                 <w:sz w:val="19"/>
@@ -528,12 +2005,22 @@
         </w:tc>
         <w:tc>
           <w:tcPr>
-            <w:tcW w:type="dxa" w:w="1872"/>
+            <w:tcW w:type="dxa" w:w="1152"/>
             <w:shd w:fill="1E3A8A"/>
+            <w:tcMar>
+              <w:top w:w="100" w:type="dxa"/>
+              <w:bottom w:w="100" w:type="dxa"/>
+              <w:left w:w="120" w:type="dxa"/>
+              <w:right w:w="120" w:type="dxa"/>
+            </w:tcMar>
           </w:tcPr>
           <w:p>
+            <w:pPr>
+              <w:spacing w:before="20" w:after="20"/>
+            </w:pPr>
             <w:r>
               <w:rPr>
+                <w:rFonts w:ascii="Calibri" w:hAnsi="Calibri"/>
                 <w:b/>
                 <w:color w:val="FFFFFF"/>
                 <w:sz w:val="19"/>
@@ -544,12 +2031,22 @@
         </w:tc>
         <w:tc>
           <w:tcPr>
-            <w:tcW w:type="dxa" w:w="1872"/>
+            <w:tcW w:type="dxa" w:w="2016"/>
             <w:shd w:fill="1E3A8A"/>
+            <w:tcMar>
+              <w:top w:w="100" w:type="dxa"/>
+              <w:bottom w:w="100" w:type="dxa"/>
+              <w:left w:w="120" w:type="dxa"/>
+              <w:right w:w="120" w:type="dxa"/>
+            </w:tcMar>
           </w:tcPr>
           <w:p>
+            <w:pPr>
+              <w:spacing w:before="20" w:after="20"/>
+            </w:pPr>
             <w:r>
               <w:rPr>
+                <w:rFonts w:ascii="Calibri" w:hAnsi="Calibri"/>
                 <w:b/>
                 <w:color w:val="FFFFFF"/>
                 <w:sz w:val="19"/>
@@ -560,17 +2057,27 @@
         </w:tc>
         <w:tc>
           <w:tcPr>
-            <w:tcW w:type="dxa" w:w="1872"/>
+            <w:tcW w:type="dxa" w:w="4032"/>
             <w:shd w:fill="1E3A8A"/>
+            <w:tcMar>
+              <w:top w:w="100" w:type="dxa"/>
+              <w:bottom w:w="100" w:type="dxa"/>
+              <w:left w:w="120" w:type="dxa"/>
+              <w:right w:w="120" w:type="dxa"/>
+            </w:tcMar>
           </w:tcPr>
           <w:p>
+            <w:pPr>
+              <w:spacing w:before="20" w:after="20"/>
+            </w:pPr>
             <w:r>
               <w:rPr>
+                <w:rFonts w:ascii="Calibri" w:hAnsi="Calibri"/>
                 <w:b/>
                 <w:color w:val="FFFFFF"/>
                 <w:sz w:val="19"/>
               </w:rPr>
-              <w:t>Suitability &amp; Workload</w:t>
+              <w:t>Suitability &amp; Workload Notes</w:t>
             </w:r>
           </w:p>
         </w:tc>
@@ -578,19 +2085,23 @@
       <w:tr>
         <w:tc>
           <w:tcPr>
-            <w:tcW w:type="dxa" w:w="1872"/>
+            <w:tcW w:type="dxa" w:w="1728"/>
             <w:shd w:fill="FFFFFF"/>
             <w:tcMar>
-              <w:top w:w="60" w:type="dxa"/>
-              <w:bottom w:w="60" w:type="dxa"/>
-              <w:left w:w="80" w:type="dxa"/>
-              <w:right w:w="80" w:type="dxa"/>
+              <w:top w:w="80" w:type="dxa"/>
+              <w:bottom w:w="80" w:type="dxa"/>
+              <w:left w:w="120" w:type="dxa"/>
+              <w:right w:w="120" w:type="dxa"/>
             </w:tcMar>
           </w:tcPr>
           <w:p>
+            <w:pPr>
+              <w:spacing w:before="20" w:after="20" w:line="276" w:lineRule="auto"/>
+            </w:pPr>
             <w:r>
               <w:rPr>
-                <w:b/>
+                <w:rFonts w:ascii="Calibri" w:hAnsi="Calibri"/>
+                <w:color w:val="1E293B"/>
                 <w:sz w:val="18"/>
               </w:rPr>
               <w:t>t3.micro</w:t>
@@ -599,18 +2110,23 @@
         </w:tc>
         <w:tc>
           <w:tcPr>
-            <w:tcW w:type="dxa" w:w="1872"/>
+            <w:tcW w:type="dxa" w:w="1152"/>
             <w:shd w:fill="FFFFFF"/>
             <w:tcMar>
-              <w:top w:w="60" w:type="dxa"/>
-              <w:bottom w:w="60" w:type="dxa"/>
-              <w:left w:w="80" w:type="dxa"/>
-              <w:right w:w="80" w:type="dxa"/>
+              <w:top w:w="80" w:type="dxa"/>
+              <w:bottom w:w="80" w:type="dxa"/>
+              <w:left w:w="120" w:type="dxa"/>
+              <w:right w:w="120" w:type="dxa"/>
             </w:tcMar>
           </w:tcPr>
           <w:p>
+            <w:pPr>
+              <w:spacing w:before="20" w:after="20" w:line="276" w:lineRule="auto"/>
+            </w:pPr>
             <w:r>
               <w:rPr>
+                <w:rFonts w:ascii="Calibri" w:hAnsi="Calibri"/>
+                <w:color w:val="1E293B"/>
                 <w:sz w:val="18"/>
               </w:rPr>
               <w:t>2</w:t>
@@ -619,18 +2135,23 @@
         </w:tc>
         <w:tc>
           <w:tcPr>
-            <w:tcW w:type="dxa" w:w="1872"/>
+            <w:tcW w:type="dxa" w:w="1152"/>
             <w:shd w:fill="FFFFFF"/>
             <w:tcMar>
-              <w:top w:w="60" w:type="dxa"/>
-              <w:bottom w:w="60" w:type="dxa"/>
-              <w:left w:w="80" w:type="dxa"/>
-              <w:right w:w="80" w:type="dxa"/>
+              <w:top w:w="80" w:type="dxa"/>
+              <w:bottom w:w="80" w:type="dxa"/>
+              <w:left w:w="120" w:type="dxa"/>
+              <w:right w:w="120" w:type="dxa"/>
             </w:tcMar>
           </w:tcPr>
           <w:p>
+            <w:pPr>
+              <w:spacing w:before="20" w:after="20" w:line="276" w:lineRule="auto"/>
+            </w:pPr>
             <w:r>
               <w:rPr>
+                <w:rFonts w:ascii="Calibri" w:hAnsi="Calibri"/>
+                <w:color w:val="1E293B"/>
                 <w:sz w:val="18"/>
               </w:rPr>
               <w:t>1.0 GB</w:t>
@@ -639,18 +2160,23 @@
         </w:tc>
         <w:tc>
           <w:tcPr>
-            <w:tcW w:type="dxa" w:w="1872"/>
+            <w:tcW w:type="dxa" w:w="2016"/>
             <w:shd w:fill="FFFFFF"/>
             <w:tcMar>
-              <w:top w:w="60" w:type="dxa"/>
-              <w:bottom w:w="60" w:type="dxa"/>
-              <w:left w:w="80" w:type="dxa"/>
-              <w:right w:w="80" w:type="dxa"/>
+              <w:top w:w="80" w:type="dxa"/>
+              <w:bottom w:w="80" w:type="dxa"/>
+              <w:left w:w="120" w:type="dxa"/>
+              <w:right w:w="120" w:type="dxa"/>
             </w:tcMar>
           </w:tcPr>
           <w:p>
+            <w:pPr>
+              <w:spacing w:before="20" w:after="20" w:line="276" w:lineRule="auto"/>
+            </w:pPr>
             <w:r>
               <w:rPr>
+                <w:rFonts w:ascii="Calibri" w:hAnsi="Calibri"/>
+                <w:color w:val="1E293B"/>
                 <w:sz w:val="18"/>
               </w:rPr>
               <w:t>~$7.50 / mo</w:t>
@@ -659,21 +2185,26 @@
         </w:tc>
         <w:tc>
           <w:tcPr>
-            <w:tcW w:type="dxa" w:w="1872"/>
+            <w:tcW w:type="dxa" w:w="4032"/>
             <w:shd w:fill="FFFFFF"/>
             <w:tcMar>
-              <w:top w:w="60" w:type="dxa"/>
-              <w:bottom w:w="60" w:type="dxa"/>
-              <w:left w:w="80" w:type="dxa"/>
-              <w:right w:w="80" w:type="dxa"/>
+              <w:top w:w="80" w:type="dxa"/>
+              <w:bottom w:w="80" w:type="dxa"/>
+              <w:left w:w="120" w:type="dxa"/>
+              <w:right w:w="120" w:type="dxa"/>
             </w:tcMar>
           </w:tcPr>
           <w:p>
+            <w:pPr>
+              <w:spacing w:before="20" w:after="20" w:line="276" w:lineRule="auto"/>
+            </w:pPr>
             <w:r>
               <w:rPr>
+                <w:rFonts w:ascii="Calibri" w:hAnsi="Calibri"/>
+                <w:color w:val="1E293B"/>
                 <w:sz w:val="18"/>
               </w:rPr>
-              <w:t>Dev / Free Tier (Risk of OOM during concurrent resume PDF parsing unless 2GB swap added).</w:t>
+              <w:t>Development &amp; Free Tier. High risk of OOM kills during Docker build/pull unless a 2GB swapfile is added.</w:t>
             </w:r>
           </w:p>
         </w:tc>
@@ -681,19 +2212,23 @@
       <w:tr>
         <w:tc>
           <w:tcPr>
-            <w:tcW w:type="dxa" w:w="1872"/>
-            <w:shd w:fill="F3F4F6"/>
+            <w:tcW w:type="dxa" w:w="1728"/>
+            <w:shd w:fill="F8FAFC"/>
             <w:tcMar>
-              <w:top w:w="60" w:type="dxa"/>
-              <w:bottom w:w="60" w:type="dxa"/>
-              <w:left w:w="80" w:type="dxa"/>
-              <w:right w:w="80" w:type="dxa"/>
+              <w:top w:w="80" w:type="dxa"/>
+              <w:bottom w:w="80" w:type="dxa"/>
+              <w:left w:w="120" w:type="dxa"/>
+              <w:right w:w="120" w:type="dxa"/>
             </w:tcMar>
           </w:tcPr>
           <w:p>
+            <w:pPr>
+              <w:spacing w:before="20" w:after="20" w:line="276" w:lineRule="auto"/>
+            </w:pPr>
             <w:r>
               <w:rPr>
-                <w:b/>
+                <w:rFonts w:ascii="Calibri" w:hAnsi="Calibri"/>
+                <w:color w:val="1E293B"/>
                 <w:sz w:val="18"/>
               </w:rPr>
               <w:t>t3.small</w:t>
@@ -702,18 +2237,23 @@
         </w:tc>
         <w:tc>
           <w:tcPr>
-            <w:tcW w:type="dxa" w:w="1872"/>
-            <w:shd w:fill="F3F4F6"/>
+            <w:tcW w:type="dxa" w:w="1152"/>
+            <w:shd w:fill="F8FAFC"/>
             <w:tcMar>
-              <w:top w:w="60" w:type="dxa"/>
-              <w:bottom w:w="60" w:type="dxa"/>
-              <w:left w:w="80" w:type="dxa"/>
-              <w:right w:w="80" w:type="dxa"/>
+              <w:top w:w="80" w:type="dxa"/>
+              <w:bottom w:w="80" w:type="dxa"/>
+              <w:left w:w="120" w:type="dxa"/>
+              <w:right w:w="120" w:type="dxa"/>
             </w:tcMar>
           </w:tcPr>
           <w:p>
+            <w:pPr>
+              <w:spacing w:before="20" w:after="20" w:line="276" w:lineRule="auto"/>
+            </w:pPr>
             <w:r>
               <w:rPr>
+                <w:rFonts w:ascii="Calibri" w:hAnsi="Calibri"/>
+                <w:color w:val="1E293B"/>
                 <w:sz w:val="18"/>
               </w:rPr>
               <w:t>2</w:t>
@@ -722,18 +2262,23 @@
         </w:tc>
         <w:tc>
           <w:tcPr>
-            <w:tcW w:type="dxa" w:w="1872"/>
-            <w:shd w:fill="F3F4F6"/>
+            <w:tcW w:type="dxa" w:w="1152"/>
+            <w:shd w:fill="F8FAFC"/>
             <w:tcMar>
-              <w:top w:w="60" w:type="dxa"/>
-              <w:bottom w:w="60" w:type="dxa"/>
-              <w:left w:w="80" w:type="dxa"/>
-              <w:right w:w="80" w:type="dxa"/>
+              <w:top w:w="80" w:type="dxa"/>
+              <w:bottom w:w="80" w:type="dxa"/>
+              <w:left w:w="120" w:type="dxa"/>
+              <w:right w:w="120" w:type="dxa"/>
             </w:tcMar>
           </w:tcPr>
           <w:p>
+            <w:pPr>
+              <w:spacing w:before="20" w:after="20" w:line="276" w:lineRule="auto"/>
+            </w:pPr>
             <w:r>
               <w:rPr>
+                <w:rFonts w:ascii="Calibri" w:hAnsi="Calibri"/>
+                <w:color w:val="1E293B"/>
                 <w:sz w:val="18"/>
               </w:rPr>
               <w:t>2.0 GB</w:t>
@@ -742,18 +2287,23 @@
         </w:tc>
         <w:tc>
           <w:tcPr>
-            <w:tcW w:type="dxa" w:w="1872"/>
-            <w:shd w:fill="F3F4F6"/>
+            <w:tcW w:type="dxa" w:w="2016"/>
+            <w:shd w:fill="F8FAFC"/>
             <w:tcMar>
-              <w:top w:w="60" w:type="dxa"/>
-              <w:bottom w:w="60" w:type="dxa"/>
-              <w:left w:w="80" w:type="dxa"/>
-              <w:right w:w="80" w:type="dxa"/>
+              <w:top w:w="80" w:type="dxa"/>
+              <w:bottom w:w="80" w:type="dxa"/>
+              <w:left w:w="120" w:type="dxa"/>
+              <w:right w:w="120" w:type="dxa"/>
             </w:tcMar>
           </w:tcPr>
           <w:p>
+            <w:pPr>
+              <w:spacing w:before="20" w:after="20" w:line="276" w:lineRule="auto"/>
+            </w:pPr>
             <w:r>
               <w:rPr>
+                <w:rFonts w:ascii="Calibri" w:hAnsi="Calibri"/>
+                <w:color w:val="1E293B"/>
                 <w:sz w:val="18"/>
               </w:rPr>
               <w:t>~$15.00 / mo</w:t>
@@ -762,21 +2312,26 @@
         </w:tc>
         <w:tc>
           <w:tcPr>
-            <w:tcW w:type="dxa" w:w="1872"/>
-            <w:shd w:fill="F3F4F6"/>
+            <w:tcW w:type="dxa" w:w="4032"/>
+            <w:shd w:fill="F8FAFC"/>
             <w:tcMar>
-              <w:top w:w="60" w:type="dxa"/>
-              <w:bottom w:w="60" w:type="dxa"/>
-              <w:left w:w="80" w:type="dxa"/>
-              <w:right w:w="80" w:type="dxa"/>
+              <w:top w:w="80" w:type="dxa"/>
+              <w:bottom w:w="80" w:type="dxa"/>
+              <w:left w:w="120" w:type="dxa"/>
+              <w:right w:w="120" w:type="dxa"/>
             </w:tcMar>
           </w:tcPr>
           <w:p>
+            <w:pPr>
+              <w:spacing w:before="20" w:after="20" w:line="276" w:lineRule="auto"/>
+            </w:pPr>
             <w:r>
               <w:rPr>
+                <w:rFonts w:ascii="Calibri" w:hAnsi="Calibri"/>
+                <w:color w:val="1E293B"/>
                 <w:sz w:val="18"/>
               </w:rPr>
-              <w:t>RECOMMENDED PRODUCTION. Sweet spot for Node.js, Nginx, Docker engine &amp; SSM agent.</w:t>
+              <w:t>RECOMMENDED PRODUCTION. Sweet spot for Node.js 20, Nginx, Docker engine, and SSM agent.</w:t>
             </w:r>
           </w:p>
         </w:tc>
@@ -784,19 +2339,23 @@
       <w:tr>
         <w:tc>
           <w:tcPr>
-            <w:tcW w:type="dxa" w:w="1872"/>
+            <w:tcW w:type="dxa" w:w="1728"/>
             <w:shd w:fill="FFFFFF"/>
             <w:tcMar>
-              <w:top w:w="60" w:type="dxa"/>
-              <w:bottom w:w="60" w:type="dxa"/>
-              <w:left w:w="80" w:type="dxa"/>
-              <w:right w:w="80" w:type="dxa"/>
+              <w:top w:w="80" w:type="dxa"/>
+              <w:bottom w:w="80" w:type="dxa"/>
+              <w:left w:w="120" w:type="dxa"/>
+              <w:right w:w="120" w:type="dxa"/>
             </w:tcMar>
           </w:tcPr>
           <w:p>
+            <w:pPr>
+              <w:spacing w:before="20" w:after="20" w:line="276" w:lineRule="auto"/>
+            </w:pPr>
             <w:r>
               <w:rPr>
-                <w:b/>
+                <w:rFonts w:ascii="Calibri" w:hAnsi="Calibri"/>
+                <w:color w:val="1E293B"/>
                 <w:sz w:val="18"/>
               </w:rPr>
               <w:t>t3.medium</w:t>
@@ -805,18 +2364,23 @@
         </w:tc>
         <w:tc>
           <w:tcPr>
-            <w:tcW w:type="dxa" w:w="1872"/>
+            <w:tcW w:type="dxa" w:w="1152"/>
             <w:shd w:fill="FFFFFF"/>
             <w:tcMar>
-              <w:top w:w="60" w:type="dxa"/>
-              <w:bottom w:w="60" w:type="dxa"/>
-              <w:left w:w="80" w:type="dxa"/>
-              <w:right w:w="80" w:type="dxa"/>
+              <w:top w:w="80" w:type="dxa"/>
+              <w:bottom w:w="80" w:type="dxa"/>
+              <w:left w:w="120" w:type="dxa"/>
+              <w:right w:w="120" w:type="dxa"/>
             </w:tcMar>
           </w:tcPr>
           <w:p>
+            <w:pPr>
+              <w:spacing w:before="20" w:after="20" w:line="276" w:lineRule="auto"/>
+            </w:pPr>
             <w:r>
               <w:rPr>
+                <w:rFonts w:ascii="Calibri" w:hAnsi="Calibri"/>
+                <w:color w:val="1E293B"/>
                 <w:sz w:val="18"/>
               </w:rPr>
               <w:t>2</w:t>
@@ -825,18 +2389,23 @@
         </w:tc>
         <w:tc>
           <w:tcPr>
-            <w:tcW w:type="dxa" w:w="1872"/>
+            <w:tcW w:type="dxa" w:w="1152"/>
             <w:shd w:fill="FFFFFF"/>
             <w:tcMar>
-              <w:top w:w="60" w:type="dxa"/>
-              <w:bottom w:w="60" w:type="dxa"/>
-              <w:left w:w="80" w:type="dxa"/>
-              <w:right w:w="80" w:type="dxa"/>
+              <w:top w:w="80" w:type="dxa"/>
+              <w:bottom w:w="80" w:type="dxa"/>
+              <w:left w:w="120" w:type="dxa"/>
+              <w:right w:w="120" w:type="dxa"/>
             </w:tcMar>
           </w:tcPr>
           <w:p>
+            <w:pPr>
+              <w:spacing w:before="20" w:after="20" w:line="276" w:lineRule="auto"/>
+            </w:pPr>
             <w:r>
               <w:rPr>
+                <w:rFonts w:ascii="Calibri" w:hAnsi="Calibri"/>
+                <w:color w:val="1E293B"/>
                 <w:sz w:val="18"/>
               </w:rPr>
               <w:t>4.0 GB</w:t>
@@ -845,18 +2414,23 @@
         </w:tc>
         <w:tc>
           <w:tcPr>
-            <w:tcW w:type="dxa" w:w="1872"/>
+            <w:tcW w:type="dxa" w:w="2016"/>
             <w:shd w:fill="FFFFFF"/>
             <w:tcMar>
-              <w:top w:w="60" w:type="dxa"/>
-              <w:bottom w:w="60" w:type="dxa"/>
-              <w:left w:w="80" w:type="dxa"/>
-              <w:right w:w="80" w:type="dxa"/>
+              <w:top w:w="80" w:type="dxa"/>
+              <w:bottom w:w="80" w:type="dxa"/>
+              <w:left w:w="120" w:type="dxa"/>
+              <w:right w:w="120" w:type="dxa"/>
             </w:tcMar>
           </w:tcPr>
           <w:p>
+            <w:pPr>
+              <w:spacing w:before="20" w:after="20" w:line="276" w:lineRule="auto"/>
+            </w:pPr>
             <w:r>
               <w:rPr>
+                <w:rFonts w:ascii="Calibri" w:hAnsi="Calibri"/>
+                <w:color w:val="1E293B"/>
                 <w:sz w:val="18"/>
               </w:rPr>
               <w:t>~$30.00 / mo</w:t>
@@ -865,419 +2439,913 @@
         </w:tc>
         <w:tc>
           <w:tcPr>
-            <w:tcW w:type="dxa" w:w="1872"/>
+            <w:tcW w:type="dxa" w:w="4032"/>
             <w:shd w:fill="FFFFFF"/>
             <w:tcMar>
-              <w:top w:w="60" w:type="dxa"/>
-              <w:bottom w:w="60" w:type="dxa"/>
-              <w:left w:w="80" w:type="dxa"/>
-              <w:right w:w="80" w:type="dxa"/>
+              <w:top w:w="80" w:type="dxa"/>
+              <w:bottom w:w="80" w:type="dxa"/>
+              <w:left w:w="120" w:type="dxa"/>
+              <w:right w:w="120" w:type="dxa"/>
             </w:tcMar>
           </w:tcPr>
           <w:p>
+            <w:pPr>
+              <w:spacing w:before="20" w:after="20" w:line="276" w:lineRule="auto"/>
+            </w:pPr>
             <w:r>
               <w:rPr>
+                <w:rFonts w:ascii="Calibri" w:hAnsi="Calibri"/>
+                <w:color w:val="1E293B"/>
                 <w:sz w:val="18"/>
               </w:rPr>
-              <w:t>High Traffic / Multi-tenant. Recommended when running Redis caching or &gt;100 concurrent users.</w:t>
+              <w:t>High Scale / Enterprise. Recommended when running local Redis caching or handling &gt;100 concurrent PDF parsings.</w:t>
             </w:r>
           </w:p>
         </w:tc>
       </w:tr>
     </w:tbl>
     <w:p>
+      <w:pPr>
+        <w:spacing w:after="60"/>
+      </w:pPr>
+    </w:p>
+    <w:p>
+      <w:pPr>
+        <w:keepNext/>
+        <w:spacing w:before="200" w:after="60"/>
+      </w:pPr>
       <w:r>
-        <w:t>EBS Storage: 25-30 GB gp3 SSD (3,000 baseline IOPS, 125 MB/s throughput included free).</w:t>
-        <w:br/>
-        <w:t>Networking: Elastic IP (EIP) assigned to prevent DNS breaks on server restart.</w:t>
-        <w:br/>
-        <w:t>Swap Recommendation: 2.0 GB swapfile enabled via fallocate to prevent Linux OOM-killer triggers.</w:t>
+        <w:rPr>
+          <w:rFonts w:ascii="Calibri" w:hAnsi="Calibri"/>
+          <w:b/>
+          <w:color w:val="1E40AF"/>
+          <w:sz w:val="26"/>
+        </w:rPr>
+        <w:t>Storage &amp; Memory Baseline (2.0 GB RAM Baseline)</w:t>
       </w:r>
     </w:p>
     <w:p>
       <w:pPr>
-        <w:pStyle w:val="Heading1"/>
+        <w:pStyle w:val="ListBullet"/>
+        <w:spacing w:before="20" w:after="40" w:line="276" w:lineRule="auto"/>
       </w:pPr>
       <w:r>
-        <w:t>4. Automated Server Deployment Scripts</w:t>
-      </w:r>
-    </w:p>
-    <w:p>
-      <w:r>
-        <w:t>The repository provides modular deployment scripts tailored for both public distribution and production operations:</w:t>
-        <w:br/>
-        <w:t>• Docs/deploy.public.sh (Public / Non-Interactive): Direct public reference of deploy.sh. Completely non-interactive with zero prompts. Sources ./deploy.env or default values without requiring manual env entry.</w:t>
-        <w:br/>
-        <w:t>• Docs/deploy.example.sh (Public / Interactive Prompts): Interactive setup wizard that prompts step-by-step for missing domain and credentials.</w:t>
-        <w:br/>
-        <w:t>• Docs/deploy.sh (Private / Server): Server-ready script pre-populated with active production credentials for live AWS EC2 (git-ignored).</w:t>
-      </w:r>
-    </w:p>
-    <w:p>
-      <w:r>
         <w:rPr>
+          <w:rFonts w:ascii="Calibri" w:hAnsi="Calibri"/>
           <w:b/>
+          <w:color w:val="1E293B"/>
           <w:sz w:val="20"/>
         </w:rPr>
-        <w:t xml:space="preserve">• Step 0: Cleanup: </w:t>
+        <w:t xml:space="preserve">EBS Storage: </w:t>
       </w:r>
       <w:r>
         <w:rPr>
+          <w:rFonts w:ascii="Calibri" w:hAnsi="Calibri"/>
+          <w:color w:val="334155"/>
           <w:sz w:val="20"/>
         </w:rPr>
-        <w:t>Removes legacy containers, clears workspace directory, and resets stale Nginx virtual hosts.</w:t>
-      </w:r>
-    </w:p>
-    <w:p>
-      <w:r>
-        <w:rPr>
-          <w:b/>
-          <w:sz w:val="20"/>
-        </w:rPr>
-        <w:t xml:space="preserve">• Step 1: System Packages: </w:t>
-      </w:r>
-      <w:r>
-        <w:rPr>
-          <w:sz w:val="20"/>
-        </w:rPr>
-        <w:t>Installs Nginx, Certbot, Python3 Certbot Nginx plugin, Docker.io, and Docker Compose v2 plugin.</w:t>
-      </w:r>
-    </w:p>
-    <w:p>
-      <w:r>
-        <w:rPr>
-          <w:b/>
-          <w:sz w:val="20"/>
-        </w:rPr>
-        <w:t xml:space="preserve">• Step 2: Docker Service: </w:t>
-      </w:r>
-      <w:r>
-        <w:rPr>
-          <w:sz w:val="20"/>
-        </w:rPr>
-        <w:t>Enables and starts the Docker daemon, adding the current user to the docker group.</w:t>
-      </w:r>
-    </w:p>
-    <w:p>
-      <w:r>
-        <w:rPr>
-          <w:b/>
-          <w:sz w:val="20"/>
-        </w:rPr>
-        <w:t xml:space="preserve">• Step 3: Docker Hub Login: </w:t>
-      </w:r>
-      <w:r>
-        <w:rPr>
-          <w:sz w:val="20"/>
-        </w:rPr>
-        <w:t>Authenticates with Docker Hub using deployment credentials for private and rate-limit free image pulls (skipped if unconfigured).</w:t>
-      </w:r>
-    </w:p>
-    <w:p>
-      <w:r>
-        <w:rPr>
-          <w:b/>
-          <w:sz w:val="20"/>
-        </w:rPr>
-        <w:t xml:space="preserve">• Step 4: Workspace Prep: </w:t>
-      </w:r>
-      <w:r>
-        <w:rPr>
-          <w:sz w:val="20"/>
-        </w:rPr>
-        <w:t>Initializes workspace directory (/home/ubuntu/resumesaathi) and prepares environment storage.</w:t>
-      </w:r>
-    </w:p>
-    <w:p>
-      <w:r>
-        <w:rPr>
-          <w:b/>
-          <w:sz w:val="20"/>
-        </w:rPr>
-        <w:t xml:space="preserve">• Step 5: Config Generation: </w:t>
-      </w:r>
-      <w:r>
-        <w:rPr>
-          <w:sz w:val="20"/>
-        </w:rPr>
-        <w:t>Generates backend.env and frontend.env with verified production configurations.</w:t>
-      </w:r>
-    </w:p>
-    <w:p>
-      <w:r>
-        <w:rPr>
-          <w:b/>
-          <w:sz w:val="20"/>
-        </w:rPr>
-        <w:t xml:space="preserve">• Step 6: Docker Compose: </w:t>
-      </w:r>
-      <w:r>
-        <w:rPr>
-          <w:sz w:val="20"/>
-        </w:rPr>
-        <w:t>Generates production docker-compose.yml, pulls latest images, starts containers, and runs prune.</w:t>
-      </w:r>
-    </w:p>
-    <w:p>
-      <w:r>
-        <w:rPr>
-          <w:b/>
-          <w:sz w:val="20"/>
-        </w:rPr>
-        <w:t xml:space="preserve">• Step 7: Nginx &amp; SSL: </w:t>
-      </w:r>
-      <w:r>
-        <w:rPr>
-          <w:sz w:val="20"/>
-        </w:rPr>
-        <w:t>Configures Nginx reverse proxy, establishes www-to-non-www 301 redirects, strips trailing slashes, and issues Let's Encrypt SSL.</w:t>
+        <w:t>25-30 GB gp3 SSD with 3,000 baseline IOPS and 125 MB/s throughput included at zero extra cost.</w:t>
       </w:r>
     </w:p>
     <w:p>
       <w:pPr>
-        <w:pStyle w:val="Heading1"/>
+        <w:pStyle w:val="ListBullet"/>
+        <w:spacing w:before="20" w:after="40" w:line="276" w:lineRule="auto"/>
       </w:pPr>
       <w:r>
-        <w:t>4. How to Use the Deployment Scripts (Step-by-Step)</w:t>
-      </w:r>
-    </w:p>
-    <w:p>
-      <w:r>
-        <w:t>Follow the instructions below depending on your preferred deployment workflow:</w:t>
-      </w:r>
-    </w:p>
-    <w:p>
-      <w:r>
         <w:rPr>
+          <w:rFonts w:ascii="Calibri" w:hAnsi="Calibri"/>
           <w:b/>
+          <w:color w:val="1E293B"/>
           <w:sz w:val="20"/>
         </w:rPr>
-        <w:t>• Method 1: Using deploy.public.sh (Recommended for Automation &amp; CI/CD)</w:t>
-        <w:br/>
+        <w:t xml:space="preserve">Networking: </w:t>
       </w:r>
       <w:r>
         <w:rPr>
-          <w:sz w:val="19"/>
-        </w:rPr>
-        <w:t>Completely non-interactive with zero prompts. Ideal for automated boots or CI/CD:</w:t>
-        <w:br/>
-        <w:t>1. Connect to EC2 via SSH: ssh -i key.pem ubuntu@your-ec2-ip</w:t>
-        <w:br/>
-        <w:t>2. Clone the repo and enter directory: cd Resume-Saathi</w:t>
-        <w:br/>
-        <w:t>3. Copy sample environment: cp Docs/sample.env deploy.env (and configure credentials in deploy.env)</w:t>
-        <w:br/>
-        <w:t>4. Execute deployment: bash Docs/deploy.public.sh</w:t>
-        <w:br/>
-        <w:t>5. To wipe and start fresh from Step 0: bash Docs/deploy.public.sh --reset</w:t>
-      </w:r>
-    </w:p>
-    <w:p>
-      <w:r>
-        <w:rPr>
-          <w:b/>
+          <w:rFonts w:ascii="Calibri" w:hAnsi="Calibri"/>
+          <w:color w:val="334155"/>
           <w:sz w:val="20"/>
         </w:rPr>
-        <w:t>• Method 2: Using deploy.example.sh (Interactive CLI Wizard)</w:t>
-        <w:br/>
-      </w:r>
-      <w:r>
-        <w:rPr>
-          <w:sz w:val="19"/>
-        </w:rPr>
-        <w:t>Step-by-step guided prompt session directly in your terminal:</w:t>
-        <w:br/>
-        <w:t>1. Execute wizard: bash Docs/deploy.example.sh</w:t>
-        <w:br/>
-        <w:t>2. Answer prompts for Domain, SSL Email, MongoDB URI, SMTP, and Cloudinary credentials.</w:t>
-        <w:br/>
-        <w:t>3. Hit enter to automatically generate secure random keys where available.</w:t>
-        <w:br/>
-        <w:t>4. The script automates all 8 steps end-to-end upon confirmation.</w:t>
-      </w:r>
-    </w:p>
-    <w:p>
-      <w:r>
-        <w:rPr>
-          <w:b/>
-          <w:sz w:val="20"/>
-        </w:rPr>
-        <w:t>• Method 3: Using deploy.sh (Direct Private Production Execution)</w:t>
-        <w:br/>
-      </w:r>
-      <w:r>
-        <w:rPr>
-          <w:sz w:val="19"/>
-        </w:rPr>
-        <w:t>Pre-configured script on your live production server (git-ignored):</w:t>
-        <w:br/>
-        <w:t>• Standard idempotent run: bash Docs/deploy.sh</w:t>
-        <w:br/>
-        <w:t>• Full reset and re-deploy: bash Docs/deploy.sh --reset</w:t>
+        <w:t>Elastic IP (EIP) allocated and bound to prevent IP reassignment on reboot.</w:t>
       </w:r>
     </w:p>
     <w:p>
       <w:pPr>
-        <w:pStyle w:val="Heading1"/>
+        <w:pStyle w:val="ListBullet"/>
+        <w:spacing w:before="20" w:after="40" w:line="276" w:lineRule="auto"/>
       </w:pPr>
       <w:r>
-        <w:t>5. Post-Deployment Verification &amp; Testing</w:t>
-      </w:r>
-    </w:p>
-    <w:p>
-      <w:r>
-        <w:t>After the deployment completes, verify each layer of the production stack:</w:t>
-      </w:r>
-    </w:p>
-    <w:p>
-      <w:r>
         <w:rPr>
+          <w:rFonts w:ascii="Calibri" w:hAnsi="Calibri"/>
           <w:b/>
+          <w:color w:val="1E293B"/>
           <w:sz w:val="20"/>
         </w:rPr>
-        <w:t xml:space="preserve">• Docker Containers Health: </w:t>
+        <w:t xml:space="preserve">Swap File: </w:t>
       </w:r>
       <w:r>
         <w:rPr>
-          <w:sz w:val="19"/>
-        </w:rPr>
-        <w:t>sudo docker compose -f /home/ubuntu/resumesaathi/docker-compose.yml ps</w:t>
-        <w:br/>
-        <w:t>Both resume-backend-container and resume-frontend-container should report status (healthy).</w:t>
-      </w:r>
-    </w:p>
-    <w:p>
-      <w:r>
-        <w:rPr>
-          <w:b/>
+          <w:rFonts w:ascii="Calibri" w:hAnsi="Calibri"/>
+          <w:color w:val="334155"/>
           <w:sz w:val="20"/>
         </w:rPr>
-        <w:t xml:space="preserve">• Internal Healthcheck Endpoint: </w:t>
-      </w:r>
-      <w:r>
-        <w:rPr>
-          <w:sz w:val="19"/>
-        </w:rPr>
-        <w:t>curl -i http://127.0.0.1:5000/api/v1/healthcheck</w:t>
-        <w:br/>
-        <w:t>Should return HTTP/1.1 200 OK with JSON status healthy.</w:t>
-      </w:r>
-    </w:p>
-    <w:p>
-      <w:r>
-        <w:rPr>
-          <w:b/>
-          <w:sz w:val="20"/>
-        </w:rPr>
-        <w:t xml:space="preserve">• Public HTTPS Endpoint: </w:t>
-      </w:r>
-      <w:r>
-        <w:rPr>
-          <w:sz w:val="19"/>
-        </w:rPr>
-        <w:t>curl -I https://resumesaathi.tusharsaini.tech</w:t>
-        <w:br/>
-        <w:t>Should return HTTP 200 with active Let's Encrypt SSL certificate.</w:t>
-      </w:r>
-    </w:p>
-    <w:p>
-      <w:r>
-        <w:rPr>
-          <w:b/>
-          <w:sz w:val="20"/>
-        </w:rPr>
-        <w:t xml:space="preserve">• Subdomain WWW Redirection: </w:t>
-      </w:r>
-      <w:r>
-        <w:rPr>
-          <w:sz w:val="19"/>
-        </w:rPr>
-        <w:t>curl -I https://www.resumesaathi.tusharsaini.tech</w:t>
-        <w:br/>
-        <w:t>Should return HTTP 301 Moved Permanently redirecting to the root subdomain.</w:t>
-      </w:r>
-    </w:p>
-    <w:p>
-      <w:r>
-        <w:rPr>
-          <w:b/>
-          <w:sz w:val="20"/>
-        </w:rPr>
-        <w:t xml:space="preserve">• Trailing Slash Stripping: </w:t>
-      </w:r>
-      <w:r>
-        <w:rPr>
-          <w:sz w:val="19"/>
-        </w:rPr>
-        <w:t>curl -I https://resumesaathi.tusharsaini.tech/about/</w:t>
-        <w:br/>
-        <w:t>Should return HTTP 301 Moved Permanently redirecting to /about.</w:t>
+        <w:t>Mandatory 2.0 GB swapfile enabled via fallocate to prevent Linux Out-Of-Memory (OOM) killer incidents during heavy Docker image extraction.</w:t>
       </w:r>
     </w:p>
     <w:p>
       <w:pPr>
-        <w:pStyle w:val="Heading1"/>
+        <w:keepNext/>
+        <w:spacing w:before="280" w:after="80"/>
       </w:pPr>
       <w:r>
-        <w:t>6. Troubleshooting &amp; Gotchas</w:t>
-      </w:r>
-    </w:p>
-    <w:p>
-      <w:r>
         <w:rPr>
+          <w:rFonts w:ascii="Calibri" w:hAnsi="Calibri"/>
           <w:b/>
-          <w:sz w:val="20"/>
+          <w:color w:val="1E3A8A"/>
+          <w:sz w:val="32"/>
         </w:rPr>
-        <w:t xml:space="preserve">• Backend Container Unhealthy: </w:t>
-      </w:r>
-      <w:r>
-        <w:rPr>
-          <w:sz w:val="19"/>
-        </w:rPr>
-        <w:t>Express listens on IPv4 (0.0.0.0:5000). Always use 127.0.0.1 (not localhost, which resolves to IPv6 ::1 in Alpine). Check MongoDB Atlas IP whitelist allows 0.0.0.0/0 or EC2 Elastic IP.</w:t>
-      </w:r>
-    </w:p>
-    <w:p>
-      <w:r>
-        <w:rPr>
-          <w:b/>
-          <w:sz w:val="20"/>
-        </w:rPr>
-        <w:t xml:space="preserve">• Certbot SSL Issuance Failure: </w:t>
-      </w:r>
-      <w:r>
-        <w:rPr>
-          <w:sz w:val="19"/>
-        </w:rPr>
-        <w:t>Ensure ports 80 &amp; 443 are open in AWS Security Group. In Cloudflare, set www.resumesaathi to DNS Only (Grey Cloud) because free Cloudflare SSL does not cover second-level subdomains.</w:t>
-      </w:r>
-    </w:p>
-    <w:p>
-      <w:r>
-        <w:rPr>
-          <w:b/>
-          <w:sz w:val="20"/>
-        </w:rPr>
-        <w:t xml:space="preserve">• AWS SSM "Instances not in a valid state": </w:t>
-      </w:r>
-      <w:r>
-        <w:rPr>
-          <w:sz w:val="19"/>
-        </w:rPr>
-        <w:t>Ensure the EC2 instance profile has the AmazonSSMManagedInstanceCore IAM policy attached, and restart the SSM agent: sudo systemctl restart snap.amazon-ssm-agent.amazon-ssm-agent.</w:t>
+        <w:t>6. Automated Server Deployment Scripts Suite</w:t>
       </w:r>
     </w:p>
     <w:p>
       <w:pPr>
-        <w:pStyle w:val="Heading1"/>
+        <w:spacing w:before="20" w:after="80" w:line="276" w:lineRule="auto"/>
       </w:pPr>
       <w:r>
-        <w:t>7. Environment Variables Reference (sample.env)</w:t>
+        <w:rPr>
+          <w:rFonts w:ascii="Calibri" w:hAnsi="Calibri"/>
+          <w:color w:val="334155"/>
+          <w:sz w:val="21"/>
+        </w:rPr>
+        <w:t>The repository includes three deployment script variants located in the Docs/ directory, engineered for different deployment scenarios with full idempotency tracking (~/.rs_deploy_state):</w:t>
+      </w:r>
+    </w:p>
+    <w:tbl>
+      <w:tblPr>
+        <w:tblW w:type="auto" w:w="0"/>
+        <w:jc w:val="center"/>
+        <w:tblLook w:firstColumn="1" w:firstRow="1" w:lastColumn="0" w:lastRow="0" w:noHBand="0" w:noVBand="1" w:val="04A0"/>
+        <w:tblBorders>
+          <w:top w:val="single" w:sz="4" w:space="0" w:color="CBD5E1"/>
+          <w:bottom w:val="single" w:sz="4" w:space="0" w:color="CBD5E1"/>
+          <w:insideH w:val="single" w:sz="4" w:space="0" w:color="CBD5E1"/>
+          <w:insideV w:val="none"/>
+          <w:left w:val="none"/>
+          <w:right w:val="none"/>
+        </w:tblBorders>
+      </w:tblPr>
+      <w:tblGrid>
+        <w:gridCol w:w="1987"/>
+        <w:gridCol w:w="1987"/>
+        <w:gridCol w:w="1987"/>
+        <w:gridCol w:w="1987"/>
+        <w:gridCol w:w="1987"/>
+      </w:tblGrid>
+      <w:tr>
+        <w:tc>
+          <w:tcPr>
+            <w:tcW w:type="dxa" w:w="2304"/>
+            <w:shd w:fill="1E3A8A"/>
+            <w:tcMar>
+              <w:top w:w="100" w:type="dxa"/>
+              <w:bottom w:w="100" w:type="dxa"/>
+              <w:left w:w="120" w:type="dxa"/>
+              <w:right w:w="120" w:type="dxa"/>
+            </w:tcMar>
+          </w:tcPr>
+          <w:p>
+            <w:pPr>
+              <w:spacing w:before="20" w:after="20"/>
+            </w:pPr>
+            <w:r>
+              <w:rPr>
+                <w:rFonts w:ascii="Calibri" w:hAnsi="Calibri"/>
+                <w:b/>
+                <w:color w:val="FFFFFF"/>
+                <w:sz w:val="19"/>
+              </w:rPr>
+              <w:t>Script</w:t>
+            </w:r>
+          </w:p>
+        </w:tc>
+        <w:tc>
+          <w:tcPr>
+            <w:tcW w:type="dxa" w:w="1728"/>
+            <w:shd w:fill="1E3A8A"/>
+            <w:tcMar>
+              <w:top w:w="100" w:type="dxa"/>
+              <w:bottom w:w="100" w:type="dxa"/>
+              <w:left w:w="120" w:type="dxa"/>
+              <w:right w:w="120" w:type="dxa"/>
+            </w:tcMar>
+          </w:tcPr>
+          <w:p>
+            <w:pPr>
+              <w:spacing w:before="20" w:after="20"/>
+            </w:pPr>
+            <w:r>
+              <w:rPr>
+                <w:rFonts w:ascii="Calibri" w:hAnsi="Calibri"/>
+                <w:b/>
+                <w:color w:val="FFFFFF"/>
+                <w:sz w:val="19"/>
+              </w:rPr>
+              <w:t>Audience</w:t>
+            </w:r>
+          </w:p>
+        </w:tc>
+        <w:tc>
+          <w:tcPr>
+            <w:tcW w:type="dxa" w:w="2304"/>
+            <w:shd w:fill="1E3A8A"/>
+            <w:tcMar>
+              <w:top w:w="100" w:type="dxa"/>
+              <w:bottom w:w="100" w:type="dxa"/>
+              <w:left w:w="120" w:type="dxa"/>
+              <w:right w:w="120" w:type="dxa"/>
+            </w:tcMar>
+          </w:tcPr>
+          <w:p>
+            <w:pPr>
+              <w:spacing w:before="20" w:after="20"/>
+            </w:pPr>
+            <w:r>
+              <w:rPr>
+                <w:rFonts w:ascii="Calibri" w:hAnsi="Calibri"/>
+                <w:b/>
+                <w:color w:val="FFFFFF"/>
+                <w:sz w:val="19"/>
+              </w:rPr>
+              <w:t>Interaction Mode</w:t>
+            </w:r>
+          </w:p>
+        </w:tc>
+        <w:tc>
+          <w:tcPr>
+            <w:tcW w:type="dxa" w:w="2016"/>
+            <w:shd w:fill="1E3A8A"/>
+            <w:tcMar>
+              <w:top w:w="100" w:type="dxa"/>
+              <w:bottom w:w="100" w:type="dxa"/>
+              <w:left w:w="120" w:type="dxa"/>
+              <w:right w:w="120" w:type="dxa"/>
+            </w:tcMar>
+          </w:tcPr>
+          <w:p>
+            <w:pPr>
+              <w:spacing w:before="20" w:after="20"/>
+            </w:pPr>
+            <w:r>
+              <w:rPr>
+                <w:rFonts w:ascii="Calibri" w:hAnsi="Calibri"/>
+                <w:b/>
+                <w:color w:val="FFFFFF"/>
+                <w:sz w:val="19"/>
+              </w:rPr>
+              <w:t>Secrets Handling</w:t>
+            </w:r>
+          </w:p>
+        </w:tc>
+        <w:tc>
+          <w:tcPr>
+            <w:tcW w:type="dxa" w:w="2016"/>
+            <w:shd w:fill="1E3A8A"/>
+            <w:tcMar>
+              <w:top w:w="100" w:type="dxa"/>
+              <w:bottom w:w="100" w:type="dxa"/>
+              <w:left w:w="120" w:type="dxa"/>
+              <w:right w:w="120" w:type="dxa"/>
+            </w:tcMar>
+          </w:tcPr>
+          <w:p>
+            <w:pPr>
+              <w:spacing w:before="20" w:after="20"/>
+            </w:pPr>
+            <w:r>
+              <w:rPr>
+                <w:rFonts w:ascii="Calibri" w:hAnsi="Calibri"/>
+                <w:b/>
+                <w:color w:val="FFFFFF"/>
+                <w:sz w:val="19"/>
+              </w:rPr>
+              <w:t>Primary Use Case</w:t>
+            </w:r>
+          </w:p>
+        </w:tc>
+      </w:tr>
+      <w:tr>
+        <w:tc>
+          <w:tcPr>
+            <w:tcW w:type="dxa" w:w="2304"/>
+            <w:shd w:fill="FFFFFF"/>
+            <w:tcMar>
+              <w:top w:w="80" w:type="dxa"/>
+              <w:bottom w:w="80" w:type="dxa"/>
+              <w:left w:w="120" w:type="dxa"/>
+              <w:right w:w="120" w:type="dxa"/>
+            </w:tcMar>
+          </w:tcPr>
+          <w:p>
+            <w:pPr>
+              <w:spacing w:before="20" w:after="20" w:line="276" w:lineRule="auto"/>
+            </w:pPr>
+            <w:r>
+              <w:rPr>
+                <w:rFonts w:ascii="Calibri" w:hAnsi="Calibri"/>
+                <w:color w:val="1E293B"/>
+                <w:sz w:val="18"/>
+              </w:rPr>
+              <w:t>Docs/deploy.public.sh</w:t>
+            </w:r>
+          </w:p>
+        </w:tc>
+        <w:tc>
+          <w:tcPr>
+            <w:tcW w:type="dxa" w:w="1728"/>
+            <w:shd w:fill="FFFFFF"/>
+            <w:tcMar>
+              <w:top w:w="80" w:type="dxa"/>
+              <w:bottom w:w="80" w:type="dxa"/>
+              <w:left w:w="120" w:type="dxa"/>
+              <w:right w:w="120" w:type="dxa"/>
+            </w:tcMar>
+          </w:tcPr>
+          <w:p>
+            <w:pPr>
+              <w:spacing w:before="20" w:after="20" w:line="276" w:lineRule="auto"/>
+            </w:pPr>
+            <w:r>
+              <w:rPr>
+                <w:rFonts w:ascii="Calibri" w:hAnsi="Calibri"/>
+                <w:color w:val="1E293B"/>
+                <w:sz w:val="18"/>
+              </w:rPr>
+              <w:t>Public / Teams</w:t>
+            </w:r>
+          </w:p>
+        </w:tc>
+        <w:tc>
+          <w:tcPr>
+            <w:tcW w:type="dxa" w:w="2304"/>
+            <w:shd w:fill="FFFFFF"/>
+            <w:tcMar>
+              <w:top w:w="80" w:type="dxa"/>
+              <w:bottom w:w="80" w:type="dxa"/>
+              <w:left w:w="120" w:type="dxa"/>
+              <w:right w:w="120" w:type="dxa"/>
+            </w:tcMar>
+          </w:tcPr>
+          <w:p>
+            <w:pPr>
+              <w:spacing w:before="20" w:after="20" w:line="276" w:lineRule="auto"/>
+            </w:pPr>
+            <w:r>
+              <w:rPr>
+                <w:rFonts w:ascii="Calibri" w:hAnsi="Calibri"/>
+                <w:color w:val="1E293B"/>
+                <w:sz w:val="18"/>
+              </w:rPr>
+              <w:t>Non-Interactive (Zero Prompts)</w:t>
+            </w:r>
+          </w:p>
+        </w:tc>
+        <w:tc>
+          <w:tcPr>
+            <w:tcW w:type="dxa" w:w="2016"/>
+            <w:shd w:fill="FFFFFF"/>
+            <w:tcMar>
+              <w:top w:w="80" w:type="dxa"/>
+              <w:bottom w:w="80" w:type="dxa"/>
+              <w:left w:w="120" w:type="dxa"/>
+              <w:right w:w="120" w:type="dxa"/>
+            </w:tcMar>
+          </w:tcPr>
+          <w:p>
+            <w:pPr>
+              <w:spacing w:before="20" w:after="20" w:line="276" w:lineRule="auto"/>
+            </w:pPr>
+            <w:r>
+              <w:rPr>
+                <w:rFonts w:ascii="Calibri" w:hAnsi="Calibri"/>
+                <w:color w:val="1E293B"/>
+                <w:sz w:val="18"/>
+              </w:rPr>
+              <w:t>Sources deploy.env or shell env</w:t>
+            </w:r>
+          </w:p>
+        </w:tc>
+        <w:tc>
+          <w:tcPr>
+            <w:tcW w:type="dxa" w:w="2016"/>
+            <w:shd w:fill="FFFFFF"/>
+            <w:tcMar>
+              <w:top w:w="80" w:type="dxa"/>
+              <w:bottom w:w="80" w:type="dxa"/>
+              <w:left w:w="120" w:type="dxa"/>
+              <w:right w:w="120" w:type="dxa"/>
+            </w:tcMar>
+          </w:tcPr>
+          <w:p>
+            <w:pPr>
+              <w:spacing w:before="20" w:after="20" w:line="276" w:lineRule="auto"/>
+            </w:pPr>
+            <w:r>
+              <w:rPr>
+                <w:rFonts w:ascii="Calibri" w:hAnsi="Calibri"/>
+                <w:color w:val="1E293B"/>
+                <w:sz w:val="18"/>
+              </w:rPr>
+              <w:t>Automated boots, CI/CD, SSM, Cloud-Init</w:t>
+            </w:r>
+          </w:p>
+        </w:tc>
+      </w:tr>
+      <w:tr>
+        <w:tc>
+          <w:tcPr>
+            <w:tcW w:type="dxa" w:w="2304"/>
+            <w:shd w:fill="F8FAFC"/>
+            <w:tcMar>
+              <w:top w:w="80" w:type="dxa"/>
+              <w:bottom w:w="80" w:type="dxa"/>
+              <w:left w:w="120" w:type="dxa"/>
+              <w:right w:w="120" w:type="dxa"/>
+            </w:tcMar>
+          </w:tcPr>
+          <w:p>
+            <w:pPr>
+              <w:spacing w:before="20" w:after="20" w:line="276" w:lineRule="auto"/>
+            </w:pPr>
+            <w:r>
+              <w:rPr>
+                <w:rFonts w:ascii="Calibri" w:hAnsi="Calibri"/>
+                <w:color w:val="1E293B"/>
+                <w:sz w:val="18"/>
+              </w:rPr>
+              <w:t>Docs/deploy.example.sh</w:t>
+            </w:r>
+          </w:p>
+        </w:tc>
+        <w:tc>
+          <w:tcPr>
+            <w:tcW w:type="dxa" w:w="1728"/>
+            <w:shd w:fill="F8FAFC"/>
+            <w:tcMar>
+              <w:top w:w="80" w:type="dxa"/>
+              <w:bottom w:w="80" w:type="dxa"/>
+              <w:left w:w="120" w:type="dxa"/>
+              <w:right w:w="120" w:type="dxa"/>
+            </w:tcMar>
+          </w:tcPr>
+          <w:p>
+            <w:pPr>
+              <w:spacing w:before="20" w:after="20" w:line="276" w:lineRule="auto"/>
+            </w:pPr>
+            <w:r>
+              <w:rPr>
+                <w:rFonts w:ascii="Calibri" w:hAnsi="Calibri"/>
+                <w:color w:val="1E293B"/>
+                <w:sz w:val="18"/>
+              </w:rPr>
+              <w:t>Public / Developers</w:t>
+            </w:r>
+          </w:p>
+        </w:tc>
+        <w:tc>
+          <w:tcPr>
+            <w:tcW w:type="dxa" w:w="2304"/>
+            <w:shd w:fill="F8FAFC"/>
+            <w:tcMar>
+              <w:top w:w="80" w:type="dxa"/>
+              <w:bottom w:w="80" w:type="dxa"/>
+              <w:left w:w="120" w:type="dxa"/>
+              <w:right w:w="120" w:type="dxa"/>
+            </w:tcMar>
+          </w:tcPr>
+          <w:p>
+            <w:pPr>
+              <w:spacing w:before="20" w:after="20" w:line="276" w:lineRule="auto"/>
+            </w:pPr>
+            <w:r>
+              <w:rPr>
+                <w:rFonts w:ascii="Calibri" w:hAnsi="Calibri"/>
+                <w:color w:val="1E293B"/>
+                <w:sz w:val="18"/>
+              </w:rPr>
+              <w:t>Interactive Terminal Wizard</w:t>
+            </w:r>
+          </w:p>
+        </w:tc>
+        <w:tc>
+          <w:tcPr>
+            <w:tcW w:type="dxa" w:w="2016"/>
+            <w:shd w:fill="F8FAFC"/>
+            <w:tcMar>
+              <w:top w:w="80" w:type="dxa"/>
+              <w:bottom w:w="80" w:type="dxa"/>
+              <w:left w:w="120" w:type="dxa"/>
+              <w:right w:w="120" w:type="dxa"/>
+            </w:tcMar>
+          </w:tcPr>
+          <w:p>
+            <w:pPr>
+              <w:spacing w:before="20" w:after="20" w:line="276" w:lineRule="auto"/>
+            </w:pPr>
+            <w:r>
+              <w:rPr>
+                <w:rFonts w:ascii="Calibri" w:hAnsi="Calibri"/>
+                <w:color w:val="1E293B"/>
+                <w:sz w:val="18"/>
+              </w:rPr>
+              <w:t>Prompts step-by-step for values</w:t>
+            </w:r>
+          </w:p>
+        </w:tc>
+        <w:tc>
+          <w:tcPr>
+            <w:tcW w:type="dxa" w:w="2016"/>
+            <w:shd w:fill="F8FAFC"/>
+            <w:tcMar>
+              <w:top w:w="80" w:type="dxa"/>
+              <w:bottom w:w="80" w:type="dxa"/>
+              <w:left w:w="120" w:type="dxa"/>
+              <w:right w:w="120" w:type="dxa"/>
+            </w:tcMar>
+          </w:tcPr>
+          <w:p>
+            <w:pPr>
+              <w:spacing w:before="20" w:after="20" w:line="276" w:lineRule="auto"/>
+            </w:pPr>
+            <w:r>
+              <w:rPr>
+                <w:rFonts w:ascii="Calibri" w:hAnsi="Calibri"/>
+                <w:color w:val="1E293B"/>
+                <w:sz w:val="18"/>
+              </w:rPr>
+              <w:t>First-time manual SSH deployments</w:t>
+            </w:r>
+          </w:p>
+        </w:tc>
+      </w:tr>
+      <w:tr>
+        <w:tc>
+          <w:tcPr>
+            <w:tcW w:type="dxa" w:w="2304"/>
+            <w:shd w:fill="FFFFFF"/>
+            <w:tcMar>
+              <w:top w:w="80" w:type="dxa"/>
+              <w:bottom w:w="80" w:type="dxa"/>
+              <w:left w:w="120" w:type="dxa"/>
+              <w:right w:w="120" w:type="dxa"/>
+            </w:tcMar>
+          </w:tcPr>
+          <w:p>
+            <w:pPr>
+              <w:spacing w:before="20" w:after="20" w:line="276" w:lineRule="auto"/>
+            </w:pPr>
+            <w:r>
+              <w:rPr>
+                <w:rFonts w:ascii="Calibri" w:hAnsi="Calibri"/>
+                <w:color w:val="1E293B"/>
+                <w:sz w:val="18"/>
+              </w:rPr>
+              <w:t>Docs/deploy.sh</w:t>
+            </w:r>
+          </w:p>
+        </w:tc>
+        <w:tc>
+          <w:tcPr>
+            <w:tcW w:type="dxa" w:w="1728"/>
+            <w:shd w:fill="FFFFFF"/>
+            <w:tcMar>
+              <w:top w:w="80" w:type="dxa"/>
+              <w:bottom w:w="80" w:type="dxa"/>
+              <w:left w:w="120" w:type="dxa"/>
+              <w:right w:w="120" w:type="dxa"/>
+            </w:tcMar>
+          </w:tcPr>
+          <w:p>
+            <w:pPr>
+              <w:spacing w:before="20" w:after="20" w:line="276" w:lineRule="auto"/>
+            </w:pPr>
+            <w:r>
+              <w:rPr>
+                <w:rFonts w:ascii="Calibri" w:hAnsi="Calibri"/>
+                <w:color w:val="1E293B"/>
+                <w:sz w:val="18"/>
+              </w:rPr>
+              <w:t>Owner / Production</w:t>
+            </w:r>
+          </w:p>
+        </w:tc>
+        <w:tc>
+          <w:tcPr>
+            <w:tcW w:type="dxa" w:w="2304"/>
+            <w:shd w:fill="FFFFFF"/>
+            <w:tcMar>
+              <w:top w:w="80" w:type="dxa"/>
+              <w:bottom w:w="80" w:type="dxa"/>
+              <w:left w:w="120" w:type="dxa"/>
+              <w:right w:w="120" w:type="dxa"/>
+            </w:tcMar>
+          </w:tcPr>
+          <w:p>
+            <w:pPr>
+              <w:spacing w:before="20" w:after="20" w:line="276" w:lineRule="auto"/>
+            </w:pPr>
+            <w:r>
+              <w:rPr>
+                <w:rFonts w:ascii="Calibri" w:hAnsi="Calibri"/>
+                <w:color w:val="1E293B"/>
+                <w:sz w:val="18"/>
+              </w:rPr>
+              <w:t>Non-Interactive</w:t>
+            </w:r>
+          </w:p>
+        </w:tc>
+        <w:tc>
+          <w:tcPr>
+            <w:tcW w:type="dxa" w:w="2016"/>
+            <w:shd w:fill="FFFFFF"/>
+            <w:tcMar>
+              <w:top w:w="80" w:type="dxa"/>
+              <w:bottom w:w="80" w:type="dxa"/>
+              <w:left w:w="120" w:type="dxa"/>
+              <w:right w:w="120" w:type="dxa"/>
+            </w:tcMar>
+          </w:tcPr>
+          <w:p>
+            <w:pPr>
+              <w:spacing w:before="20" w:after="20" w:line="276" w:lineRule="auto"/>
+            </w:pPr>
+            <w:r>
+              <w:rPr>
+                <w:rFonts w:ascii="Calibri" w:hAnsi="Calibri"/>
+                <w:color w:val="1E293B"/>
+                <w:sz w:val="18"/>
+              </w:rPr>
+              <w:t>Pre-populated with real production keys</w:t>
+            </w:r>
+          </w:p>
+        </w:tc>
+        <w:tc>
+          <w:tcPr>
+            <w:tcW w:type="dxa" w:w="2016"/>
+            <w:shd w:fill="FFFFFF"/>
+            <w:tcMar>
+              <w:top w:w="80" w:type="dxa"/>
+              <w:bottom w:w="80" w:type="dxa"/>
+              <w:left w:w="120" w:type="dxa"/>
+              <w:right w:w="120" w:type="dxa"/>
+            </w:tcMar>
+          </w:tcPr>
+          <w:p>
+            <w:pPr>
+              <w:spacing w:before="20" w:after="20" w:line="276" w:lineRule="auto"/>
+            </w:pPr>
+            <w:r>
+              <w:rPr>
+                <w:rFonts w:ascii="Calibri" w:hAnsi="Calibri"/>
+                <w:color w:val="1E293B"/>
+                <w:sz w:val="18"/>
+              </w:rPr>
+              <w:t>Live AWS EC2 instance (git-ignored)</w:t>
+            </w:r>
+          </w:p>
+        </w:tc>
+      </w:tr>
+    </w:tbl>
+    <w:p>
+      <w:pPr>
+        <w:spacing w:after="60"/>
+      </w:pPr>
+    </w:p>
+    <w:p>
+      <w:pPr>
+        <w:keepNext/>
+        <w:spacing w:before="200" w:after="60"/>
+      </w:pPr>
+      <w:r>
+        <w:rPr>
+          <w:rFonts w:ascii="Calibri" w:hAnsi="Calibri"/>
+          <w:b/>
+          <w:color w:val="1E40AF"/>
+          <w:sz w:val="26"/>
+        </w:rPr>
+        <w:t>8-Step Deployment Lifecycle</w:t>
       </w:r>
     </w:p>
     <w:p>
+      <w:pPr>
+        <w:pStyle w:val="ListBullet"/>
+        <w:spacing w:before="20" w:after="40" w:line="276" w:lineRule="auto"/>
+      </w:pPr>
       <w:r>
-        <w:t>Below is the reference table of all environment variables used by the application and CI/CD automation. A sanitized template is available at Docs/sample.env and Backend/.env.example for public repositories.</w:t>
+        <w:rPr>
+          <w:rFonts w:ascii="Calibri" w:hAnsi="Calibri"/>
+          <w:b/>
+          <w:color w:val="1E293B"/>
+          <w:sz w:val="20"/>
+        </w:rPr>
+        <w:t xml:space="preserve">Step 0 (Cleanup): </w:t>
+      </w:r>
+      <w:r>
+        <w:rPr>
+          <w:rFonts w:ascii="Calibri" w:hAnsi="Calibri"/>
+          <w:color w:val="334155"/>
+          <w:sz w:val="20"/>
+        </w:rPr>
+        <w:t>Removes legacy containers, clears workspace directory, resets stale Nginx virtual hosts.</w:t>
+      </w:r>
+    </w:p>
+    <w:p>
+      <w:pPr>
+        <w:pStyle w:val="ListBullet"/>
+        <w:spacing w:before="20" w:after="40" w:line="276" w:lineRule="auto"/>
+      </w:pPr>
+      <w:r>
+        <w:rPr>
+          <w:rFonts w:ascii="Calibri" w:hAnsi="Calibri"/>
+          <w:b/>
+          <w:color w:val="1E293B"/>
+          <w:sz w:val="20"/>
+        </w:rPr>
+        <w:t xml:space="preserve">Step 1 (Packages): </w:t>
+      </w:r>
+      <w:r>
+        <w:rPr>
+          <w:rFonts w:ascii="Calibri" w:hAnsi="Calibri"/>
+          <w:color w:val="334155"/>
+          <w:sz w:val="20"/>
+        </w:rPr>
+        <w:t>Installs Nginx, Certbot, Python3 Certbot Nginx plugin, Docker.io, Docker Compose v2.</w:t>
+      </w:r>
+    </w:p>
+    <w:p>
+      <w:pPr>
+        <w:pStyle w:val="ListBullet"/>
+        <w:spacing w:before="20" w:after="40" w:line="276" w:lineRule="auto"/>
+      </w:pPr>
+      <w:r>
+        <w:rPr>
+          <w:rFonts w:ascii="Calibri" w:hAnsi="Calibri"/>
+          <w:b/>
+          <w:color w:val="1E293B"/>
+          <w:sz w:val="20"/>
+        </w:rPr>
+        <w:t xml:space="preserve">Step 2 (Docker Service): </w:t>
+      </w:r>
+      <w:r>
+        <w:rPr>
+          <w:rFonts w:ascii="Calibri" w:hAnsi="Calibri"/>
+          <w:color w:val="334155"/>
+          <w:sz w:val="20"/>
+        </w:rPr>
+        <w:t>Enables and starts Docker daemon, adds current user to docker group.</w:t>
+      </w:r>
+    </w:p>
+    <w:p>
+      <w:pPr>
+        <w:pStyle w:val="ListBullet"/>
+        <w:spacing w:before="20" w:after="40" w:line="276" w:lineRule="auto"/>
+      </w:pPr>
+      <w:r>
+        <w:rPr>
+          <w:rFonts w:ascii="Calibri" w:hAnsi="Calibri"/>
+          <w:b/>
+          <w:color w:val="1E293B"/>
+          <w:sz w:val="20"/>
+        </w:rPr>
+        <w:t xml:space="preserve">Step 3 (Docker Login): </w:t>
+      </w:r>
+      <w:r>
+        <w:rPr>
+          <w:rFonts w:ascii="Calibri" w:hAnsi="Calibri"/>
+          <w:color w:val="334155"/>
+          <w:sz w:val="20"/>
+        </w:rPr>
+        <w:t>Authenticates with Docker Hub for private or rate-limit-free image pulls.</w:t>
+      </w:r>
+    </w:p>
+    <w:p>
+      <w:pPr>
+        <w:pStyle w:val="ListBullet"/>
+        <w:spacing w:before="20" w:after="40" w:line="276" w:lineRule="auto"/>
+      </w:pPr>
+      <w:r>
+        <w:rPr>
+          <w:rFonts w:ascii="Calibri" w:hAnsi="Calibri"/>
+          <w:b/>
+          <w:color w:val="1E293B"/>
+          <w:sz w:val="20"/>
+        </w:rPr>
+        <w:t xml:space="preserve">Step 4 (Workspace): </w:t>
+      </w:r>
+      <w:r>
+        <w:rPr>
+          <w:rFonts w:ascii="Calibri" w:hAnsi="Calibri"/>
+          <w:color w:val="334155"/>
+          <w:sz w:val="20"/>
+        </w:rPr>
+        <w:t>Initializes /home/ubuntu/resumesaathi and sets strict permissions.</w:t>
+      </w:r>
+    </w:p>
+    <w:p>
+      <w:pPr>
+        <w:pStyle w:val="ListBullet"/>
+        <w:spacing w:before="20" w:after="40" w:line="276" w:lineRule="auto"/>
+      </w:pPr>
+      <w:r>
+        <w:rPr>
+          <w:rFonts w:ascii="Calibri" w:hAnsi="Calibri"/>
+          <w:b/>
+          <w:color w:val="1E293B"/>
+          <w:sz w:val="20"/>
+        </w:rPr>
+        <w:t xml:space="preserve">Step 5 (Config Gen): </w:t>
+      </w:r>
+      <w:r>
+        <w:rPr>
+          <w:rFonts w:ascii="Calibri" w:hAnsi="Calibri"/>
+          <w:color w:val="334155"/>
+          <w:sz w:val="20"/>
+        </w:rPr>
+        <w:t>Generates verified backend.env and frontend.env configuration files.</w:t>
+      </w:r>
+    </w:p>
+    <w:p>
+      <w:pPr>
+        <w:pStyle w:val="ListBullet"/>
+        <w:spacing w:before="20" w:after="40" w:line="276" w:lineRule="auto"/>
+      </w:pPr>
+      <w:r>
+        <w:rPr>
+          <w:rFonts w:ascii="Calibri" w:hAnsi="Calibri"/>
+          <w:b/>
+          <w:color w:val="1E293B"/>
+          <w:sz w:val="20"/>
+        </w:rPr>
+        <w:t xml:space="preserve">Step 6 (Docker Compose): </w:t>
+      </w:r>
+      <w:r>
+        <w:rPr>
+          <w:rFonts w:ascii="Calibri" w:hAnsi="Calibri"/>
+          <w:color w:val="334155"/>
+          <w:sz w:val="20"/>
+        </w:rPr>
+        <w:t>Generates docker-compose.yml, pulls latest images, starts containers with healthchecks.</w:t>
+      </w:r>
+    </w:p>
+    <w:p>
+      <w:pPr>
+        <w:pStyle w:val="ListBullet"/>
+        <w:spacing w:before="20" w:after="40" w:line="276" w:lineRule="auto"/>
+      </w:pPr>
+      <w:r>
+        <w:rPr>
+          <w:rFonts w:ascii="Calibri" w:hAnsi="Calibri"/>
+          <w:b/>
+          <w:color w:val="1E293B"/>
+          <w:sz w:val="20"/>
+        </w:rPr>
+        <w:t xml:space="preserve">Step 7 (Nginx &amp; SSL): </w:t>
+      </w:r>
+      <w:r>
+        <w:rPr>
+          <w:rFonts w:ascii="Calibri" w:hAnsi="Calibri"/>
+          <w:color w:val="334155"/>
+          <w:sz w:val="20"/>
+        </w:rPr>
+        <w:t>Configures Nginx reverse proxy, issues Let's Encrypt certificates, applies origin cloaking.</w:t>
+      </w:r>
+    </w:p>
+    <w:p>
+      <w:pPr>
+        <w:keepNext/>
+        <w:spacing w:before="200" w:after="60"/>
+      </w:pPr>
+      <w:r>
+        <w:rPr>
+          <w:rFonts w:ascii="Calibri" w:hAnsi="Calibri"/>
+          <w:b/>
+          <w:color w:val="1E40AF"/>
+          <w:sz w:val="26"/>
+        </w:rPr>
+        <w:t>Single-Command Server Update Script</w:t>
+      </w:r>
+    </w:p>
+    <w:p>
+      <w:pPr>
+        <w:spacing w:before="20" w:after="80" w:line="276" w:lineRule="auto"/>
+      </w:pPr>
+      <w:r>
+        <w:rPr>
+          <w:rFonts w:ascii="Calibri" w:hAnsi="Calibri"/>
+          <w:color w:val="334155"/>
+          <w:sz w:val="21"/>
+        </w:rPr>
+        <w:t>To update an existing live EC2 instance with the latest origin cloaking configuration, run this single command on the server:</w:t>
       </w:r>
     </w:p>
     <w:tbl>
@@ -1287,22 +3355,160 @@
         <w:tblLook w:firstColumn="1" w:firstRow="1" w:lastColumn="0" w:lastRow="0" w:noHBand="0" w:noVBand="1" w:val="04A0"/>
       </w:tblPr>
       <w:tblGrid>
-        <w:gridCol w:w="3120"/>
-        <w:gridCol w:w="3120"/>
-        <w:gridCol w:w="3120"/>
+        <w:gridCol w:w="9936"/>
       </w:tblGrid>
       <w:tr>
         <w:tc>
           <w:tcPr>
-            <w:tcW w:type="dxa" w:w="3120"/>
-            <w:shd w:fill="1E3A8A"/>
+            <w:tcW w:type="dxa" w:w="9936"/>
+            <w:shd w:fill="0F172A"/>
+            <w:tcMar>
+              <w:top w:w="90" w:type="dxa"/>
+              <w:bottom w:w="90" w:type="dxa"/>
+              <w:left w:w="140" w:type="dxa"/>
+              <w:right w:w="140" w:type="dxa"/>
+            </w:tcMar>
+            <w:tcBorders>
+              <w:left w:val="single" w:sz="8" w:space="0" w:color="334155"/>
+              <w:top w:val="single" w:sz="8" w:space="0" w:color="334155"/>
+              <w:bottom w:val="single" w:sz="8" w:space="0" w:color="334155"/>
+              <w:right w:val="single" w:sz="8" w:space="0" w:color="334155"/>
+            </w:tcBorders>
           </w:tcPr>
           <w:p>
+            <w:pPr>
+              <w:spacing w:before="40" w:after="40" w:line="276" w:lineRule="auto"/>
+            </w:pPr>
             <w:r>
               <w:rPr>
+                <w:rFonts w:ascii="Consolas" w:hAnsi="Consolas"/>
+                <w:color w:val="F1F5F9"/>
+                <w:sz w:val="17"/>
+              </w:rPr>
+              <w:t>bash -c '</w:t>
+              <w:br/>
+              <w:t>SECRET="73r-p6xPG-K-c3-kjOx-SecureToken2026"</w:t>
+              <w:br/>
+              <w:t>sudo tee /etc/nginx/sites-available/resumesaathi.tusharsaini.tech &gt; /dev/null &lt;&lt; NGINXEOF</w:t>
+              <w:br/>
+              <w:t>server {</w:t>
+              <w:br/>
+              <w:t xml:space="preserve">    listen 80;</w:t>
+              <w:br/>
+              <w:t xml:space="preserve">    listen [::]:80;</w:t>
+              <w:br/>
+              <w:t xml:space="preserve">    server_name resumesaathi.tusharsaini.tech www.resumesaathi.tusharsaini.tech origin.resumesaathi.tusharsaini.tech _;</w:t>
+              <w:br/>
+              <w:t xml:space="preserve">    location /.well-known/acme-challenge/ { root /var/www/certbot; }</w:t>
+              <w:br/>
+              <w:t xml:space="preserve">    location / { return 301 https://\$host\$request_uri; }</w:t>
+              <w:br/>
+              <w:t>}</w:t>
+              <w:br/>
+              <w:t>server {</w:t>
+              <w:br/>
+              <w:t xml:space="preserve">    listen 443 ssl http2;</w:t>
+              <w:br/>
+              <w:t xml:space="preserve">    listen [::]:443 ssl http2;</w:t>
+              <w:br/>
+              <w:t xml:space="preserve">    server_name resumesaathi.tusharsaini.tech www.resumesaathi.tusharsaini.tech origin.resumesaathi.tusharsaini.tech _;</w:t>
+              <w:br/>
+              <w:t xml:space="preserve">    ssl_certificate /etc/letsencrypt/live/resumesaathi.tusharsaini.tech/fullchain.pem;</w:t>
+              <w:br/>
+              <w:t xml:space="preserve">    ssl_certificate_key /etc/letsencrypt/live/resumesaathi.tusharsaini.tech/privkey.pem;</w:t>
+              <w:br/>
+              <w:t xml:space="preserve">    if (\$http_x_origin_verify != "'\$SECRET'") { return 444; }</w:t>
+              <w:br/>
+              <w:t xml:space="preserve">    client_max_body_size 20M;</w:t>
+              <w:br/>
+              <w:t xml:space="preserve">    location / { proxy_pass http://127.0.0.1:3000; proxy_set_header Host \$host; proxy_set_header X-Real-IP \$remote_addr; proxy_set_header X-Forwarded-For \$proxy_add_x_forwarded_for; proxy_set_header X-Forwarded-Proto \$scheme; }</w:t>
+              <w:br/>
+              <w:t xml:space="preserve">    location /api/ { proxy_pass http://127.0.0.1:3000; proxy_set_header Host \$host; proxy_set_header X-Real-IP \$remote_addr; proxy_set_header X-Forwarded-For \$proxy_add_x_forwarded_for; proxy_set_header X-Forwarded-Proto \$scheme; proxy_read_timeout 180s; }</w:t>
+              <w:br/>
+              <w:t>}</w:t>
+              <w:br/>
+              <w:t>NGINXEOF</w:t>
+              <w:br/>
+              <w:t>nginx -t &amp;&amp; systemctl reload nginx'</w:t>
+            </w:r>
+          </w:p>
+        </w:tc>
+      </w:tr>
+    </w:tbl>
+    <w:p>
+      <w:pPr>
+        <w:spacing w:after="40"/>
+      </w:pPr>
+    </w:p>
+    <w:p>
+      <w:pPr>
+        <w:keepNext/>
+        <w:spacing w:before="280" w:after="80"/>
+      </w:pPr>
+      <w:r>
+        <w:rPr>
+          <w:rFonts w:ascii="Calibri" w:hAnsi="Calibri"/>
+          <w:b/>
+          <w:color w:val="1E3A8A"/>
+          <w:sz w:val="32"/>
+        </w:rPr>
+        <w:t>7. Production Environment Variables Reference</w:t>
+      </w:r>
+    </w:p>
+    <w:p>
+      <w:pPr>
+        <w:spacing w:before="20" w:after="80" w:line="276" w:lineRule="auto"/>
+      </w:pPr>
+      <w:r>
+        <w:rPr>
+          <w:rFonts w:ascii="Calibri" w:hAnsi="Calibri"/>
+          <w:color w:val="334155"/>
+          <w:sz w:val="21"/>
+        </w:rPr>
+        <w:t>The table below details all production environment variables managed across backend, frontend, and deployment layers:</w:t>
+      </w:r>
+    </w:p>
+    <w:tbl>
+      <w:tblPr>
+        <w:tblW w:type="auto" w:w="0"/>
+        <w:jc w:val="center"/>
+        <w:tblLook w:firstColumn="1" w:firstRow="1" w:lastColumn="0" w:lastRow="0" w:noHBand="0" w:noVBand="1" w:val="04A0"/>
+        <w:tblBorders>
+          <w:top w:val="single" w:sz="4" w:space="0" w:color="CBD5E1"/>
+          <w:bottom w:val="single" w:sz="4" w:space="0" w:color="CBD5E1"/>
+          <w:insideH w:val="single" w:sz="4" w:space="0" w:color="CBD5E1"/>
+          <w:insideV w:val="none"/>
+          <w:left w:val="none"/>
+          <w:right w:val="none"/>
+        </w:tblBorders>
+      </w:tblPr>
+      <w:tblGrid>
+        <w:gridCol w:w="3312"/>
+        <w:gridCol w:w="3312"/>
+        <w:gridCol w:w="3312"/>
+      </w:tblGrid>
+      <w:tr>
+        <w:tc>
+          <w:tcPr>
+            <w:tcW w:type="dxa" w:w="2592"/>
+            <w:shd w:fill="1E3A8A"/>
+            <w:tcMar>
+              <w:top w:w="100" w:type="dxa"/>
+              <w:bottom w:w="100" w:type="dxa"/>
+              <w:left w:w="120" w:type="dxa"/>
+              <w:right w:w="120" w:type="dxa"/>
+            </w:tcMar>
+          </w:tcPr>
+          <w:p>
+            <w:pPr>
+              <w:spacing w:before="20" w:after="20"/>
+            </w:pPr>
+            <w:r>
+              <w:rPr>
+                <w:rFonts w:ascii="Calibri" w:hAnsi="Calibri"/>
                 <w:b/>
                 <w:color w:val="FFFFFF"/>
-                <w:sz w:val="20"/>
+                <w:sz w:val="19"/>
               </w:rPr>
               <w:t>Variable</w:t>
             </w:r>
@@ -1310,15 +3516,25 @@
         </w:tc>
         <w:tc>
           <w:tcPr>
-            <w:tcW w:type="dxa" w:w="3120"/>
+            <w:tcW w:type="dxa" w:w="2592"/>
             <w:shd w:fill="1E3A8A"/>
+            <w:tcMar>
+              <w:top w:w="100" w:type="dxa"/>
+              <w:bottom w:w="100" w:type="dxa"/>
+              <w:left w:w="120" w:type="dxa"/>
+              <w:right w:w="120" w:type="dxa"/>
+            </w:tcMar>
           </w:tcPr>
           <w:p>
+            <w:pPr>
+              <w:spacing w:before="20" w:after="20"/>
+            </w:pPr>
             <w:r>
               <w:rPr>
+                <w:rFonts w:ascii="Calibri" w:hAnsi="Calibri"/>
                 <w:b/>
                 <w:color w:val="FFFFFF"/>
-                <w:sz w:val="20"/>
+                <w:sz w:val="19"/>
               </w:rPr>
               <w:t>Service / Scope</w:t>
             </w:r>
@@ -1326,17 +3542,27 @@
         </w:tc>
         <w:tc>
           <w:tcPr>
-            <w:tcW w:type="dxa" w:w="3120"/>
+            <w:tcW w:type="dxa" w:w="4896"/>
             <w:shd w:fill="1E3A8A"/>
+            <w:tcMar>
+              <w:top w:w="100" w:type="dxa"/>
+              <w:bottom w:w="100" w:type="dxa"/>
+              <w:left w:w="120" w:type="dxa"/>
+              <w:right w:w="120" w:type="dxa"/>
+            </w:tcMar>
           </w:tcPr>
           <w:p>
+            <w:pPr>
+              <w:spacing w:before="20" w:after="20"/>
+            </w:pPr>
             <w:r>
               <w:rPr>
+                <w:rFonts w:ascii="Calibri" w:hAnsi="Calibri"/>
                 <w:b/>
                 <w:color w:val="FFFFFF"/>
-                <w:sz w:val="20"/>
+                <w:sz w:val="19"/>
               </w:rPr>
-              <w:t>Description &amp; Example</w:t>
+              <w:t>Description &amp; Production Value</w:t>
             </w:r>
           </w:p>
         </w:tc>
@@ -1344,19 +3570,177 @@
       <w:tr>
         <w:tc>
           <w:tcPr>
-            <w:tcW w:type="dxa" w:w="3120"/>
+            <w:tcW w:type="dxa" w:w="2592"/>
             <w:shd w:fill="FFFFFF"/>
             <w:tcMar>
-              <w:top w:w="60" w:type="dxa"/>
-              <w:bottom w:w="60" w:type="dxa"/>
-              <w:left w:w="100" w:type="dxa"/>
-              <w:right w:w="100" w:type="dxa"/>
+              <w:top w:w="80" w:type="dxa"/>
+              <w:bottom w:w="80" w:type="dxa"/>
+              <w:left w:w="120" w:type="dxa"/>
+              <w:right w:w="120" w:type="dxa"/>
             </w:tcMar>
           </w:tcPr>
           <w:p>
+            <w:pPr>
+              <w:spacing w:before="20" w:after="20" w:line="276" w:lineRule="auto"/>
+            </w:pPr>
             <w:r>
               <w:rPr>
-                <w:b/>
+                <w:rFonts w:ascii="Calibri" w:hAnsi="Calibri"/>
+                <w:color w:val="1E293B"/>
+                <w:sz w:val="18"/>
+              </w:rPr>
+              <w:t>ORIGIN_VERIFY_SECRET</w:t>
+            </w:r>
+          </w:p>
+        </w:tc>
+        <w:tc>
+          <w:tcPr>
+            <w:tcW w:type="dxa" w:w="2592"/>
+            <w:shd w:fill="FFFFFF"/>
+            <w:tcMar>
+              <w:top w:w="80" w:type="dxa"/>
+              <w:bottom w:w="80" w:type="dxa"/>
+              <w:left w:w="120" w:type="dxa"/>
+              <w:right w:w="120" w:type="dxa"/>
+            </w:tcMar>
+          </w:tcPr>
+          <w:p>
+            <w:pPr>
+              <w:spacing w:before="20" w:after="20" w:line="276" w:lineRule="auto"/>
+            </w:pPr>
+            <w:r>
+              <w:rPr>
+                <w:rFonts w:ascii="Calibri" w:hAnsi="Calibri"/>
+                <w:color w:val="1E293B"/>
+                <w:sz w:val="18"/>
+              </w:rPr>
+              <w:t>Host Nginx / CloudFront</w:t>
+            </w:r>
+          </w:p>
+        </w:tc>
+        <w:tc>
+          <w:tcPr>
+            <w:tcW w:type="dxa" w:w="4896"/>
+            <w:shd w:fill="FFFFFF"/>
+            <w:tcMar>
+              <w:top w:w="80" w:type="dxa"/>
+              <w:bottom w:w="80" w:type="dxa"/>
+              <w:left w:w="120" w:type="dxa"/>
+              <w:right w:w="120" w:type="dxa"/>
+            </w:tcMar>
+          </w:tcPr>
+          <w:p>
+            <w:pPr>
+              <w:spacing w:before="20" w:after="20" w:line="276" w:lineRule="auto"/>
+            </w:pPr>
+            <w:r>
+              <w:rPr>
+                <w:rFonts w:ascii="Calibri" w:hAnsi="Calibri"/>
+                <w:color w:val="1E293B"/>
+                <w:sz w:val="18"/>
+              </w:rPr>
+              <w:t>Shared secret token for origin cloaking (must match CloudFront X-Origin-Verify).</w:t>
+            </w:r>
+          </w:p>
+        </w:tc>
+      </w:tr>
+      <w:tr>
+        <w:tc>
+          <w:tcPr>
+            <w:tcW w:type="dxa" w:w="2592"/>
+            <w:shd w:fill="F8FAFC"/>
+            <w:tcMar>
+              <w:top w:w="80" w:type="dxa"/>
+              <w:bottom w:w="80" w:type="dxa"/>
+              <w:left w:w="120" w:type="dxa"/>
+              <w:right w:w="120" w:type="dxa"/>
+            </w:tcMar>
+          </w:tcPr>
+          <w:p>
+            <w:pPr>
+              <w:spacing w:before="20" w:after="20" w:line="276" w:lineRule="auto"/>
+            </w:pPr>
+            <w:r>
+              <w:rPr>
+                <w:rFonts w:ascii="Calibri" w:hAnsi="Calibri"/>
+                <w:color w:val="1E293B"/>
+                <w:sz w:val="18"/>
+              </w:rPr>
+              <w:t>NODE_ENV</w:t>
+            </w:r>
+          </w:p>
+        </w:tc>
+        <w:tc>
+          <w:tcPr>
+            <w:tcW w:type="dxa" w:w="2592"/>
+            <w:shd w:fill="F8FAFC"/>
+            <w:tcMar>
+              <w:top w:w="80" w:type="dxa"/>
+              <w:bottom w:w="80" w:type="dxa"/>
+              <w:left w:w="120" w:type="dxa"/>
+              <w:right w:w="120" w:type="dxa"/>
+            </w:tcMar>
+          </w:tcPr>
+          <w:p>
+            <w:pPr>
+              <w:spacing w:before="20" w:after="20" w:line="276" w:lineRule="auto"/>
+            </w:pPr>
+            <w:r>
+              <w:rPr>
+                <w:rFonts w:ascii="Calibri" w:hAnsi="Calibri"/>
+                <w:color w:val="1E293B"/>
+                <w:sz w:val="18"/>
+              </w:rPr>
+              <w:t>Backend (Node.js)</w:t>
+            </w:r>
+          </w:p>
+        </w:tc>
+        <w:tc>
+          <w:tcPr>
+            <w:tcW w:type="dxa" w:w="4896"/>
+            <w:shd w:fill="F8FAFC"/>
+            <w:tcMar>
+              <w:top w:w="80" w:type="dxa"/>
+              <w:bottom w:w="80" w:type="dxa"/>
+              <w:left w:w="120" w:type="dxa"/>
+              <w:right w:w="120" w:type="dxa"/>
+            </w:tcMar>
+          </w:tcPr>
+          <w:p>
+            <w:pPr>
+              <w:spacing w:before="20" w:after="20" w:line="276" w:lineRule="auto"/>
+            </w:pPr>
+            <w:r>
+              <w:rPr>
+                <w:rFonts w:ascii="Calibri" w:hAnsi="Calibri"/>
+                <w:color w:val="1E293B"/>
+                <w:sz w:val="18"/>
+              </w:rPr>
+              <w:t>Set to production for performance optimizations and strict cookie security.</w:t>
+            </w:r>
+          </w:p>
+        </w:tc>
+      </w:tr>
+      <w:tr>
+        <w:tc>
+          <w:tcPr>
+            <w:tcW w:type="dxa" w:w="2592"/>
+            <w:shd w:fill="FFFFFF"/>
+            <w:tcMar>
+              <w:top w:w="80" w:type="dxa"/>
+              <w:bottom w:w="80" w:type="dxa"/>
+              <w:left w:w="120" w:type="dxa"/>
+              <w:right w:w="120" w:type="dxa"/>
+            </w:tcMar>
+          </w:tcPr>
+          <w:p>
+            <w:pPr>
+              <w:spacing w:before="20" w:after="20" w:line="276" w:lineRule="auto"/>
+            </w:pPr>
+            <w:r>
+              <w:rPr>
+                <w:rFonts w:ascii="Calibri" w:hAnsi="Calibri"/>
+                <w:color w:val="1E293B"/>
                 <w:sz w:val="18"/>
               </w:rPr>
               <w:t>PORT &amp; HOST</w:t>
@@ -1365,41 +3749,51 @@
         </w:tc>
         <w:tc>
           <w:tcPr>
-            <w:tcW w:type="dxa" w:w="3120"/>
+            <w:tcW w:type="dxa" w:w="2592"/>
             <w:shd w:fill="FFFFFF"/>
             <w:tcMar>
-              <w:top w:w="60" w:type="dxa"/>
-              <w:bottom w:w="60" w:type="dxa"/>
-              <w:left w:w="100" w:type="dxa"/>
-              <w:right w:w="100" w:type="dxa"/>
+              <w:top w:w="80" w:type="dxa"/>
+              <w:bottom w:w="80" w:type="dxa"/>
+              <w:left w:w="120" w:type="dxa"/>
+              <w:right w:w="120" w:type="dxa"/>
             </w:tcMar>
           </w:tcPr>
           <w:p>
+            <w:pPr>
+              <w:spacing w:before="20" w:after="20" w:line="276" w:lineRule="auto"/>
+            </w:pPr>
             <w:r>
               <w:rPr>
+                <w:rFonts w:ascii="Calibri" w:hAnsi="Calibri"/>
+                <w:color w:val="1E293B"/>
                 <w:sz w:val="18"/>
               </w:rPr>
-              <w:t>Backend</w:t>
+              <w:t>Backend (Node.js)</w:t>
             </w:r>
           </w:p>
         </w:tc>
         <w:tc>
           <w:tcPr>
-            <w:tcW w:type="dxa" w:w="3120"/>
+            <w:tcW w:type="dxa" w:w="4896"/>
             <w:shd w:fill="FFFFFF"/>
             <w:tcMar>
-              <w:top w:w="60" w:type="dxa"/>
-              <w:bottom w:w="60" w:type="dxa"/>
-              <w:left w:w="100" w:type="dxa"/>
-              <w:right w:w="100" w:type="dxa"/>
+              <w:top w:w="80" w:type="dxa"/>
+              <w:bottom w:w="80" w:type="dxa"/>
+              <w:left w:w="120" w:type="dxa"/>
+              <w:right w:w="120" w:type="dxa"/>
             </w:tcMar>
           </w:tcPr>
           <w:p>
+            <w:pPr>
+              <w:spacing w:before="20" w:after="20" w:line="276" w:lineRule="auto"/>
+            </w:pPr>
             <w:r>
               <w:rPr>
+                <w:rFonts w:ascii="Calibri" w:hAnsi="Calibri"/>
+                <w:color w:val="1E293B"/>
                 <w:sz w:val="18"/>
               </w:rPr>
-              <w:t>Port 5000 and 0.0.0.0 binding inside the container.</w:t>
+              <w:t>Port 5000 and 0.0.0.0 interface binding within the Docker bridge network.</w:t>
             </w:r>
           </w:p>
         </w:tc>
@@ -1407,19 +3801,23 @@
       <w:tr>
         <w:tc>
           <w:tcPr>
-            <w:tcW w:type="dxa" w:w="3120"/>
-            <w:shd w:fill="F3F4F6"/>
+            <w:tcW w:type="dxa" w:w="2592"/>
+            <w:shd w:fill="F8FAFC"/>
             <w:tcMar>
-              <w:top w:w="60" w:type="dxa"/>
-              <w:bottom w:w="60" w:type="dxa"/>
-              <w:left w:w="100" w:type="dxa"/>
-              <w:right w:w="100" w:type="dxa"/>
+              <w:top w:w="80" w:type="dxa"/>
+              <w:bottom w:w="80" w:type="dxa"/>
+              <w:left w:w="120" w:type="dxa"/>
+              <w:right w:w="120" w:type="dxa"/>
             </w:tcMar>
           </w:tcPr>
           <w:p>
+            <w:pPr>
+              <w:spacing w:before="20" w:after="20" w:line="276" w:lineRule="auto"/>
+            </w:pPr>
             <w:r>
               <w:rPr>
-                <w:b/>
+                <w:rFonts w:ascii="Calibri" w:hAnsi="Calibri"/>
+                <w:color w:val="1E293B"/>
                 <w:sz w:val="18"/>
               </w:rPr>
               <w:t>HOST_SERVER</w:t>
@@ -1428,41 +3826,51 @@
         </w:tc>
         <w:tc>
           <w:tcPr>
-            <w:tcW w:type="dxa" w:w="3120"/>
-            <w:shd w:fill="F3F4F6"/>
+            <w:tcW w:type="dxa" w:w="2592"/>
+            <w:shd w:fill="F8FAFC"/>
             <w:tcMar>
-              <w:top w:w="60" w:type="dxa"/>
-              <w:bottom w:w="60" w:type="dxa"/>
-              <w:left w:w="100" w:type="dxa"/>
-              <w:right w:w="100" w:type="dxa"/>
+              <w:top w:w="80" w:type="dxa"/>
+              <w:bottom w:w="80" w:type="dxa"/>
+              <w:left w:w="120" w:type="dxa"/>
+              <w:right w:w="120" w:type="dxa"/>
             </w:tcMar>
           </w:tcPr>
           <w:p>
+            <w:pPr>
+              <w:spacing w:before="20" w:after="20" w:line="276" w:lineRule="auto"/>
+            </w:pPr>
             <w:r>
               <w:rPr>
+                <w:rFonts w:ascii="Calibri" w:hAnsi="Calibri"/>
+                <w:color w:val="1E293B"/>
                 <w:sz w:val="18"/>
               </w:rPr>
-              <w:t>Backend</w:t>
+              <w:t>Backend (Node.js)</w:t>
             </w:r>
           </w:p>
         </w:tc>
         <w:tc>
           <w:tcPr>
-            <w:tcW w:type="dxa" w:w="3120"/>
-            <w:shd w:fill="F3F4F6"/>
+            <w:tcW w:type="dxa" w:w="4896"/>
+            <w:shd w:fill="F8FAFC"/>
             <w:tcMar>
-              <w:top w:w="60" w:type="dxa"/>
-              <w:bottom w:w="60" w:type="dxa"/>
-              <w:left w:w="100" w:type="dxa"/>
-              <w:right w:w="100" w:type="dxa"/>
+              <w:top w:w="80" w:type="dxa"/>
+              <w:bottom w:w="80" w:type="dxa"/>
+              <w:left w:w="120" w:type="dxa"/>
+              <w:right w:w="120" w:type="dxa"/>
             </w:tcMar>
           </w:tcPr>
           <w:p>
+            <w:pPr>
+              <w:spacing w:before="20" w:after="20" w:line="276" w:lineRule="auto"/>
+            </w:pPr>
             <w:r>
               <w:rPr>
+                <w:rFonts w:ascii="Calibri" w:hAnsi="Calibri"/>
+                <w:color w:val="1E293B"/>
                 <w:sz w:val="18"/>
               </w:rPr>
-              <w:t>Public domain base URL (https://resumesaathi.tusharsaini.tech) for OAuth callbacks.</w:t>
+              <w:t>Public root domain: https://resumesaathi.tusharsaini.tech for OAuth callbacks.</w:t>
             </w:r>
           </w:p>
         </w:tc>
@@ -1470,19 +3878,23 @@
       <w:tr>
         <w:tc>
           <w:tcPr>
-            <w:tcW w:type="dxa" w:w="3120"/>
+            <w:tcW w:type="dxa" w:w="2592"/>
             <w:shd w:fill="FFFFFF"/>
             <w:tcMar>
-              <w:top w:w="60" w:type="dxa"/>
-              <w:bottom w:w="60" w:type="dxa"/>
-              <w:left w:w="100" w:type="dxa"/>
-              <w:right w:w="100" w:type="dxa"/>
+              <w:top w:w="80" w:type="dxa"/>
+              <w:bottom w:w="80" w:type="dxa"/>
+              <w:left w:w="120" w:type="dxa"/>
+              <w:right w:w="120" w:type="dxa"/>
             </w:tcMar>
           </w:tcPr>
           <w:p>
+            <w:pPr>
+              <w:spacing w:before="20" w:after="20" w:line="276" w:lineRule="auto"/>
+            </w:pPr>
             <w:r>
               <w:rPr>
-                <w:b/>
+                <w:rFonts w:ascii="Calibri" w:hAnsi="Calibri"/>
+                <w:color w:val="1E293B"/>
                 <w:sz w:val="18"/>
               </w:rPr>
               <w:t>CLIENT_URLS</w:t>
@@ -1491,41 +3903,51 @@
         </w:tc>
         <w:tc>
           <w:tcPr>
-            <w:tcW w:type="dxa" w:w="3120"/>
+            <w:tcW w:type="dxa" w:w="2592"/>
             <w:shd w:fill="FFFFFF"/>
             <w:tcMar>
-              <w:top w:w="60" w:type="dxa"/>
-              <w:bottom w:w="60" w:type="dxa"/>
-              <w:left w:w="100" w:type="dxa"/>
-              <w:right w:w="100" w:type="dxa"/>
+              <w:top w:w="80" w:type="dxa"/>
+              <w:bottom w:w="80" w:type="dxa"/>
+              <w:left w:w="120" w:type="dxa"/>
+              <w:right w:w="120" w:type="dxa"/>
             </w:tcMar>
           </w:tcPr>
           <w:p>
+            <w:pPr>
+              <w:spacing w:before="20" w:after="20" w:line="276" w:lineRule="auto"/>
+            </w:pPr>
             <w:r>
               <w:rPr>
+                <w:rFonts w:ascii="Calibri" w:hAnsi="Calibri"/>
+                <w:color w:val="1E293B"/>
                 <w:sz w:val="18"/>
               </w:rPr>
-              <w:t>Backend</w:t>
+              <w:t>Backend (Node.js)</w:t>
             </w:r>
           </w:p>
         </w:tc>
         <w:tc>
           <w:tcPr>
-            <w:tcW w:type="dxa" w:w="3120"/>
+            <w:tcW w:type="dxa" w:w="4896"/>
             <w:shd w:fill="FFFFFF"/>
             <w:tcMar>
-              <w:top w:w="60" w:type="dxa"/>
-              <w:bottom w:w="60" w:type="dxa"/>
-              <w:left w:w="100" w:type="dxa"/>
-              <w:right w:w="100" w:type="dxa"/>
+              <w:top w:w="80" w:type="dxa"/>
+              <w:bottom w:w="80" w:type="dxa"/>
+              <w:left w:w="120" w:type="dxa"/>
+              <w:right w:w="120" w:type="dxa"/>
             </w:tcMar>
           </w:tcPr>
           <w:p>
+            <w:pPr>
+              <w:spacing w:before="20" w:after="20" w:line="276" w:lineRule="auto"/>
+            </w:pPr>
             <w:r>
               <w:rPr>
+                <w:rFonts w:ascii="Calibri" w:hAnsi="Calibri"/>
+                <w:color w:val="1E293B"/>
                 <w:sz w:val="18"/>
               </w:rPr>
-              <w:t>CORS permitted origins (https://resumesaathi.tusharsaini.tech,https://www.resumesaathi.tusharsaini.tech).</w:t>
+              <w:t>Allowed CORS origins (https://resumesaathi.tusharsaini.tech, https://www.resumesaathi.tusharsaini.tech).</w:t>
             </w:r>
           </w:p>
         </w:tc>
@@ -1533,19 +3955,23 @@
       <w:tr>
         <w:tc>
           <w:tcPr>
-            <w:tcW w:type="dxa" w:w="3120"/>
-            <w:shd w:fill="F3F4F6"/>
+            <w:tcW w:type="dxa" w:w="2592"/>
+            <w:shd w:fill="F8FAFC"/>
             <w:tcMar>
-              <w:top w:w="60" w:type="dxa"/>
-              <w:bottom w:w="60" w:type="dxa"/>
-              <w:left w:w="100" w:type="dxa"/>
-              <w:right w:w="100" w:type="dxa"/>
+              <w:top w:w="80" w:type="dxa"/>
+              <w:bottom w:w="80" w:type="dxa"/>
+              <w:left w:w="120" w:type="dxa"/>
+              <w:right w:w="120" w:type="dxa"/>
             </w:tcMar>
           </w:tcPr>
           <w:p>
+            <w:pPr>
+              <w:spacing w:before="20" w:after="20" w:line="276" w:lineRule="auto"/>
+            </w:pPr>
             <w:r>
               <w:rPr>
-                <w:b/>
+                <w:rFonts w:ascii="Calibri" w:hAnsi="Calibri"/>
+                <w:color w:val="1E293B"/>
                 <w:sz w:val="18"/>
               </w:rPr>
               <w:t>MONGODB_URI</w:t>
@@ -1554,41 +3980,51 @@
         </w:tc>
         <w:tc>
           <w:tcPr>
-            <w:tcW w:type="dxa" w:w="3120"/>
-            <w:shd w:fill="F3F4F6"/>
+            <w:tcW w:type="dxa" w:w="2592"/>
+            <w:shd w:fill="F8FAFC"/>
             <w:tcMar>
-              <w:top w:w="60" w:type="dxa"/>
-              <w:bottom w:w="60" w:type="dxa"/>
-              <w:left w:w="100" w:type="dxa"/>
-              <w:right w:w="100" w:type="dxa"/>
+              <w:top w:w="80" w:type="dxa"/>
+              <w:bottom w:w="80" w:type="dxa"/>
+              <w:left w:w="120" w:type="dxa"/>
+              <w:right w:w="120" w:type="dxa"/>
             </w:tcMar>
           </w:tcPr>
           <w:p>
+            <w:pPr>
+              <w:spacing w:before="20" w:after="20" w:line="276" w:lineRule="auto"/>
+            </w:pPr>
             <w:r>
               <w:rPr>
+                <w:rFonts w:ascii="Calibri" w:hAnsi="Calibri"/>
+                <w:color w:val="1E293B"/>
                 <w:sz w:val="18"/>
               </w:rPr>
-              <w:t>Backend</w:t>
+              <w:t>Backend (Database)</w:t>
             </w:r>
           </w:p>
         </w:tc>
         <w:tc>
           <w:tcPr>
-            <w:tcW w:type="dxa" w:w="3120"/>
-            <w:shd w:fill="F3F4F6"/>
+            <w:tcW w:type="dxa" w:w="4896"/>
+            <w:shd w:fill="F8FAFC"/>
             <w:tcMar>
-              <w:top w:w="60" w:type="dxa"/>
-              <w:bottom w:w="60" w:type="dxa"/>
-              <w:left w:w="100" w:type="dxa"/>
-              <w:right w:w="100" w:type="dxa"/>
+              <w:top w:w="80" w:type="dxa"/>
+              <w:bottom w:w="80" w:type="dxa"/>
+              <w:left w:w="120" w:type="dxa"/>
+              <w:right w:w="120" w:type="dxa"/>
             </w:tcMar>
           </w:tcPr>
           <w:p>
+            <w:pPr>
+              <w:spacing w:before="20" w:after="20" w:line="276" w:lineRule="auto"/>
+            </w:pPr>
             <w:r>
               <w:rPr>
+                <w:rFonts w:ascii="Calibri" w:hAnsi="Calibri"/>
+                <w:color w:val="1E293B"/>
                 <w:sz w:val="18"/>
               </w:rPr>
-              <w:t>MongoDB Atlas primary SRV connection string with replica set.</w:t>
+              <w:t>Primary MongoDB Atlas replica set URI with write concern majority.</w:t>
             </w:r>
           </w:p>
         </w:tc>
@@ -1596,82 +4032,23 @@
       <w:tr>
         <w:tc>
           <w:tcPr>
-            <w:tcW w:type="dxa" w:w="3120"/>
+            <w:tcW w:type="dxa" w:w="2592"/>
             <w:shd w:fill="FFFFFF"/>
             <w:tcMar>
-              <w:top w:w="60" w:type="dxa"/>
-              <w:bottom w:w="60" w:type="dxa"/>
-              <w:left w:w="100" w:type="dxa"/>
-              <w:right w:w="100" w:type="dxa"/>
+              <w:top w:w="80" w:type="dxa"/>
+              <w:bottom w:w="80" w:type="dxa"/>
+              <w:left w:w="120" w:type="dxa"/>
+              <w:right w:w="120" w:type="dxa"/>
             </w:tcMar>
           </w:tcPr>
           <w:p>
+            <w:pPr>
+              <w:spacing w:before="20" w:after="20" w:line="276" w:lineRule="auto"/>
+            </w:pPr>
             <w:r>
               <w:rPr>
-                <w:b/>
-                <w:sz w:val="18"/>
-              </w:rPr>
-              <w:t>MONGODB_URI_FALLBACK</w:t>
-            </w:r>
-          </w:p>
-        </w:tc>
-        <w:tc>
-          <w:tcPr>
-            <w:tcW w:type="dxa" w:w="3120"/>
-            <w:shd w:fill="FFFFFF"/>
-            <w:tcMar>
-              <w:top w:w="60" w:type="dxa"/>
-              <w:bottom w:w="60" w:type="dxa"/>
-              <w:left w:w="100" w:type="dxa"/>
-              <w:right w:w="100" w:type="dxa"/>
-            </w:tcMar>
-          </w:tcPr>
-          <w:p>
-            <w:r>
-              <w:rPr>
-                <w:sz w:val="18"/>
-              </w:rPr>
-              <w:t>Backend</w:t>
-            </w:r>
-          </w:p>
-        </w:tc>
-        <w:tc>
-          <w:tcPr>
-            <w:tcW w:type="dxa" w:w="3120"/>
-            <w:shd w:fill="FFFFFF"/>
-            <w:tcMar>
-              <w:top w:w="60" w:type="dxa"/>
-              <w:bottom w:w="60" w:type="dxa"/>
-              <w:left w:w="100" w:type="dxa"/>
-              <w:right w:w="100" w:type="dxa"/>
-            </w:tcMar>
-          </w:tcPr>
-          <w:p>
-            <w:r>
-              <w:rPr>
-                <w:sz w:val="18"/>
-              </w:rPr>
-              <w:t>Direct shard connection string for high availability DNS failover.</w:t>
-            </w:r>
-          </w:p>
-        </w:tc>
-      </w:tr>
-      <w:tr>
-        <w:tc>
-          <w:tcPr>
-            <w:tcW w:type="dxa" w:w="3120"/>
-            <w:shd w:fill="F3F4F6"/>
-            <w:tcMar>
-              <w:top w:w="60" w:type="dxa"/>
-              <w:bottom w:w="60" w:type="dxa"/>
-              <w:left w:w="100" w:type="dxa"/>
-              <w:right w:w="100" w:type="dxa"/>
-            </w:tcMar>
-          </w:tcPr>
-          <w:p>
-            <w:r>
-              <w:rPr>
-                <w:b/>
+                <w:rFonts w:ascii="Calibri" w:hAnsi="Calibri"/>
+                <w:color w:val="1E293B"/>
                 <w:sz w:val="18"/>
               </w:rPr>
               <w:t>JWT_SECRET_KEY</w:t>
@@ -1680,41 +4057,51 @@
         </w:tc>
         <w:tc>
           <w:tcPr>
-            <w:tcW w:type="dxa" w:w="3120"/>
-            <w:shd w:fill="F3F4F6"/>
+            <w:tcW w:type="dxa" w:w="2592"/>
+            <w:shd w:fill="FFFFFF"/>
             <w:tcMar>
-              <w:top w:w="60" w:type="dxa"/>
-              <w:bottom w:w="60" w:type="dxa"/>
-              <w:left w:w="100" w:type="dxa"/>
-              <w:right w:w="100" w:type="dxa"/>
+              <w:top w:w="80" w:type="dxa"/>
+              <w:bottom w:w="80" w:type="dxa"/>
+              <w:left w:w="120" w:type="dxa"/>
+              <w:right w:w="120" w:type="dxa"/>
             </w:tcMar>
           </w:tcPr>
           <w:p>
+            <w:pPr>
+              <w:spacing w:before="20" w:after="20" w:line="276" w:lineRule="auto"/>
+            </w:pPr>
             <w:r>
               <w:rPr>
+                <w:rFonts w:ascii="Calibri" w:hAnsi="Calibri"/>
+                <w:color w:val="1E293B"/>
                 <w:sz w:val="18"/>
               </w:rPr>
-              <w:t>Backend</w:t>
+              <w:t>Backend (Auth)</w:t>
             </w:r>
           </w:p>
         </w:tc>
         <w:tc>
           <w:tcPr>
-            <w:tcW w:type="dxa" w:w="3120"/>
-            <w:shd w:fill="F3F4F6"/>
+            <w:tcW w:type="dxa" w:w="4896"/>
+            <w:shd w:fill="FFFFFF"/>
             <w:tcMar>
-              <w:top w:w="60" w:type="dxa"/>
-              <w:bottom w:w="60" w:type="dxa"/>
-              <w:left w:w="100" w:type="dxa"/>
-              <w:right w:w="100" w:type="dxa"/>
+              <w:top w:w="80" w:type="dxa"/>
+              <w:bottom w:w="80" w:type="dxa"/>
+              <w:left w:w="120" w:type="dxa"/>
+              <w:right w:w="120" w:type="dxa"/>
             </w:tcMar>
           </w:tcPr>
           <w:p>
+            <w:pPr>
+              <w:spacing w:before="20" w:after="20" w:line="276" w:lineRule="auto"/>
+            </w:pPr>
             <w:r>
               <w:rPr>
+                <w:rFonts w:ascii="Calibri" w:hAnsi="Calibri"/>
+                <w:color w:val="1E293B"/>
                 <w:sz w:val="18"/>
               </w:rPr>
-              <w:t>HMAC SHA-256 cryptographic secret key for signing user auth tokens.</w:t>
+              <w:t>Cryptographically secure 64-character secret for HMAC-SHA256 user authentication.</w:t>
             </w:r>
           </w:p>
         </w:tc>
@@ -1722,62 +4109,76 @@
       <w:tr>
         <w:tc>
           <w:tcPr>
-            <w:tcW w:type="dxa" w:w="3120"/>
-            <w:shd w:fill="FFFFFF"/>
+            <w:tcW w:type="dxa" w:w="2592"/>
+            <w:shd w:fill="F8FAFC"/>
             <w:tcMar>
-              <w:top w:w="60" w:type="dxa"/>
-              <w:bottom w:w="60" w:type="dxa"/>
-              <w:left w:w="100" w:type="dxa"/>
-              <w:right w:w="100" w:type="dxa"/>
+              <w:top w:w="80" w:type="dxa"/>
+              <w:bottom w:w="80" w:type="dxa"/>
+              <w:left w:w="120" w:type="dxa"/>
+              <w:right w:w="120" w:type="dxa"/>
             </w:tcMar>
           </w:tcPr>
           <w:p>
+            <w:pPr>
+              <w:spacing w:before="20" w:after="20" w:line="276" w:lineRule="auto"/>
+            </w:pPr>
             <w:r>
               <w:rPr>
-                <w:b/>
+                <w:rFonts w:ascii="Calibri" w:hAnsi="Calibri"/>
+                <w:color w:val="1E293B"/>
                 <w:sz w:val="18"/>
               </w:rPr>
-              <w:t>MAIL_HOST &amp; PORT</w:t>
+              <w:t>MAIL_HOST / MAIL_PORT</w:t>
             </w:r>
           </w:p>
         </w:tc>
         <w:tc>
           <w:tcPr>
-            <w:tcW w:type="dxa" w:w="3120"/>
-            <w:shd w:fill="FFFFFF"/>
+            <w:tcW w:type="dxa" w:w="2592"/>
+            <w:shd w:fill="F8FAFC"/>
             <w:tcMar>
-              <w:top w:w="60" w:type="dxa"/>
-              <w:bottom w:w="60" w:type="dxa"/>
-              <w:left w:w="100" w:type="dxa"/>
-              <w:right w:w="100" w:type="dxa"/>
+              <w:top w:w="80" w:type="dxa"/>
+              <w:bottom w:w="80" w:type="dxa"/>
+              <w:left w:w="120" w:type="dxa"/>
+              <w:right w:w="120" w:type="dxa"/>
             </w:tcMar>
           </w:tcPr>
           <w:p>
+            <w:pPr>
+              <w:spacing w:before="20" w:after="20" w:line="276" w:lineRule="auto"/>
+            </w:pPr>
             <w:r>
               <w:rPr>
+                <w:rFonts w:ascii="Calibri" w:hAnsi="Calibri"/>
+                <w:color w:val="1E293B"/>
                 <w:sz w:val="18"/>
               </w:rPr>
-              <w:t>Backend</w:t>
+              <w:t>Backend (Email)</w:t>
             </w:r>
           </w:p>
         </w:tc>
         <w:tc>
           <w:tcPr>
-            <w:tcW w:type="dxa" w:w="3120"/>
-            <w:shd w:fill="FFFFFF"/>
+            <w:tcW w:type="dxa" w:w="4896"/>
+            <w:shd w:fill="F8FAFC"/>
             <w:tcMar>
-              <w:top w:w="60" w:type="dxa"/>
-              <w:bottom w:w="60" w:type="dxa"/>
-              <w:left w:w="100" w:type="dxa"/>
-              <w:right w:w="100" w:type="dxa"/>
+              <w:top w:w="80" w:type="dxa"/>
+              <w:bottom w:w="80" w:type="dxa"/>
+              <w:left w:w="120" w:type="dxa"/>
+              <w:right w:w="120" w:type="dxa"/>
             </w:tcMar>
           </w:tcPr>
           <w:p>
+            <w:pPr>
+              <w:spacing w:before="20" w:after="20" w:line="276" w:lineRule="auto"/>
+            </w:pPr>
             <w:r>
               <w:rPr>
+                <w:rFonts w:ascii="Calibri" w:hAnsi="Calibri"/>
+                <w:color w:val="1E293B"/>
                 <w:sz w:val="18"/>
               </w:rPr>
-              <w:t>AWS SES SMTP endpoint (email-smtp.ap-south-1.amazonaws.com) and port 587.</w:t>
+              <w:t>AWS SES SMTP host (email-smtp.ap-south-1.amazonaws.com) and Port 587 (STARTTLS).</w:t>
             </w:r>
           </w:p>
         </w:tc>
@@ -1785,62 +4186,76 @@
       <w:tr>
         <w:tc>
           <w:tcPr>
-            <w:tcW w:type="dxa" w:w="3120"/>
-            <w:shd w:fill="F3F4F6"/>
+            <w:tcW w:type="dxa" w:w="2592"/>
+            <w:shd w:fill="FFFFFF"/>
             <w:tcMar>
-              <w:top w:w="60" w:type="dxa"/>
-              <w:bottom w:w="60" w:type="dxa"/>
-              <w:left w:w="100" w:type="dxa"/>
-              <w:right w:w="100" w:type="dxa"/>
+              <w:top w:w="80" w:type="dxa"/>
+              <w:bottom w:w="80" w:type="dxa"/>
+              <w:left w:w="120" w:type="dxa"/>
+              <w:right w:w="120" w:type="dxa"/>
             </w:tcMar>
           </w:tcPr>
           <w:p>
+            <w:pPr>
+              <w:spacing w:before="20" w:after="20" w:line="276" w:lineRule="auto"/>
+            </w:pPr>
             <w:r>
               <w:rPr>
-                <w:b/>
+                <w:rFonts w:ascii="Calibri" w:hAnsi="Calibri"/>
+                <w:color w:val="1E293B"/>
                 <w:sz w:val="18"/>
               </w:rPr>
-              <w:t>MAIL_USER &amp; PASS</w:t>
+              <w:t>MAIL_USER / MAIL_PASS</w:t>
             </w:r>
           </w:p>
         </w:tc>
         <w:tc>
           <w:tcPr>
-            <w:tcW w:type="dxa" w:w="3120"/>
-            <w:shd w:fill="F3F4F6"/>
+            <w:tcW w:type="dxa" w:w="2592"/>
+            <w:shd w:fill="FFFFFF"/>
             <w:tcMar>
-              <w:top w:w="60" w:type="dxa"/>
-              <w:bottom w:w="60" w:type="dxa"/>
-              <w:left w:w="100" w:type="dxa"/>
-              <w:right w:w="100" w:type="dxa"/>
+              <w:top w:w="80" w:type="dxa"/>
+              <w:bottom w:w="80" w:type="dxa"/>
+              <w:left w:w="120" w:type="dxa"/>
+              <w:right w:w="120" w:type="dxa"/>
             </w:tcMar>
           </w:tcPr>
           <w:p>
+            <w:pPr>
+              <w:spacing w:before="20" w:after="20" w:line="276" w:lineRule="auto"/>
+            </w:pPr>
             <w:r>
               <w:rPr>
+                <w:rFonts w:ascii="Calibri" w:hAnsi="Calibri"/>
+                <w:color w:val="1E293B"/>
                 <w:sz w:val="18"/>
               </w:rPr>
-              <w:t>Backend</w:t>
+              <w:t>Backend (Email)</w:t>
             </w:r>
           </w:p>
         </w:tc>
         <w:tc>
           <w:tcPr>
-            <w:tcW w:type="dxa" w:w="3120"/>
-            <w:shd w:fill="F3F4F6"/>
+            <w:tcW w:type="dxa" w:w="4896"/>
+            <w:shd w:fill="FFFFFF"/>
             <w:tcMar>
-              <w:top w:w="60" w:type="dxa"/>
-              <w:bottom w:w="60" w:type="dxa"/>
-              <w:left w:w="100" w:type="dxa"/>
-              <w:right w:w="100" w:type="dxa"/>
+              <w:top w:w="80" w:type="dxa"/>
+              <w:bottom w:w="80" w:type="dxa"/>
+              <w:left w:w="120" w:type="dxa"/>
+              <w:right w:w="120" w:type="dxa"/>
             </w:tcMar>
           </w:tcPr>
           <w:p>
+            <w:pPr>
+              <w:spacing w:before="20" w:after="20" w:line="276" w:lineRule="auto"/>
+            </w:pPr>
             <w:r>
               <w:rPr>
+                <w:rFonts w:ascii="Calibri" w:hAnsi="Calibri"/>
+                <w:color w:val="1E293B"/>
                 <w:sz w:val="18"/>
               </w:rPr>
-              <w:t>AWS SES SMTP credentials for sending transactional emails.</w:t>
+              <w:t>AWS SES SMTP IAM credentials.</w:t>
             </w:r>
           </w:p>
         </w:tc>
@@ -1848,19 +4263,23 @@
       <w:tr>
         <w:tc>
           <w:tcPr>
-            <w:tcW w:type="dxa" w:w="3120"/>
-            <w:shd w:fill="FFFFFF"/>
+            <w:tcW w:type="dxa" w:w="2592"/>
+            <w:shd w:fill="F8FAFC"/>
             <w:tcMar>
-              <w:top w:w="60" w:type="dxa"/>
-              <w:bottom w:w="60" w:type="dxa"/>
-              <w:left w:w="100" w:type="dxa"/>
-              <w:right w:w="100" w:type="dxa"/>
+              <w:top w:w="80" w:type="dxa"/>
+              <w:bottom w:w="80" w:type="dxa"/>
+              <w:left w:w="120" w:type="dxa"/>
+              <w:right w:w="120" w:type="dxa"/>
             </w:tcMar>
           </w:tcPr>
           <w:p>
+            <w:pPr>
+              <w:spacing w:before="20" w:after="20" w:line="276" w:lineRule="auto"/>
+            </w:pPr>
             <w:r>
               <w:rPr>
-                <w:b/>
+                <w:rFonts w:ascii="Calibri" w:hAnsi="Calibri"/>
+                <w:color w:val="1E293B"/>
                 <w:sz w:val="18"/>
               </w:rPr>
               <w:t>CLOUDINARY_*</w:t>
@@ -1869,41 +4288,51 @@
         </w:tc>
         <w:tc>
           <w:tcPr>
-            <w:tcW w:type="dxa" w:w="3120"/>
-            <w:shd w:fill="FFFFFF"/>
+            <w:tcW w:type="dxa" w:w="2592"/>
+            <w:shd w:fill="F8FAFC"/>
             <w:tcMar>
-              <w:top w:w="60" w:type="dxa"/>
-              <w:bottom w:w="60" w:type="dxa"/>
-              <w:left w:w="100" w:type="dxa"/>
-              <w:right w:w="100" w:type="dxa"/>
+              <w:top w:w="80" w:type="dxa"/>
+              <w:bottom w:w="80" w:type="dxa"/>
+              <w:left w:w="120" w:type="dxa"/>
+              <w:right w:w="120" w:type="dxa"/>
             </w:tcMar>
           </w:tcPr>
           <w:p>
+            <w:pPr>
+              <w:spacing w:before="20" w:after="20" w:line="276" w:lineRule="auto"/>
+            </w:pPr>
             <w:r>
               <w:rPr>
+                <w:rFonts w:ascii="Calibri" w:hAnsi="Calibri"/>
+                <w:color w:val="1E293B"/>
                 <w:sz w:val="18"/>
               </w:rPr>
-              <w:t>Backend</w:t>
+              <w:t>Backend (Storage)</w:t>
             </w:r>
           </w:p>
         </w:tc>
         <w:tc>
           <w:tcPr>
-            <w:tcW w:type="dxa" w:w="3120"/>
-            <w:shd w:fill="FFFFFF"/>
+            <w:tcW w:type="dxa" w:w="4896"/>
+            <w:shd w:fill="F8FAFC"/>
             <w:tcMar>
-              <w:top w:w="60" w:type="dxa"/>
-              <w:bottom w:w="60" w:type="dxa"/>
-              <w:left w:w="100" w:type="dxa"/>
-              <w:right w:w="100" w:type="dxa"/>
+              <w:top w:w="80" w:type="dxa"/>
+              <w:bottom w:w="80" w:type="dxa"/>
+              <w:left w:w="120" w:type="dxa"/>
+              <w:right w:w="120" w:type="dxa"/>
             </w:tcMar>
           </w:tcPr>
           <w:p>
+            <w:pPr>
+              <w:spacing w:before="20" w:after="20" w:line="276" w:lineRule="auto"/>
+            </w:pPr>
             <w:r>
               <w:rPr>
+                <w:rFonts w:ascii="Calibri" w:hAnsi="Calibri"/>
+                <w:color w:val="1E293B"/>
                 <w:sz w:val="18"/>
               </w:rPr>
-              <w:t>Cloud Name, API Key, and Secret for resume PDF and avatar storage.</w:t>
+              <w:t>Cloudinary API credentials for resume PDF storage, parsing, and thumbnail previews.</w:t>
             </w:r>
           </w:p>
         </w:tc>
@@ -1911,19 +4340,23 @@
       <w:tr>
         <w:tc>
           <w:tcPr>
-            <w:tcW w:type="dxa" w:w="3120"/>
-            <w:shd w:fill="F3F4F6"/>
+            <w:tcW w:type="dxa" w:w="2592"/>
+            <w:shd w:fill="FFFFFF"/>
             <w:tcMar>
-              <w:top w:w="60" w:type="dxa"/>
-              <w:bottom w:w="60" w:type="dxa"/>
-              <w:left w:w="100" w:type="dxa"/>
-              <w:right w:w="100" w:type="dxa"/>
+              <w:top w:w="80" w:type="dxa"/>
+              <w:bottom w:w="80" w:type="dxa"/>
+              <w:left w:w="120" w:type="dxa"/>
+              <w:right w:w="120" w:type="dxa"/>
             </w:tcMar>
           </w:tcPr>
           <w:p>
+            <w:pPr>
+              <w:spacing w:before="20" w:after="20" w:line="276" w:lineRule="auto"/>
+            </w:pPr>
             <w:r>
               <w:rPr>
-                <w:b/>
+                <w:rFonts w:ascii="Calibri" w:hAnsi="Calibri"/>
+                <w:color w:val="1E293B"/>
                 <w:sz w:val="18"/>
               </w:rPr>
               <w:t>GEMINI_API_KEYS</w:t>
@@ -1932,41 +4365,51 @@
         </w:tc>
         <w:tc>
           <w:tcPr>
-            <w:tcW w:type="dxa" w:w="3120"/>
-            <w:shd w:fill="F3F4F6"/>
+            <w:tcW w:type="dxa" w:w="2592"/>
+            <w:shd w:fill="FFFFFF"/>
             <w:tcMar>
-              <w:top w:w="60" w:type="dxa"/>
-              <w:bottom w:w="60" w:type="dxa"/>
-              <w:left w:w="100" w:type="dxa"/>
-              <w:right w:w="100" w:type="dxa"/>
+              <w:top w:w="80" w:type="dxa"/>
+              <w:bottom w:w="80" w:type="dxa"/>
+              <w:left w:w="120" w:type="dxa"/>
+              <w:right w:w="120" w:type="dxa"/>
             </w:tcMar>
           </w:tcPr>
           <w:p>
+            <w:pPr>
+              <w:spacing w:before="20" w:after="20" w:line="276" w:lineRule="auto"/>
+            </w:pPr>
             <w:r>
               <w:rPr>
+                <w:rFonts w:ascii="Calibri" w:hAnsi="Calibri"/>
+                <w:color w:val="1E293B"/>
                 <w:sz w:val="18"/>
               </w:rPr>
-              <w:t>Backend</w:t>
+              <w:t>Backend (AI Engine)</w:t>
             </w:r>
           </w:p>
         </w:tc>
         <w:tc>
           <w:tcPr>
-            <w:tcW w:type="dxa" w:w="3120"/>
-            <w:shd w:fill="F3F4F6"/>
+            <w:tcW w:type="dxa" w:w="4896"/>
+            <w:shd w:fill="FFFFFF"/>
             <w:tcMar>
-              <w:top w:w="60" w:type="dxa"/>
-              <w:bottom w:w="60" w:type="dxa"/>
-              <w:left w:w="100" w:type="dxa"/>
-              <w:right w:w="100" w:type="dxa"/>
+              <w:top w:w="80" w:type="dxa"/>
+              <w:bottom w:w="80" w:type="dxa"/>
+              <w:left w:w="120" w:type="dxa"/>
+              <w:right w:w="120" w:type="dxa"/>
             </w:tcMar>
           </w:tcPr>
           <w:p>
+            <w:pPr>
+              <w:spacing w:before="20" w:after="20" w:line="276" w:lineRule="auto"/>
+            </w:pPr>
             <w:r>
               <w:rPr>
+                <w:rFonts w:ascii="Calibri" w:hAnsi="Calibri"/>
+                <w:color w:val="1E293B"/>
                 <w:sz w:val="18"/>
               </w:rPr>
-              <w:t>Comma-separated Gemini API keys rotated across resume analysis requests.</w:t>
+              <w:t>Comma-separated Google Gemini API keys rotated dynamically across LLM resume reviews.</w:t>
             </w:r>
           </w:p>
         </w:tc>
@@ -1974,62 +4417,76 @@
       <w:tr>
         <w:tc>
           <w:tcPr>
-            <w:tcW w:type="dxa" w:w="3120"/>
-            <w:shd w:fill="FFFFFF"/>
+            <w:tcW w:type="dxa" w:w="2592"/>
+            <w:shd w:fill="F8FAFC"/>
             <w:tcMar>
-              <w:top w:w="60" w:type="dxa"/>
-              <w:bottom w:w="60" w:type="dxa"/>
-              <w:left w:w="100" w:type="dxa"/>
-              <w:right w:w="100" w:type="dxa"/>
+              <w:top w:w="80" w:type="dxa"/>
+              <w:bottom w:w="80" w:type="dxa"/>
+              <w:left w:w="120" w:type="dxa"/>
+              <w:right w:w="120" w:type="dxa"/>
             </w:tcMar>
           </w:tcPr>
           <w:p>
+            <w:pPr>
+              <w:spacing w:before="20" w:after="20" w:line="276" w:lineRule="auto"/>
+            </w:pPr>
             <w:r>
               <w:rPr>
-                <w:b/>
+                <w:rFonts w:ascii="Calibri" w:hAnsi="Calibri"/>
+                <w:color w:val="1E293B"/>
                 <w:sz w:val="18"/>
               </w:rPr>
-              <w:t>GOOGLE_CLIENT_*</w:t>
+              <w:t>GEMINI_MODEL</w:t>
             </w:r>
           </w:p>
         </w:tc>
         <w:tc>
           <w:tcPr>
-            <w:tcW w:type="dxa" w:w="3120"/>
-            <w:shd w:fill="FFFFFF"/>
+            <w:tcW w:type="dxa" w:w="2592"/>
+            <w:shd w:fill="F8FAFC"/>
             <w:tcMar>
-              <w:top w:w="60" w:type="dxa"/>
-              <w:bottom w:w="60" w:type="dxa"/>
-              <w:left w:w="100" w:type="dxa"/>
-              <w:right w:w="100" w:type="dxa"/>
+              <w:top w:w="80" w:type="dxa"/>
+              <w:bottom w:w="80" w:type="dxa"/>
+              <w:left w:w="120" w:type="dxa"/>
+              <w:right w:w="120" w:type="dxa"/>
             </w:tcMar>
           </w:tcPr>
           <w:p>
+            <w:pPr>
+              <w:spacing w:before="20" w:after="20" w:line="276" w:lineRule="auto"/>
+            </w:pPr>
             <w:r>
               <w:rPr>
+                <w:rFonts w:ascii="Calibri" w:hAnsi="Calibri"/>
+                <w:color w:val="1E293B"/>
                 <w:sz w:val="18"/>
               </w:rPr>
-              <w:t>Backend</w:t>
+              <w:t>Backend (AI Engine)</w:t>
             </w:r>
           </w:p>
         </w:tc>
         <w:tc>
           <w:tcPr>
-            <w:tcW w:type="dxa" w:w="3120"/>
-            <w:shd w:fill="FFFFFF"/>
+            <w:tcW w:type="dxa" w:w="4896"/>
+            <w:shd w:fill="F8FAFC"/>
             <w:tcMar>
-              <w:top w:w="60" w:type="dxa"/>
-              <w:bottom w:w="60" w:type="dxa"/>
-              <w:left w:w="100" w:type="dxa"/>
-              <w:right w:w="100" w:type="dxa"/>
+              <w:top w:w="80" w:type="dxa"/>
+              <w:bottom w:w="80" w:type="dxa"/>
+              <w:left w:w="120" w:type="dxa"/>
+              <w:right w:w="120" w:type="dxa"/>
             </w:tcMar>
           </w:tcPr>
           <w:p>
+            <w:pPr>
+              <w:spacing w:before="20" w:after="20" w:line="276" w:lineRule="auto"/>
+            </w:pPr>
             <w:r>
               <w:rPr>
+                <w:rFonts w:ascii="Calibri" w:hAnsi="Calibri"/>
+                <w:color w:val="1E293B"/>
                 <w:sz w:val="18"/>
               </w:rPr>
-              <w:t>Google OAuth 2.0 Client ID and Secret for Social Authentication.</w:t>
+              <w:t>Active LLM model: gemini-2.5-flash for real-time latency and structured parsing.</w:t>
             </w:r>
           </w:p>
         </w:tc>
@@ -2037,145 +4494,23 @@
       <w:tr>
         <w:tc>
           <w:tcPr>
-            <w:tcW w:type="dxa" w:w="3120"/>
-            <w:shd w:fill="F3F4F6"/>
+            <w:tcW w:type="dxa" w:w="2592"/>
+            <w:shd w:fill="FFFFFF"/>
             <w:tcMar>
-              <w:top w:w="60" w:type="dxa"/>
-              <w:bottom w:w="60" w:type="dxa"/>
-              <w:left w:w="100" w:type="dxa"/>
-              <w:right w:w="100" w:type="dxa"/>
+              <w:top w:w="80" w:type="dxa"/>
+              <w:bottom w:w="80" w:type="dxa"/>
+              <w:left w:w="120" w:type="dxa"/>
+              <w:right w:w="120" w:type="dxa"/>
             </w:tcMar>
           </w:tcPr>
           <w:p>
+            <w:pPr>
+              <w:spacing w:before="20" w:after="20" w:line="276" w:lineRule="auto"/>
+            </w:pPr>
             <w:r>
               <w:rPr>
-                <w:b/>
-                <w:sz w:val="18"/>
-              </w:rPr>
-              <w:t>LINKEDIN_CLIENT_*</w:t>
-            </w:r>
-          </w:p>
-        </w:tc>
-        <w:tc>
-          <w:tcPr>
-            <w:tcW w:type="dxa" w:w="3120"/>
-            <w:shd w:fill="F3F4F6"/>
-            <w:tcMar>
-              <w:top w:w="60" w:type="dxa"/>
-              <w:bottom w:w="60" w:type="dxa"/>
-              <w:left w:w="100" w:type="dxa"/>
-              <w:right w:w="100" w:type="dxa"/>
-            </w:tcMar>
-          </w:tcPr>
-          <w:p>
-            <w:r>
-              <w:rPr>
-                <w:sz w:val="18"/>
-              </w:rPr>
-              <w:t>Backend</w:t>
-            </w:r>
-          </w:p>
-        </w:tc>
-        <w:tc>
-          <w:tcPr>
-            <w:tcW w:type="dxa" w:w="3120"/>
-            <w:shd w:fill="F3F4F6"/>
-            <w:tcMar>
-              <w:top w:w="60" w:type="dxa"/>
-              <w:bottom w:w="60" w:type="dxa"/>
-              <w:left w:w="100" w:type="dxa"/>
-              <w:right w:w="100" w:type="dxa"/>
-            </w:tcMar>
-          </w:tcPr>
-          <w:p>
-            <w:r>
-              <w:rPr>
-                <w:sz w:val="18"/>
-              </w:rPr>
-              <w:t>LinkedIn OAuth 2.0 Client ID and Secret for profile syncing.</w:t>
-            </w:r>
-          </w:p>
-        </w:tc>
-      </w:tr>
-      <w:tr>
-        <w:tc>
-          <w:tcPr>
-            <w:tcW w:type="dxa" w:w="3120"/>
-            <w:shd w:fill="FFFFFF"/>
-            <w:tcMar>
-              <w:top w:w="60" w:type="dxa"/>
-              <w:bottom w:w="60" w:type="dxa"/>
-              <w:left w:w="100" w:type="dxa"/>
-              <w:right w:w="100" w:type="dxa"/>
-            </w:tcMar>
-          </w:tcPr>
-          <w:p>
-            <w:r>
-              <w:rPr>
-                <w:b/>
-                <w:sz w:val="18"/>
-              </w:rPr>
-              <w:t>IPWHO_API_KEY</w:t>
-            </w:r>
-          </w:p>
-        </w:tc>
-        <w:tc>
-          <w:tcPr>
-            <w:tcW w:type="dxa" w:w="3120"/>
-            <w:shd w:fill="FFFFFF"/>
-            <w:tcMar>
-              <w:top w:w="60" w:type="dxa"/>
-              <w:bottom w:w="60" w:type="dxa"/>
-              <w:left w:w="100" w:type="dxa"/>
-              <w:right w:w="100" w:type="dxa"/>
-            </w:tcMar>
-          </w:tcPr>
-          <w:p>
-            <w:r>
-              <w:rPr>
-                <w:sz w:val="18"/>
-              </w:rPr>
-              <w:t>Backend</w:t>
-            </w:r>
-          </w:p>
-        </w:tc>
-        <w:tc>
-          <w:tcPr>
-            <w:tcW w:type="dxa" w:w="3120"/>
-            <w:shd w:fill="FFFFFF"/>
-            <w:tcMar>
-              <w:top w:w="60" w:type="dxa"/>
-              <w:bottom w:w="60" w:type="dxa"/>
-              <w:left w:w="100" w:type="dxa"/>
-              <w:right w:w="100" w:type="dxa"/>
-            </w:tcMar>
-          </w:tcPr>
-          <w:p>
-            <w:r>
-              <w:rPr>
-                <w:sz w:val="18"/>
-              </w:rPr>
-              <w:t>IP Geolocation API key for client auditing.</w:t>
-            </w:r>
-          </w:p>
-        </w:tc>
-      </w:tr>
-      <w:tr>
-        <w:tc>
-          <w:tcPr>
-            <w:tcW w:type="dxa" w:w="3120"/>
-            <w:shd w:fill="F3F4F6"/>
-            <w:tcMar>
-              <w:top w:w="60" w:type="dxa"/>
-              <w:bottom w:w="60" w:type="dxa"/>
-              <w:left w:w="100" w:type="dxa"/>
-              <w:right w:w="100" w:type="dxa"/>
-            </w:tcMar>
-          </w:tcPr>
-          <w:p>
-            <w:r>
-              <w:rPr>
-                <w:b/>
+                <w:rFonts w:ascii="Calibri" w:hAnsi="Calibri"/>
+                <w:color w:val="1E293B"/>
                 <w:sz w:val="18"/>
               </w:rPr>
               <w:t>VITE_SERVER_URL</w:t>
@@ -2184,41 +4519,453 @@
         </w:tc>
         <w:tc>
           <w:tcPr>
-            <w:tcW w:type="dxa" w:w="3120"/>
-            <w:shd w:fill="F3F4F6"/>
+            <w:tcW w:type="dxa" w:w="2592"/>
+            <w:shd w:fill="FFFFFF"/>
             <w:tcMar>
-              <w:top w:w="60" w:type="dxa"/>
-              <w:bottom w:w="60" w:type="dxa"/>
-              <w:left w:w="100" w:type="dxa"/>
-              <w:right w:w="100" w:type="dxa"/>
+              <w:top w:w="80" w:type="dxa"/>
+              <w:bottom w:w="80" w:type="dxa"/>
+              <w:left w:w="120" w:type="dxa"/>
+              <w:right w:w="120" w:type="dxa"/>
             </w:tcMar>
           </w:tcPr>
           <w:p>
+            <w:pPr>
+              <w:spacing w:before="20" w:after="20" w:line="276" w:lineRule="auto"/>
+            </w:pPr>
             <w:r>
               <w:rPr>
+                <w:rFonts w:ascii="Calibri" w:hAnsi="Calibri"/>
+                <w:color w:val="1E293B"/>
                 <w:sz w:val="18"/>
               </w:rPr>
-              <w:t>Frontend</w:t>
+              <w:t>Frontend (React)</w:t>
             </w:r>
           </w:p>
         </w:tc>
         <w:tc>
           <w:tcPr>
-            <w:tcW w:type="dxa" w:w="3120"/>
-            <w:shd w:fill="F3F4F6"/>
+            <w:tcW w:type="dxa" w:w="4896"/>
+            <w:shd w:fill="FFFFFF"/>
             <w:tcMar>
-              <w:top w:w="60" w:type="dxa"/>
-              <w:bottom w:w="60" w:type="dxa"/>
-              <w:left w:w="100" w:type="dxa"/>
-              <w:right w:w="100" w:type="dxa"/>
+              <w:top w:w="80" w:type="dxa"/>
+              <w:bottom w:w="80" w:type="dxa"/>
+              <w:left w:w="120" w:type="dxa"/>
+              <w:right w:w="120" w:type="dxa"/>
             </w:tcMar>
           </w:tcPr>
           <w:p>
+            <w:pPr>
+              <w:spacing w:before="20" w:after="20" w:line="276" w:lineRule="auto"/>
+            </w:pPr>
             <w:r>
               <w:rPr>
+                <w:rFonts w:ascii="Calibri" w:hAnsi="Calibri"/>
+                <w:color w:val="1E293B"/>
                 <w:sz w:val="18"/>
               </w:rPr>
-              <w:t>API base URL (/api/v1) routed internally to the backend via Nginx.</w:t>
+              <w:t>API base URL endpoint: /api/v1 (routed through CloudFront and Host Nginx).</w:t>
+            </w:r>
+          </w:p>
+        </w:tc>
+      </w:tr>
+    </w:tbl>
+    <w:p>
+      <w:pPr>
+        <w:spacing w:after="60"/>
+      </w:pPr>
+    </w:p>
+    <w:p>
+      <w:pPr>
+        <w:keepNext/>
+        <w:spacing w:before="280" w:after="80"/>
+      </w:pPr>
+      <w:r>
+        <w:rPr>
+          <w:rFonts w:ascii="Calibri" w:hAnsi="Calibri"/>
+          <w:b/>
+          <w:color w:val="1E3A8A"/>
+          <w:sz w:val="32"/>
+        </w:rPr>
+        <w:t>8. CI/CD Deployment Automation &amp; AWS IAM Setup</w:t>
+      </w:r>
+    </w:p>
+    <w:p>
+      <w:pPr>
+        <w:spacing w:before="20" w:after="80" w:line="276" w:lineRule="auto"/>
+      </w:pPr>
+      <w:r>
+        <w:rPr>
+          <w:rFonts w:ascii="Calibri" w:hAnsi="Calibri"/>
+          <w:color w:val="334155"/>
+          <w:sz w:val="21"/>
+        </w:rPr>
+        <w:t>Resume-Saathi utilizes a fully automated Continuous Integration and Continuous Deployment pipeline powered by GitHub Actions and AWS Systems Manager (SSM). This architecture guarantees zero SSH port exposure.</w:t>
+      </w:r>
+    </w:p>
+    <w:p>
+      <w:pPr>
+        <w:keepNext/>
+        <w:spacing w:before="200" w:after="60"/>
+      </w:pPr>
+      <w:r>
+        <w:rPr>
+          <w:rFonts w:ascii="Calibri" w:hAnsi="Calibri"/>
+          <w:b/>
+          <w:color w:val="1E40AF"/>
+          <w:sz w:val="26"/>
+        </w:rPr>
+        <w:t>AWS IAM Security Configuration</w:t>
+      </w:r>
+    </w:p>
+    <w:p>
+      <w:pPr>
+        <w:pStyle w:val="ListBullet"/>
+        <w:spacing w:before="20" w:after="40" w:line="276" w:lineRule="auto"/>
+      </w:pPr>
+      <w:r>
+        <w:rPr>
+          <w:rFonts w:ascii="Calibri" w:hAnsi="Calibri"/>
+          <w:b/>
+          <w:color w:val="1E293B"/>
+          <w:sz w:val="20"/>
+        </w:rPr>
+        <w:t xml:space="preserve">EC2 Instance IAM Role (ResumeSaathi-EC2-SSM-Role): </w:t>
+      </w:r>
+      <w:r>
+        <w:rPr>
+          <w:rFonts w:ascii="Calibri" w:hAnsi="Calibri"/>
+          <w:color w:val="334155"/>
+          <w:sz w:val="20"/>
+        </w:rPr>
+        <w:t>Attached to the EC2 instance with the AmazonSSMManagedInstanceCore managed policy, allowing the instance agent to communicate securely with AWS SSM.</w:t>
+      </w:r>
+    </w:p>
+    <w:p>
+      <w:pPr>
+        <w:pStyle w:val="ListBullet"/>
+        <w:spacing w:before="20" w:after="40" w:line="276" w:lineRule="auto"/>
+      </w:pPr>
+      <w:r>
+        <w:rPr>
+          <w:rFonts w:ascii="Calibri" w:hAnsi="Calibri"/>
+          <w:b/>
+          <w:color w:val="1E293B"/>
+          <w:sz w:val="20"/>
+        </w:rPr>
+        <w:t xml:space="preserve">GitHub Actions IAM User (ResumeSaathi-GitHubActions-Deployer): </w:t>
+      </w:r>
+      <w:r>
+        <w:rPr>
+          <w:rFonts w:ascii="Calibri" w:hAnsi="Calibri"/>
+          <w:color w:val="334155"/>
+          <w:sz w:val="20"/>
+        </w:rPr>
+        <w:t>Programmatic IAM User granted least-privilege permissions for ssm:SendCommand and ssm:GetCommandInvocation.</w:t>
+      </w:r>
+    </w:p>
+    <w:p>
+      <w:pPr>
+        <w:pStyle w:val="ListBullet"/>
+        <w:spacing w:before="20" w:after="40" w:line="276" w:lineRule="auto"/>
+      </w:pPr>
+      <w:r>
+        <w:rPr>
+          <w:rFonts w:ascii="Calibri" w:hAnsi="Calibri"/>
+          <w:b/>
+          <w:color w:val="1E293B"/>
+          <w:sz w:val="20"/>
+        </w:rPr>
+        <w:t xml:space="preserve">GitHub Repository Secrets: </w:t>
+      </w:r>
+      <w:r>
+        <w:rPr>
+          <w:rFonts w:ascii="Calibri" w:hAnsi="Calibri"/>
+          <w:color w:val="334155"/>
+          <w:sz w:val="20"/>
+        </w:rPr>
+        <w:t>AWS_ACCESS_KEY_ID, AWS_SECRET_ACCESS_KEY, AWS_REGION, AWS_INSTANCE_ID, DOCKER_USERNAME, DOCKER_ACCESS_TOKEN.</w:t>
+      </w:r>
+    </w:p>
+    <w:p>
+      <w:pPr>
+        <w:keepNext/>
+        <w:spacing w:before="200" w:after="60"/>
+      </w:pPr>
+      <w:r>
+        <w:rPr>
+          <w:rFonts w:ascii="Calibri" w:hAnsi="Calibri"/>
+          <w:b/>
+          <w:color w:val="1E40AF"/>
+          <w:sz w:val="26"/>
+        </w:rPr>
+        <w:t>Pipeline Workflow Stages</w:t>
+      </w:r>
+    </w:p>
+    <w:p>
+      <w:pPr>
+        <w:pStyle w:val="ListBullet"/>
+        <w:spacing w:before="20" w:after="40" w:line="276" w:lineRule="auto"/>
+      </w:pPr>
+      <w:r>
+        <w:rPr>
+          <w:rFonts w:ascii="Calibri" w:hAnsi="Calibri"/>
+          <w:b/>
+          <w:color w:val="1E293B"/>
+          <w:sz w:val="20"/>
+        </w:rPr>
+        <w:t xml:space="preserve">CI Pipeline (.github/workflows/ci.yml): </w:t>
+      </w:r>
+      <w:r>
+        <w:rPr>
+          <w:rFonts w:ascii="Calibri" w:hAnsi="Calibri"/>
+          <w:color w:val="334155"/>
+          <w:sz w:val="20"/>
+        </w:rPr>
+        <w:t>Runs on pull requests and pushes to main. Validates semantic versioning in version.json, runs Frontend ESLint and Vite build, and tests Backend dependencies.</w:t>
+      </w:r>
+    </w:p>
+    <w:p>
+      <w:pPr>
+        <w:pStyle w:val="ListBullet"/>
+        <w:spacing w:before="20" w:after="40" w:line="276" w:lineRule="auto"/>
+      </w:pPr>
+      <w:r>
+        <w:rPr>
+          <w:rFonts w:ascii="Calibri" w:hAnsi="Calibri"/>
+          <w:b/>
+          <w:color w:val="1E293B"/>
+          <w:sz w:val="20"/>
+        </w:rPr>
+        <w:t xml:space="preserve">CD Pipeline (.github/workflows/cd.yml): </w:t>
+      </w:r>
+      <w:r>
+        <w:rPr>
+          <w:rFonts w:ascii="Calibri" w:hAnsi="Calibri"/>
+          <w:color w:val="334155"/>
+          <w:sz w:val="20"/>
+        </w:rPr>
+        <w:t>Triggers on release commits modifying version.json. Builds Docker images with dual tags (:latest and :vX.Y.Z), pushes to Docker Hub, and sends deployment commands to EC2 via AWS SSM.</w:t>
+      </w:r>
+    </w:p>
+    <w:p>
+      <w:pPr>
+        <w:keepNext/>
+        <w:spacing w:before="280" w:after="80"/>
+      </w:pPr>
+      <w:r>
+        <w:rPr>
+          <w:rFonts w:ascii="Calibri" w:hAnsi="Calibri"/>
+          <w:b/>
+          <w:color w:val="1E3A8A"/>
+          <w:sz w:val="32"/>
+        </w:rPr>
+        <w:t>9. Verification, Healthchecks &amp; Operational Runbook</w:t>
+      </w:r>
+    </w:p>
+    <w:p>
+      <w:pPr>
+        <w:spacing w:before="20" w:after="80" w:line="276" w:lineRule="auto"/>
+      </w:pPr>
+      <w:r>
+        <w:rPr>
+          <w:rFonts w:ascii="Calibri" w:hAnsi="Calibri"/>
+          <w:color w:val="334155"/>
+          <w:sz w:val="21"/>
+        </w:rPr>
+        <w:t>Follow the operational runbook below to verify and maintain the live production environment:</w:t>
+      </w:r>
+    </w:p>
+    <w:p>
+      <w:pPr>
+        <w:keepNext/>
+        <w:spacing w:before="200" w:after="60"/>
+      </w:pPr>
+      <w:r>
+        <w:rPr>
+          <w:rFonts w:ascii="Calibri" w:hAnsi="Calibri"/>
+          <w:b/>
+          <w:color w:val="1E40AF"/>
+          <w:sz w:val="26"/>
+        </w:rPr>
+        <w:t>Production Verification Commands</w:t>
+      </w:r>
+    </w:p>
+    <w:tbl>
+      <w:tblPr>
+        <w:tblW w:type="auto" w:w="0"/>
+        <w:jc w:val="center"/>
+        <w:tblLook w:firstColumn="1" w:firstRow="1" w:lastColumn="0" w:lastRow="0" w:noHBand="0" w:noVBand="1" w:val="04A0"/>
+      </w:tblPr>
+      <w:tblGrid>
+        <w:gridCol w:w="9936"/>
+      </w:tblGrid>
+      <w:tr>
+        <w:tc>
+          <w:tcPr>
+            <w:tcW w:type="dxa" w:w="9936"/>
+            <w:shd w:fill="0F172A"/>
+            <w:tcMar>
+              <w:top w:w="90" w:type="dxa"/>
+              <w:bottom w:w="90" w:type="dxa"/>
+              <w:left w:w="140" w:type="dxa"/>
+              <w:right w:w="140" w:type="dxa"/>
+            </w:tcMar>
+            <w:tcBorders>
+              <w:left w:val="single" w:sz="8" w:space="0" w:color="334155"/>
+              <w:top w:val="single" w:sz="8" w:space="0" w:color="334155"/>
+              <w:bottom w:val="single" w:sz="8" w:space="0" w:color="334155"/>
+              <w:right w:val="single" w:sz="8" w:space="0" w:color="334155"/>
+            </w:tcBorders>
+          </w:tcPr>
+          <w:p>
+            <w:pPr>
+              <w:spacing w:before="40" w:after="40" w:line="276" w:lineRule="auto"/>
+            </w:pPr>
+            <w:r>
+              <w:rPr>
+                <w:rFonts w:ascii="Consolas" w:hAnsi="Consolas"/>
+                <w:color w:val="F1F5F9"/>
+                <w:sz w:val="17"/>
+              </w:rPr>
+              <w:t># 1. Test Public CloudFront Domain (Should return HTTP 200 OK via CloudFront POP)</w:t>
+              <w:br/>
+              <w:t>curl -i https://resumesaathi.tusharsaini.tech/api/v1/healthcheck</w:t>
+              <w:br/>
+              <w:t># Output: HTTP/1.1 200 OK | Via: 1.1 ... (CloudFront) | X-Amz-Cf-Pop: DEL51-P6</w:t>
+              <w:br/>
+              <w:br/>
+              <w:t># 2. Test Direct EC2 IP Access (Should be immediately dropped via code 444)</w:t>
+              <w:br/>
+              <w:t>curl -k -i https://13.233.154.129/api/v1/healthcheck</w:t>
+              <w:br/>
+              <w:t># Output: curl: (56) schannel: server closed abruptly (missing close_notify)</w:t>
+              <w:br/>
+              <w:br/>
+              <w:t># 3. Test Static Asset Edge Caching (Should report Hit from cloudfront)</w:t>
+              <w:br/>
+              <w:t>curl -I https://resumesaathi.tusharsaini.tech/assets/index.js</w:t>
+              <w:br/>
+              <w:t># Output: X-Cache: Hit from cloudfront</w:t>
+            </w:r>
+          </w:p>
+        </w:tc>
+      </w:tr>
+    </w:tbl>
+    <w:p>
+      <w:pPr>
+        <w:spacing w:after="40"/>
+      </w:pPr>
+    </w:p>
+    <w:p>
+      <w:pPr>
+        <w:keepNext/>
+        <w:spacing w:before="200" w:after="60"/>
+      </w:pPr>
+      <w:r>
+        <w:rPr>
+          <w:rFonts w:ascii="Calibri" w:hAnsi="Calibri"/>
+          <w:b/>
+          <w:color w:val="1E40AF"/>
+          <w:sz w:val="26"/>
+        </w:rPr>
+        <w:t>Common Operational Maintenance Commands</w:t>
+      </w:r>
+    </w:p>
+    <w:tbl>
+      <w:tblPr>
+        <w:tblW w:type="auto" w:w="0"/>
+        <w:jc w:val="center"/>
+        <w:tblLook w:firstColumn="1" w:firstRow="1" w:lastColumn="0" w:lastRow="0" w:noHBand="0" w:noVBand="1" w:val="04A0"/>
+        <w:tblBorders>
+          <w:top w:val="single" w:sz="4" w:space="0" w:color="CBD5E1"/>
+          <w:bottom w:val="single" w:sz="4" w:space="0" w:color="CBD5E1"/>
+          <w:insideH w:val="single" w:sz="4" w:space="0" w:color="CBD5E1"/>
+          <w:insideV w:val="none"/>
+          <w:left w:val="none"/>
+          <w:right w:val="none"/>
+        </w:tblBorders>
+      </w:tblPr>
+      <w:tblGrid>
+        <w:gridCol w:w="3312"/>
+        <w:gridCol w:w="3312"/>
+        <w:gridCol w:w="3312"/>
+      </w:tblGrid>
+      <w:tr>
+        <w:tc>
+          <w:tcPr>
+            <w:tcW w:type="dxa" w:w="2592"/>
+            <w:shd w:fill="1E3A8A"/>
+            <w:tcMar>
+              <w:top w:w="100" w:type="dxa"/>
+              <w:bottom w:w="100" w:type="dxa"/>
+              <w:left w:w="120" w:type="dxa"/>
+              <w:right w:w="120" w:type="dxa"/>
+            </w:tcMar>
+          </w:tcPr>
+          <w:p>
+            <w:pPr>
+              <w:spacing w:before="20" w:after="20"/>
+            </w:pPr>
+            <w:r>
+              <w:rPr>
+                <w:rFonts w:ascii="Calibri" w:hAnsi="Calibri"/>
+                <w:b/>
+                <w:color w:val="FFFFFF"/>
+                <w:sz w:val="19"/>
+              </w:rPr>
+              <w:t>Action</w:t>
+            </w:r>
+          </w:p>
+        </w:tc>
+        <w:tc>
+          <w:tcPr>
+            <w:tcW w:type="dxa" w:w="4608"/>
+            <w:shd w:fill="1E3A8A"/>
+            <w:tcMar>
+              <w:top w:w="100" w:type="dxa"/>
+              <w:bottom w:w="100" w:type="dxa"/>
+              <w:left w:w="120" w:type="dxa"/>
+              <w:right w:w="120" w:type="dxa"/>
+            </w:tcMar>
+          </w:tcPr>
+          <w:p>
+            <w:pPr>
+              <w:spacing w:before="20" w:after="20"/>
+            </w:pPr>
+            <w:r>
+              <w:rPr>
+                <w:rFonts w:ascii="Calibri" w:hAnsi="Calibri"/>
+                <w:b/>
+                <w:color w:val="FFFFFF"/>
+                <w:sz w:val="19"/>
+              </w:rPr>
+              <w:t>Command</w:t>
+            </w:r>
+          </w:p>
+        </w:tc>
+        <w:tc>
+          <w:tcPr>
+            <w:tcW w:type="dxa" w:w="2880"/>
+            <w:shd w:fill="1E3A8A"/>
+            <w:tcMar>
+              <w:top w:w="100" w:type="dxa"/>
+              <w:bottom w:w="100" w:type="dxa"/>
+              <w:left w:w="120" w:type="dxa"/>
+              <w:right w:w="120" w:type="dxa"/>
+            </w:tcMar>
+          </w:tcPr>
+          <w:p>
+            <w:pPr>
+              <w:spacing w:before="20" w:after="20"/>
+            </w:pPr>
+            <w:r>
+              <w:rPr>
+                <w:rFonts w:ascii="Calibri" w:hAnsi="Calibri"/>
+                <w:b/>
+                <w:color w:val="FFFFFF"/>
+                <w:sz w:val="19"/>
+              </w:rPr>
+              <w:t>Expected Result</w:t>
             </w:r>
           </w:p>
         </w:tc>
@@ -2226,62 +4973,538 @@
       <w:tr>
         <w:tc>
           <w:tcPr>
-            <w:tcW w:type="dxa" w:w="3120"/>
+            <w:tcW w:type="dxa" w:w="2592"/>
             <w:shd w:fill="FFFFFF"/>
             <w:tcMar>
-              <w:top w:w="60" w:type="dxa"/>
-              <w:bottom w:w="60" w:type="dxa"/>
-              <w:left w:w="100" w:type="dxa"/>
-              <w:right w:w="100" w:type="dxa"/>
+              <w:top w:w="80" w:type="dxa"/>
+              <w:bottom w:w="80" w:type="dxa"/>
+              <w:left w:w="120" w:type="dxa"/>
+              <w:right w:w="120" w:type="dxa"/>
             </w:tcMar>
           </w:tcPr>
           <w:p>
+            <w:pPr>
+              <w:spacing w:before="20" w:after="20" w:line="276" w:lineRule="auto"/>
+            </w:pPr>
             <w:r>
               <w:rPr>
-                <w:b/>
+                <w:rFonts w:ascii="Calibri" w:hAnsi="Calibri"/>
+                <w:color w:val="1E293B"/>
                 <w:sz w:val="18"/>
               </w:rPr>
-              <w:t>AWS_INSTANCE_ID</w:t>
+              <w:t>Check Container Status</w:t>
             </w:r>
           </w:p>
         </w:tc>
         <w:tc>
           <w:tcPr>
-            <w:tcW w:type="dxa" w:w="3120"/>
+            <w:tcW w:type="dxa" w:w="4608"/>
             <w:shd w:fill="FFFFFF"/>
             <w:tcMar>
-              <w:top w:w="60" w:type="dxa"/>
-              <w:bottom w:w="60" w:type="dxa"/>
-              <w:left w:w="100" w:type="dxa"/>
-              <w:right w:w="100" w:type="dxa"/>
+              <w:top w:w="80" w:type="dxa"/>
+              <w:bottom w:w="80" w:type="dxa"/>
+              <w:left w:w="120" w:type="dxa"/>
+              <w:right w:w="120" w:type="dxa"/>
             </w:tcMar>
           </w:tcPr>
           <w:p>
+            <w:pPr>
+              <w:spacing w:before="20" w:after="20" w:line="276" w:lineRule="auto"/>
+            </w:pPr>
             <w:r>
               <w:rPr>
+                <w:rFonts w:ascii="Calibri" w:hAnsi="Calibri"/>
+                <w:color w:val="1E293B"/>
                 <w:sz w:val="18"/>
               </w:rPr>
-              <w:t>GitHub Secret</w:t>
+              <w:t>sudo docker compose -f /home/ubuntu/resumesaathi/docker-compose.yml ps</w:t>
             </w:r>
           </w:p>
         </w:tc>
         <w:tc>
           <w:tcPr>
-            <w:tcW w:type="dxa" w:w="3120"/>
+            <w:tcW w:type="dxa" w:w="2880"/>
             <w:shd w:fill="FFFFFF"/>
             <w:tcMar>
-              <w:top w:w="60" w:type="dxa"/>
-              <w:bottom w:w="60" w:type="dxa"/>
-              <w:left w:w="100" w:type="dxa"/>
-              <w:right w:w="100" w:type="dxa"/>
+              <w:top w:w="80" w:type="dxa"/>
+              <w:bottom w:w="80" w:type="dxa"/>
+              <w:left w:w="120" w:type="dxa"/>
+              <w:right w:w="120" w:type="dxa"/>
             </w:tcMar>
           </w:tcPr>
           <w:p>
+            <w:pPr>
+              <w:spacing w:before="20" w:after="20" w:line="276" w:lineRule="auto"/>
+            </w:pPr>
             <w:r>
               <w:rPr>
+                <w:rFonts w:ascii="Calibri" w:hAnsi="Calibri"/>
+                <w:color w:val="1E293B"/>
                 <w:sz w:val="18"/>
               </w:rPr>
-              <w:t>EC2 Instance ID (e.g. i-0abcd1234ef567890) targeted by AWS SSM.</w:t>
+              <w:t>Both containers display status (healthy)</w:t>
+            </w:r>
+          </w:p>
+        </w:tc>
+      </w:tr>
+      <w:tr>
+        <w:tc>
+          <w:tcPr>
+            <w:tcW w:type="dxa" w:w="2592"/>
+            <w:shd w:fill="F8FAFC"/>
+            <w:tcMar>
+              <w:top w:w="80" w:type="dxa"/>
+              <w:bottom w:w="80" w:type="dxa"/>
+              <w:left w:w="120" w:type="dxa"/>
+              <w:right w:w="120" w:type="dxa"/>
+            </w:tcMar>
+          </w:tcPr>
+          <w:p>
+            <w:pPr>
+              <w:spacing w:before="20" w:after="20" w:line="276" w:lineRule="auto"/>
+            </w:pPr>
+            <w:r>
+              <w:rPr>
+                <w:rFonts w:ascii="Calibri" w:hAnsi="Calibri"/>
+                <w:color w:val="1E293B"/>
+                <w:sz w:val="18"/>
+              </w:rPr>
+              <w:t>Stream Backend Logs</w:t>
+            </w:r>
+          </w:p>
+        </w:tc>
+        <w:tc>
+          <w:tcPr>
+            <w:tcW w:type="dxa" w:w="4608"/>
+            <w:shd w:fill="F8FAFC"/>
+            <w:tcMar>
+              <w:top w:w="80" w:type="dxa"/>
+              <w:bottom w:w="80" w:type="dxa"/>
+              <w:left w:w="120" w:type="dxa"/>
+              <w:right w:w="120" w:type="dxa"/>
+            </w:tcMar>
+          </w:tcPr>
+          <w:p>
+            <w:pPr>
+              <w:spacing w:before="20" w:after="20" w:line="276" w:lineRule="auto"/>
+            </w:pPr>
+            <w:r>
+              <w:rPr>
+                <w:rFonts w:ascii="Calibri" w:hAnsi="Calibri"/>
+                <w:color w:val="1E293B"/>
+                <w:sz w:val="18"/>
+              </w:rPr>
+              <w:t>sudo docker logs -f resume-backend-container --tail 100</w:t>
+            </w:r>
+          </w:p>
+        </w:tc>
+        <w:tc>
+          <w:tcPr>
+            <w:tcW w:type="dxa" w:w="2880"/>
+            <w:shd w:fill="F8FAFC"/>
+            <w:tcMar>
+              <w:top w:w="80" w:type="dxa"/>
+              <w:bottom w:w="80" w:type="dxa"/>
+              <w:left w:w="120" w:type="dxa"/>
+              <w:right w:w="120" w:type="dxa"/>
+            </w:tcMar>
+          </w:tcPr>
+          <w:p>
+            <w:pPr>
+              <w:spacing w:before="20" w:after="20" w:line="276" w:lineRule="auto"/>
+            </w:pPr>
+            <w:r>
+              <w:rPr>
+                <w:rFonts w:ascii="Calibri" w:hAnsi="Calibri"/>
+                <w:color w:val="1E293B"/>
+                <w:sz w:val="18"/>
+              </w:rPr>
+              <w:t>Live stream of Express and MongoDB events</w:t>
+            </w:r>
+          </w:p>
+        </w:tc>
+      </w:tr>
+      <w:tr>
+        <w:tc>
+          <w:tcPr>
+            <w:tcW w:type="dxa" w:w="2592"/>
+            <w:shd w:fill="FFFFFF"/>
+            <w:tcMar>
+              <w:top w:w="80" w:type="dxa"/>
+              <w:bottom w:w="80" w:type="dxa"/>
+              <w:left w:w="120" w:type="dxa"/>
+              <w:right w:w="120" w:type="dxa"/>
+            </w:tcMar>
+          </w:tcPr>
+          <w:p>
+            <w:pPr>
+              <w:spacing w:before="20" w:after="20" w:line="276" w:lineRule="auto"/>
+            </w:pPr>
+            <w:r>
+              <w:rPr>
+                <w:rFonts w:ascii="Calibri" w:hAnsi="Calibri"/>
+                <w:color w:val="1E293B"/>
+                <w:sz w:val="18"/>
+              </w:rPr>
+              <w:t>Stream Frontend Logs</w:t>
+            </w:r>
+          </w:p>
+        </w:tc>
+        <w:tc>
+          <w:tcPr>
+            <w:tcW w:type="dxa" w:w="4608"/>
+            <w:shd w:fill="FFFFFF"/>
+            <w:tcMar>
+              <w:top w:w="80" w:type="dxa"/>
+              <w:bottom w:w="80" w:type="dxa"/>
+              <w:left w:w="120" w:type="dxa"/>
+              <w:right w:w="120" w:type="dxa"/>
+            </w:tcMar>
+          </w:tcPr>
+          <w:p>
+            <w:pPr>
+              <w:spacing w:before="20" w:after="20" w:line="276" w:lineRule="auto"/>
+            </w:pPr>
+            <w:r>
+              <w:rPr>
+                <w:rFonts w:ascii="Calibri" w:hAnsi="Calibri"/>
+                <w:color w:val="1E293B"/>
+                <w:sz w:val="18"/>
+              </w:rPr>
+              <w:t>sudo docker logs -f resume-frontend-container --tail 100</w:t>
+            </w:r>
+          </w:p>
+        </w:tc>
+        <w:tc>
+          <w:tcPr>
+            <w:tcW w:type="dxa" w:w="2880"/>
+            <w:shd w:fill="FFFFFF"/>
+            <w:tcMar>
+              <w:top w:w="80" w:type="dxa"/>
+              <w:bottom w:w="80" w:type="dxa"/>
+              <w:left w:w="120" w:type="dxa"/>
+              <w:right w:w="120" w:type="dxa"/>
+            </w:tcMar>
+          </w:tcPr>
+          <w:p>
+            <w:pPr>
+              <w:spacing w:before="20" w:after="20" w:line="276" w:lineRule="auto"/>
+            </w:pPr>
+            <w:r>
+              <w:rPr>
+                <w:rFonts w:ascii="Calibri" w:hAnsi="Calibri"/>
+                <w:color w:val="1E293B"/>
+                <w:sz w:val="18"/>
+              </w:rPr>
+              <w:t>Live stream of client SPA requests</w:t>
+            </w:r>
+          </w:p>
+        </w:tc>
+      </w:tr>
+      <w:tr>
+        <w:tc>
+          <w:tcPr>
+            <w:tcW w:type="dxa" w:w="2592"/>
+            <w:shd w:fill="F8FAFC"/>
+            <w:tcMar>
+              <w:top w:w="80" w:type="dxa"/>
+              <w:bottom w:w="80" w:type="dxa"/>
+              <w:left w:w="120" w:type="dxa"/>
+              <w:right w:w="120" w:type="dxa"/>
+            </w:tcMar>
+          </w:tcPr>
+          <w:p>
+            <w:pPr>
+              <w:spacing w:before="20" w:after="20" w:line="276" w:lineRule="auto"/>
+            </w:pPr>
+            <w:r>
+              <w:rPr>
+                <w:rFonts w:ascii="Calibri" w:hAnsi="Calibri"/>
+                <w:color w:val="1E293B"/>
+                <w:sz w:val="18"/>
+              </w:rPr>
+              <w:t>Restart Docker Stack</w:t>
+            </w:r>
+          </w:p>
+        </w:tc>
+        <w:tc>
+          <w:tcPr>
+            <w:tcW w:type="dxa" w:w="4608"/>
+            <w:shd w:fill="F8FAFC"/>
+            <w:tcMar>
+              <w:top w:w="80" w:type="dxa"/>
+              <w:bottom w:w="80" w:type="dxa"/>
+              <w:left w:w="120" w:type="dxa"/>
+              <w:right w:w="120" w:type="dxa"/>
+            </w:tcMar>
+          </w:tcPr>
+          <w:p>
+            <w:pPr>
+              <w:spacing w:before="20" w:after="20" w:line="276" w:lineRule="auto"/>
+            </w:pPr>
+            <w:r>
+              <w:rPr>
+                <w:rFonts w:ascii="Calibri" w:hAnsi="Calibri"/>
+                <w:color w:val="1E293B"/>
+                <w:sz w:val="18"/>
+              </w:rPr>
+              <w:t>cd /home/ubuntu/resumesaathi &amp;&amp; sudo docker compose restart</w:t>
+            </w:r>
+          </w:p>
+        </w:tc>
+        <w:tc>
+          <w:tcPr>
+            <w:tcW w:type="dxa" w:w="2880"/>
+            <w:shd w:fill="F8FAFC"/>
+            <w:tcMar>
+              <w:top w:w="80" w:type="dxa"/>
+              <w:bottom w:w="80" w:type="dxa"/>
+              <w:left w:w="120" w:type="dxa"/>
+              <w:right w:w="120" w:type="dxa"/>
+            </w:tcMar>
+          </w:tcPr>
+          <w:p>
+            <w:pPr>
+              <w:spacing w:before="20" w:after="20" w:line="276" w:lineRule="auto"/>
+            </w:pPr>
+            <w:r>
+              <w:rPr>
+                <w:rFonts w:ascii="Calibri" w:hAnsi="Calibri"/>
+                <w:color w:val="1E293B"/>
+                <w:sz w:val="18"/>
+              </w:rPr>
+              <w:t>Graceful container restart in ~5 seconds</w:t>
+            </w:r>
+          </w:p>
+        </w:tc>
+      </w:tr>
+      <w:tr>
+        <w:tc>
+          <w:tcPr>
+            <w:tcW w:type="dxa" w:w="2592"/>
+            <w:shd w:fill="FFFFFF"/>
+            <w:tcMar>
+              <w:top w:w="80" w:type="dxa"/>
+              <w:bottom w:w="80" w:type="dxa"/>
+              <w:left w:w="120" w:type="dxa"/>
+              <w:right w:w="120" w:type="dxa"/>
+            </w:tcMar>
+          </w:tcPr>
+          <w:p>
+            <w:pPr>
+              <w:spacing w:before="20" w:after="20" w:line="276" w:lineRule="auto"/>
+            </w:pPr>
+            <w:r>
+              <w:rPr>
+                <w:rFonts w:ascii="Calibri" w:hAnsi="Calibri"/>
+                <w:color w:val="1E293B"/>
+                <w:sz w:val="18"/>
+              </w:rPr>
+              <w:t>Test &amp; Reload Nginx</w:t>
+            </w:r>
+          </w:p>
+        </w:tc>
+        <w:tc>
+          <w:tcPr>
+            <w:tcW w:type="dxa" w:w="4608"/>
+            <w:shd w:fill="FFFFFF"/>
+            <w:tcMar>
+              <w:top w:w="80" w:type="dxa"/>
+              <w:bottom w:w="80" w:type="dxa"/>
+              <w:left w:w="120" w:type="dxa"/>
+              <w:right w:w="120" w:type="dxa"/>
+            </w:tcMar>
+          </w:tcPr>
+          <w:p>
+            <w:pPr>
+              <w:spacing w:before="20" w:after="20" w:line="276" w:lineRule="auto"/>
+            </w:pPr>
+            <w:r>
+              <w:rPr>
+                <w:rFonts w:ascii="Calibri" w:hAnsi="Calibri"/>
+                <w:color w:val="1E293B"/>
+                <w:sz w:val="18"/>
+              </w:rPr>
+              <w:t>sudo nginx -t &amp;&amp; sudo systemctl reload nginx</w:t>
+            </w:r>
+          </w:p>
+        </w:tc>
+        <w:tc>
+          <w:tcPr>
+            <w:tcW w:type="dxa" w:w="2880"/>
+            <w:shd w:fill="FFFFFF"/>
+            <w:tcMar>
+              <w:top w:w="80" w:type="dxa"/>
+              <w:bottom w:w="80" w:type="dxa"/>
+              <w:left w:w="120" w:type="dxa"/>
+              <w:right w:w="120" w:type="dxa"/>
+            </w:tcMar>
+          </w:tcPr>
+          <w:p>
+            <w:pPr>
+              <w:spacing w:before="20" w:after="20" w:line="276" w:lineRule="auto"/>
+            </w:pPr>
+            <w:r>
+              <w:rPr>
+                <w:rFonts w:ascii="Calibri" w:hAnsi="Calibri"/>
+                <w:color w:val="1E293B"/>
+                <w:sz w:val="18"/>
+              </w:rPr>
+              <w:t>Syntax test OK and zero-downtime reload</w:t>
+            </w:r>
+          </w:p>
+        </w:tc>
+      </w:tr>
+      <w:tr>
+        <w:tc>
+          <w:tcPr>
+            <w:tcW w:type="dxa" w:w="2592"/>
+            <w:shd w:fill="F8FAFC"/>
+            <w:tcMar>
+              <w:top w:w="80" w:type="dxa"/>
+              <w:bottom w:w="80" w:type="dxa"/>
+              <w:left w:w="120" w:type="dxa"/>
+              <w:right w:w="120" w:type="dxa"/>
+            </w:tcMar>
+          </w:tcPr>
+          <w:p>
+            <w:pPr>
+              <w:spacing w:before="20" w:after="20" w:line="276" w:lineRule="auto"/>
+            </w:pPr>
+            <w:r>
+              <w:rPr>
+                <w:rFonts w:ascii="Calibri" w:hAnsi="Calibri"/>
+                <w:color w:val="1E293B"/>
+                <w:sz w:val="18"/>
+              </w:rPr>
+              <w:t>Dry-Run SSL Renewal</w:t>
+            </w:r>
+          </w:p>
+        </w:tc>
+        <w:tc>
+          <w:tcPr>
+            <w:tcW w:type="dxa" w:w="4608"/>
+            <w:shd w:fill="F8FAFC"/>
+            <w:tcMar>
+              <w:top w:w="80" w:type="dxa"/>
+              <w:bottom w:w="80" w:type="dxa"/>
+              <w:left w:w="120" w:type="dxa"/>
+              <w:right w:w="120" w:type="dxa"/>
+            </w:tcMar>
+          </w:tcPr>
+          <w:p>
+            <w:pPr>
+              <w:spacing w:before="20" w:after="20" w:line="276" w:lineRule="auto"/>
+            </w:pPr>
+            <w:r>
+              <w:rPr>
+                <w:rFonts w:ascii="Calibri" w:hAnsi="Calibri"/>
+                <w:color w:val="1E293B"/>
+                <w:sz w:val="18"/>
+              </w:rPr>
+              <w:t>sudo certbot renew --dry-run</w:t>
+            </w:r>
+          </w:p>
+        </w:tc>
+        <w:tc>
+          <w:tcPr>
+            <w:tcW w:type="dxa" w:w="2880"/>
+            <w:shd w:fill="F8FAFC"/>
+            <w:tcMar>
+              <w:top w:w="80" w:type="dxa"/>
+              <w:bottom w:w="80" w:type="dxa"/>
+              <w:left w:w="120" w:type="dxa"/>
+              <w:right w:w="120" w:type="dxa"/>
+            </w:tcMar>
+          </w:tcPr>
+          <w:p>
+            <w:pPr>
+              <w:spacing w:before="20" w:after="20" w:line="276" w:lineRule="auto"/>
+            </w:pPr>
+            <w:r>
+              <w:rPr>
+                <w:rFonts w:ascii="Calibri" w:hAnsi="Calibri"/>
+                <w:color w:val="1E293B"/>
+                <w:sz w:val="18"/>
+              </w:rPr>
+              <w:t>Certbot simulates renewal successfully</w:t>
+            </w:r>
+          </w:p>
+        </w:tc>
+      </w:tr>
+      <w:tr>
+        <w:tc>
+          <w:tcPr>
+            <w:tcW w:type="dxa" w:w="2592"/>
+            <w:shd w:fill="FFFFFF"/>
+            <w:tcMar>
+              <w:top w:w="80" w:type="dxa"/>
+              <w:bottom w:w="80" w:type="dxa"/>
+              <w:left w:w="120" w:type="dxa"/>
+              <w:right w:w="120" w:type="dxa"/>
+            </w:tcMar>
+          </w:tcPr>
+          <w:p>
+            <w:pPr>
+              <w:spacing w:before="20" w:after="20" w:line="276" w:lineRule="auto"/>
+            </w:pPr>
+            <w:r>
+              <w:rPr>
+                <w:rFonts w:ascii="Calibri" w:hAnsi="Calibri"/>
+                <w:color w:val="1E293B"/>
+                <w:sz w:val="18"/>
+              </w:rPr>
+              <w:t>Purge CloudFront Cache</w:t>
+            </w:r>
+          </w:p>
+        </w:tc>
+        <w:tc>
+          <w:tcPr>
+            <w:tcW w:type="dxa" w:w="4608"/>
+            <w:shd w:fill="FFFFFF"/>
+            <w:tcMar>
+              <w:top w:w="80" w:type="dxa"/>
+              <w:bottom w:w="80" w:type="dxa"/>
+              <w:left w:w="120" w:type="dxa"/>
+              <w:right w:w="120" w:type="dxa"/>
+            </w:tcMar>
+          </w:tcPr>
+          <w:p>
+            <w:pPr>
+              <w:spacing w:before="20" w:after="20" w:line="276" w:lineRule="auto"/>
+            </w:pPr>
+            <w:r>
+              <w:rPr>
+                <w:rFonts w:ascii="Calibri" w:hAnsi="Calibri"/>
+                <w:color w:val="1E293B"/>
+                <w:sz w:val="18"/>
+              </w:rPr>
+              <w:t>aws cloudfront create-invalidation --distribution-id E39I7YPL7MHKBE --paths '/*'</w:t>
+            </w:r>
+          </w:p>
+        </w:tc>
+        <w:tc>
+          <w:tcPr>
+            <w:tcW w:type="dxa" w:w="2880"/>
+            <w:shd w:fill="FFFFFF"/>
+            <w:tcMar>
+              <w:top w:w="80" w:type="dxa"/>
+              <w:bottom w:w="80" w:type="dxa"/>
+              <w:left w:w="120" w:type="dxa"/>
+              <w:right w:w="120" w:type="dxa"/>
+            </w:tcMar>
+          </w:tcPr>
+          <w:p>
+            <w:pPr>
+              <w:spacing w:before="20" w:after="20" w:line="276" w:lineRule="auto"/>
+            </w:pPr>
+            <w:r>
+              <w:rPr>
+                <w:rFonts w:ascii="Calibri" w:hAnsi="Calibri"/>
+                <w:color w:val="1E293B"/>
+                <w:sz w:val="18"/>
+              </w:rPr>
+              <w:t>Invalidation created; edge POPs fetch latest code</w:t>
             </w:r>
           </w:p>
         </w:tc>
@@ -2289,211 +5512,12 @@
     </w:tbl>
     <w:p>
       <w:pPr>
-        <w:pStyle w:val="Heading1"/>
+        <w:spacing w:after="60"/>
       </w:pPr>
-      <w:r>
-        <w:t>8. CI/CD Deployment Automation &amp; AWS IAM Setup</w:t>
-      </w:r>
-    </w:p>
-    <w:p>
-      <w:r>
-        <w:t>The project employs automated Continuous Integration and Continuous Deployment using GitHub Actions and AWS Systems Manager (SSM). To secure communications between GitHub and AWS without opening SSH port 22 or storing private keys, two IAM entities are configured:</w:t>
-      </w:r>
-    </w:p>
-    <w:p>
-      <w:r>
-        <w:rPr>
-          <w:b/>
-          <w:sz w:val="20"/>
-        </w:rPr>
-        <w:t xml:space="preserve">• EC2 Instance IAM Role (ResumeSaathi-EC2-SSM-Role): </w:t>
-      </w:r>
-      <w:r>
-        <w:rPr>
-          <w:sz w:val="20"/>
-        </w:rPr>
-        <w:t>Created with service entity ec2.amazonaws.com and attached managed policy AmazonSSMManagedInstanceCore. Attached to the EC2 instance profile via AWS Console -&gt; EC2 -&gt; Modify IAM role.</w:t>
-      </w:r>
-    </w:p>
-    <w:p>
-      <w:r>
-        <w:rPr>
-          <w:b/>
-          <w:sz w:val="20"/>
-        </w:rPr>
-        <w:t xml:space="preserve">• GitHub Actions IAM User (ResumeSaathi-GitHubActions-Deployer): </w:t>
-      </w:r>
-      <w:r>
-        <w:rPr>
-          <w:sz w:val="20"/>
-        </w:rPr>
-        <w:t>Programmatic IAM User granted least-privilege permission for ssm:SendCommand (targeting AWS-RunShellScript and your EC2 instance ARN) and ssm:GetCommandInvocation for tracking deployment status.</w:t>
-      </w:r>
-    </w:p>
-    <w:p>
-      <w:r>
-        <w:rPr>
-          <w:b/>
-          <w:sz w:val="20"/>
-        </w:rPr>
-        <w:t xml:space="preserve">• Repository Secrets: </w:t>
-      </w:r>
-      <w:r>
-        <w:rPr>
-          <w:sz w:val="20"/>
-        </w:rPr>
-        <w:t>AWS_ACCESS_KEY_ID, AWS_SECRET_ACCESS_KEY, AWS_REGION, AWS_INSTANCE_ID, DOCKER_USERNAME, and DOCKER_ACCESS_TOKEN added to GitHub Repo -&gt; Settings -&gt; Secrets and variables -&gt; Actions.</w:t>
-      </w:r>
-    </w:p>
-    <w:p>
-      <w:r>
-        <w:rPr>
-          <w:b/>
-          <w:sz w:val="20"/>
-        </w:rPr>
-        <w:t xml:space="preserve">• Continuous Integration (.github/workflows/ci.yml): </w:t>
-      </w:r>
-      <w:r>
-        <w:rPr>
-          <w:sz w:val="20"/>
-        </w:rPr>
-        <w:t>Triggers on all pushes and PRs to main. Validates version.json semantic format, verifies Frontend npm lint and build, and installs Backend dependencies.</w:t>
-      </w:r>
-    </w:p>
-    <w:p>
-      <w:r>
-        <w:rPr>
-          <w:b/>
-          <w:sz w:val="20"/>
-        </w:rPr>
-        <w:t xml:space="preserve">• Continuous Deployment (.github/workflows/cd.yml): </w:t>
-      </w:r>
-      <w:r>
-        <w:rPr>
-          <w:sz w:val="20"/>
-        </w:rPr>
-        <w:t>Triggers on pushes to main modifying version.json. Builds Docker images, pushes dual tags (:latest and :vX.Y.Z) to Docker Hub, and sends deployment commands via AWS SSM with zero downtime.</w:t>
-      </w:r>
-    </w:p>
-    <w:p>
-      <w:pPr>
-        <w:pStyle w:val="Heading1"/>
-      </w:pPr>
-      <w:r>
-        <w:t>9. Verification &amp; Operational Commands</w:t>
-      </w:r>
-    </w:p>
-    <w:p>
-      <w:r>
-        <w:rPr>
-          <w:b/>
-          <w:sz w:val="19"/>
-        </w:rPr>
-        <w:t>Check Running Containers:</w:t>
-        <w:br/>
-      </w:r>
-      <w:r>
-        <w:rPr>
-          <w:rFonts w:ascii="Courier New" w:hAnsi="Courier New"/>
-          <w:color w:val="1E40AF"/>
-          <w:sz w:val="18"/>
-        </w:rPr>
-        <w:t xml:space="preserve">   sudo docker compose -f /home/ubuntu/resumesaathi/docker-compose.yml ps</w:t>
-      </w:r>
-    </w:p>
-    <w:p>
-      <w:r>
-        <w:rPr>
-          <w:b/>
-          <w:sz w:val="19"/>
-        </w:rPr>
-        <w:t>Stream Backend Logs:</w:t>
-        <w:br/>
-      </w:r>
-      <w:r>
-        <w:rPr>
-          <w:rFonts w:ascii="Courier New" w:hAnsi="Courier New"/>
-          <w:color w:val="1E40AF"/>
-          <w:sz w:val="18"/>
-        </w:rPr>
-        <w:t xml:space="preserve">   sudo docker logs -f resume-backend-container --tail 100</w:t>
-      </w:r>
-    </w:p>
-    <w:p>
-      <w:r>
-        <w:rPr>
-          <w:b/>
-          <w:sz w:val="19"/>
-        </w:rPr>
-        <w:t>Stream Frontend Logs:</w:t>
-        <w:br/>
-      </w:r>
-      <w:r>
-        <w:rPr>
-          <w:rFonts w:ascii="Courier New" w:hAnsi="Courier New"/>
-          <w:color w:val="1E40AF"/>
-          <w:sz w:val="18"/>
-        </w:rPr>
-        <w:t xml:space="preserve">   sudo docker logs -f resume-frontend-container --tail 100</w:t>
-      </w:r>
-    </w:p>
-    <w:p>
-      <w:r>
-        <w:rPr>
-          <w:b/>
-          <w:sz w:val="19"/>
-        </w:rPr>
-        <w:t>Restart Application Stack:</w:t>
-        <w:br/>
-      </w:r>
-      <w:r>
-        <w:rPr>
-          <w:rFonts w:ascii="Courier New" w:hAnsi="Courier New"/>
-          <w:color w:val="1E40AF"/>
-          <w:sz w:val="18"/>
-        </w:rPr>
-        <w:t xml:space="preserve">   cd /home/ubuntu/resumesaathi &amp;&amp; sudo docker compose restart</w:t>
-      </w:r>
-    </w:p>
-    <w:p>
-      <w:r>
-        <w:rPr>
-          <w:b/>
-          <w:sz w:val="19"/>
-        </w:rPr>
-        <w:t>Test Nginx &amp; Reload Proxy:</w:t>
-        <w:br/>
-      </w:r>
-      <w:r>
-        <w:rPr>
-          <w:rFonts w:ascii="Courier New" w:hAnsi="Courier New"/>
-          <w:color w:val="1E40AF"/>
-          <w:sz w:val="18"/>
-        </w:rPr>
-        <w:t xml:space="preserve">   sudo nginx -t &amp;&amp; sudo systemctl reload nginx</w:t>
-      </w:r>
-    </w:p>
-    <w:p>
-      <w:r>
-        <w:rPr>
-          <w:b/>
-          <w:sz w:val="19"/>
-        </w:rPr>
-        <w:t>Verify SSL Renewal Status:</w:t>
-        <w:br/>
-      </w:r>
-      <w:r>
-        <w:rPr>
-          <w:rFonts w:ascii="Courier New" w:hAnsi="Courier New"/>
-          <w:color w:val="1E40AF"/>
-          <w:sz w:val="18"/>
-        </w:rPr>
-        <w:t xml:space="preserve">   sudo certbot renew --dry-run</w:t>
-      </w:r>
     </w:p>
     <w:sectPr>
       <w:pgSz w:w="12240" w:h="15840"/>
-      <w:pgMar w:top="1440" w:right="1440" w:bottom="1440" w:left="1440" w:header="720" w:footer="720" w:gutter="0"/>
+      <w:pgMar w:top="1152" w:right="1152" w:bottom="1152" w:left="1152" w:header="720" w:footer="720" w:gutter="0"/>
       <w:cols w:space="720"/>
       <w:docGrid w:linePitch="360"/>
     </w:sectPr>
